--- a/docs/lectures/lecture_04/04_lecture_powerpoint.docx
+++ b/docs/lectures/lecture_04/04_lecture_powerpoint.docx
@@ -19,9 +19,10 @@
       </w:r>
     </w:p>
     <w:sectPr>
-      <w:footnotePr>
-        <w:numRestart w:val="eachSect"/>
-      </w:footnotePr>
+      <w:pgSz w:h="15840" w:w="12240"/>
+      <w:pgMar w:bottom="1440" w:footer="720" w:gutter="0" w:header="720" w:left="1440" w:right="1440" w:top="1440"/>
+      <w:cols w:space="720"/>
+      <w:docGrid w:linePitch="360"/>
     </w:sectPr>
   </w:body>
 </w:document>
@@ -135,191 +136,410 @@
 </file>
 
 <file path=word/styles.xml><?xml version="1.0" encoding="utf-8"?>
-<w:styles xmlns:r="http://schemas.openxmlformats.org/officeDocument/2006/relationships" xmlns:w="http://schemas.openxmlformats.org/wordprocessingml/2006/main">
+<w:styles xmlns:mc="http://schemas.openxmlformats.org/markup-compatibility/2006" xmlns:r="http://schemas.openxmlformats.org/officeDocument/2006/relationships" xmlns:w="http://schemas.openxmlformats.org/wordprocessingml/2006/main" xmlns:w14="http://schemas.microsoft.com/office/word/2010/wordml" xmlns:w15="http://schemas.microsoft.com/office/word/2012/wordml" xmlns:w16="http://schemas.microsoft.com/office/word/2018/wordml" xmlns:w16cex="http://schemas.microsoft.com/office/word/2018/wordml/cex" xmlns:w16cid="http://schemas.microsoft.com/office/word/2016/wordml/cid" xmlns:w16du="http://schemas.microsoft.com/office/word/2023/wordml/word16du" xmlns:w16sdtdh="http://schemas.microsoft.com/office/word/2020/wordml/sdtdatahash" xmlns:w16sdtfl="http://schemas.microsoft.com/office/word/2024/wordml/sdtformatlock" xmlns:w16se="http://schemas.microsoft.com/office/word/2015/wordml/symex" mc:Ignorable="w14 w15 w16se w16cid w16 w16cex w16sdtdh w16sdtfl w16du">
   <w:docDefaults>
     <w:rPrDefault>
       <w:rPr>
-        <w:rFonts w:asciiTheme="minorHAnsi" w:cstheme="minorBidi" w:eastAsiaTheme="minorEastAsia" w:hAnsiTheme="minorHAnsi"/>
+        <w:rFonts w:ascii="Arial" w:cs="Times New Roman (Body CS)" w:eastAsiaTheme="minorHAnsi" w:hAnsi="Arial"/>
+        <w:kern w:val="2"/>
         <w:sz w:val="24"/>
         <w:szCs w:val="24"/>
-        <w:lang w:bidi="ar-SA" w:eastAsia="zh-CN" w:val="en-US"/>
+        <w:lang w:bidi="ar-SA" w:eastAsia="en-US" w:val="en-US"/>
+        <w14:ligatures w14:val="standardContextual"/>
       </w:rPr>
     </w:rPrDefault>
-    <w:pPrDefault>
-      <w:pPr>
-        <w:spacing w:after="200"/>
-      </w:pPr>
-    </w:pPrDefault>
+    <w:pPrDefault/>
   </w:docDefaults>
-  <w:latentStyles w:count="276" w:defLockedState="0" w:defQFormat="0" w:defSemiHidden="0" w:defUIPriority="0" w:defUnhideWhenUsed="0"/>
+  <w:latentStyles w:count="376" w:defLockedState="0" w:defQFormat="0" w:defSemiHidden="0" w:defUIPriority="99" w:defUnhideWhenUsed="0">
+    <w:lsdException w:name="Normal" w:qFormat="1" w:uiPriority="0"/>
+    <w:lsdException w:name="heading 1" w:qFormat="1" w:uiPriority="9"/>
+    <w:lsdException w:name="heading 2" w:qFormat="1" w:semiHidden="1" w:uiPriority="9" w:unhideWhenUsed="1"/>
+    <w:lsdException w:name="heading 3" w:qFormat="1" w:semiHidden="1" w:uiPriority="9" w:unhideWhenUsed="1"/>
+    <w:lsdException w:name="heading 4" w:qFormat="1" w:semiHidden="1" w:uiPriority="9" w:unhideWhenUsed="1"/>
+    <w:lsdException w:name="heading 5" w:qFormat="1" w:semiHidden="1" w:uiPriority="9" w:unhideWhenUsed="1"/>
+    <w:lsdException w:name="heading 6" w:qFormat="1" w:semiHidden="1" w:uiPriority="9" w:unhideWhenUsed="1"/>
+    <w:lsdException w:name="heading 7" w:qFormat="1" w:semiHidden="1" w:uiPriority="9" w:unhideWhenUsed="1"/>
+    <w:lsdException w:name="heading 8" w:qFormat="1" w:semiHidden="1" w:uiPriority="9" w:unhideWhenUsed="1"/>
+    <w:lsdException w:name="heading 9" w:qFormat="1" w:semiHidden="1" w:uiPriority="9" w:unhideWhenUsed="1"/>
+    <w:lsdException w:name="index 1" w:semiHidden="1" w:unhideWhenUsed="1"/>
+    <w:lsdException w:name="index 2" w:semiHidden="1" w:unhideWhenUsed="1"/>
+    <w:lsdException w:name="index 3" w:semiHidden="1" w:unhideWhenUsed="1"/>
+    <w:lsdException w:name="index 4" w:semiHidden="1" w:unhideWhenUsed="1"/>
+    <w:lsdException w:name="index 5" w:semiHidden="1" w:unhideWhenUsed="1"/>
+    <w:lsdException w:name="index 6" w:semiHidden="1" w:unhideWhenUsed="1"/>
+    <w:lsdException w:name="index 7" w:semiHidden="1" w:unhideWhenUsed="1"/>
+    <w:lsdException w:name="index 8" w:semiHidden="1" w:unhideWhenUsed="1"/>
+    <w:lsdException w:name="index 9" w:semiHidden="1" w:unhideWhenUsed="1"/>
+    <w:lsdException w:name="toc 1" w:semiHidden="1" w:uiPriority="39" w:unhideWhenUsed="1"/>
+    <w:lsdException w:name="toc 2" w:semiHidden="1" w:uiPriority="39" w:unhideWhenUsed="1"/>
+    <w:lsdException w:name="toc 3" w:semiHidden="1" w:uiPriority="39" w:unhideWhenUsed="1"/>
+    <w:lsdException w:name="toc 4" w:semiHidden="1" w:uiPriority="39" w:unhideWhenUsed="1"/>
+    <w:lsdException w:name="toc 5" w:semiHidden="1" w:uiPriority="39" w:unhideWhenUsed="1"/>
+    <w:lsdException w:name="toc 6" w:semiHidden="1" w:uiPriority="39" w:unhideWhenUsed="1"/>
+    <w:lsdException w:name="toc 7" w:semiHidden="1" w:uiPriority="39" w:unhideWhenUsed="1"/>
+    <w:lsdException w:name="toc 8" w:semiHidden="1" w:uiPriority="39" w:unhideWhenUsed="1"/>
+    <w:lsdException w:name="toc 9" w:semiHidden="1" w:uiPriority="39" w:unhideWhenUsed="1"/>
+    <w:lsdException w:name="Normal Indent" w:semiHidden="1" w:unhideWhenUsed="1"/>
+    <w:lsdException w:name="footnote text" w:semiHidden="1" w:unhideWhenUsed="1"/>
+    <w:lsdException w:name="annotation text" w:semiHidden="1" w:unhideWhenUsed="1"/>
+    <w:lsdException w:name="header" w:semiHidden="1" w:unhideWhenUsed="1"/>
+    <w:lsdException w:name="footer" w:semiHidden="1" w:unhideWhenUsed="1"/>
+    <w:lsdException w:name="index heading" w:semiHidden="1" w:unhideWhenUsed="1"/>
+    <w:lsdException w:name="caption" w:qFormat="1" w:semiHidden="1" w:uiPriority="35" w:unhideWhenUsed="1"/>
+    <w:lsdException w:name="table of figures" w:semiHidden="1" w:unhideWhenUsed="1"/>
+    <w:lsdException w:name="envelope address" w:semiHidden="1" w:unhideWhenUsed="1"/>
+    <w:lsdException w:name="envelope return" w:semiHidden="1" w:unhideWhenUsed="1"/>
+    <w:lsdException w:name="footnote reference" w:semiHidden="1" w:unhideWhenUsed="1"/>
+    <w:lsdException w:name="annotation reference" w:semiHidden="1" w:unhideWhenUsed="1"/>
+    <w:lsdException w:name="line number" w:semiHidden="1" w:unhideWhenUsed="1"/>
+    <w:lsdException w:name="page number" w:semiHidden="1" w:unhideWhenUsed="1"/>
+    <w:lsdException w:name="endnote reference" w:semiHidden="1" w:unhideWhenUsed="1"/>
+    <w:lsdException w:name="endnote text" w:semiHidden="1" w:unhideWhenUsed="1"/>
+    <w:lsdException w:name="table of authorities" w:semiHidden="1" w:unhideWhenUsed="1"/>
+    <w:lsdException w:name="macro" w:semiHidden="1" w:unhideWhenUsed="1"/>
+    <w:lsdException w:name="toa heading" w:semiHidden="1" w:unhideWhenUsed="1"/>
+    <w:lsdException w:name="List" w:semiHidden="1" w:unhideWhenUsed="1"/>
+    <w:lsdException w:name="List Bullet" w:semiHidden="1" w:unhideWhenUsed="1"/>
+    <w:lsdException w:name="List Number" w:semiHidden="1" w:unhideWhenUsed="1"/>
+    <w:lsdException w:name="List 2" w:semiHidden="1" w:unhideWhenUsed="1"/>
+    <w:lsdException w:name="List 3" w:semiHidden="1" w:unhideWhenUsed="1"/>
+    <w:lsdException w:name="List 4" w:semiHidden="1" w:unhideWhenUsed="1"/>
+    <w:lsdException w:name="List 5" w:semiHidden="1" w:unhideWhenUsed="1"/>
+    <w:lsdException w:name="List Bullet 2" w:semiHidden="1" w:unhideWhenUsed="1"/>
+    <w:lsdException w:name="List Bullet 3" w:semiHidden="1" w:unhideWhenUsed="1"/>
+    <w:lsdException w:name="List Bullet 4" w:semiHidden="1" w:unhideWhenUsed="1"/>
+    <w:lsdException w:name="List Bullet 5" w:semiHidden="1" w:unhideWhenUsed="1"/>
+    <w:lsdException w:name="List Number 2" w:semiHidden="1" w:unhideWhenUsed="1"/>
+    <w:lsdException w:name="List Number 3" w:semiHidden="1" w:unhideWhenUsed="1"/>
+    <w:lsdException w:name="List Number 4" w:semiHidden="1" w:unhideWhenUsed="1"/>
+    <w:lsdException w:name="List Number 5" w:semiHidden="1" w:unhideWhenUsed="1"/>
+    <w:lsdException w:name="Title" w:qFormat="1" w:uiPriority="10"/>
+    <w:lsdException w:name="Closing" w:semiHidden="1" w:unhideWhenUsed="1"/>
+    <w:lsdException w:name="Signature" w:semiHidden="1" w:unhideWhenUsed="1"/>
+    <w:lsdException w:name="Default Paragraph Font" w:semiHidden="1" w:uiPriority="1" w:unhideWhenUsed="1"/>
+    <w:lsdException w:name="Body Text" w:semiHidden="1" w:unhideWhenUsed="1"/>
+    <w:lsdException w:name="Body Text Indent" w:semiHidden="1" w:unhideWhenUsed="1"/>
+    <w:lsdException w:name="List Continue" w:semiHidden="1" w:unhideWhenUsed="1"/>
+    <w:lsdException w:name="List Continue 2" w:semiHidden="1" w:unhideWhenUsed="1"/>
+    <w:lsdException w:name="List Continue 3" w:semiHidden="1" w:unhideWhenUsed="1"/>
+    <w:lsdException w:name="List Continue 4" w:semiHidden="1" w:unhideWhenUsed="1"/>
+    <w:lsdException w:name="List Continue 5" w:semiHidden="1" w:unhideWhenUsed="1"/>
+    <w:lsdException w:name="Message Header" w:semiHidden="1" w:unhideWhenUsed="1"/>
+    <w:lsdException w:name="Subtitle" w:qFormat="1" w:uiPriority="11"/>
+    <w:lsdException w:name="Salutation" w:semiHidden="1" w:unhideWhenUsed="1"/>
+    <w:lsdException w:name="Date" w:semiHidden="1" w:unhideWhenUsed="1"/>
+    <w:lsdException w:name="Body Text First Indent" w:semiHidden="1" w:unhideWhenUsed="1"/>
+    <w:lsdException w:name="Body Text First Indent 2" w:semiHidden="1" w:unhideWhenUsed="1"/>
+    <w:lsdException w:name="Note Heading" w:semiHidden="1" w:unhideWhenUsed="1"/>
+    <w:lsdException w:name="Body Text 2" w:semiHidden="1" w:unhideWhenUsed="1"/>
+    <w:lsdException w:name="Body Text 3" w:semiHidden="1" w:unhideWhenUsed="1"/>
+    <w:lsdException w:name="Body Text Indent 2" w:semiHidden="1" w:unhideWhenUsed="1"/>
+    <w:lsdException w:name="Body Text Indent 3" w:semiHidden="1" w:unhideWhenUsed="1"/>
+    <w:lsdException w:name="Block Text" w:semiHidden="1" w:unhideWhenUsed="1"/>
+    <w:lsdException w:name="Hyperlink" w:semiHidden="1" w:unhideWhenUsed="1"/>
+    <w:lsdException w:name="FollowedHyperlink" w:semiHidden="1" w:unhideWhenUsed="1"/>
+    <w:lsdException w:name="Strong" w:qFormat="1" w:uiPriority="22"/>
+    <w:lsdException w:name="Emphasis" w:qFormat="1" w:uiPriority="20"/>
+    <w:lsdException w:name="Document Map" w:semiHidden="1" w:unhideWhenUsed="1"/>
+    <w:lsdException w:name="Plain Text" w:semiHidden="1" w:unhideWhenUsed="1"/>
+    <w:lsdException w:name="E-mail Signature" w:semiHidden="1" w:unhideWhenUsed="1"/>
+    <w:lsdException w:name="HTML Top of Form" w:semiHidden="1" w:unhideWhenUsed="1"/>
+    <w:lsdException w:name="HTML Bottom of Form" w:semiHidden="1" w:unhideWhenUsed="1"/>
+    <w:lsdException w:name="Normal (Web)" w:semiHidden="1" w:unhideWhenUsed="1"/>
+    <w:lsdException w:name="HTML Acronym" w:semiHidden="1" w:unhideWhenUsed="1"/>
+    <w:lsdException w:name="HTML Address" w:semiHidden="1" w:unhideWhenUsed="1"/>
+    <w:lsdException w:name="HTML Cite" w:semiHidden="1" w:unhideWhenUsed="1"/>
+    <w:lsdException w:name="HTML Code" w:semiHidden="1" w:unhideWhenUsed="1"/>
+    <w:lsdException w:name="HTML Definition" w:semiHidden="1" w:unhideWhenUsed="1"/>
+    <w:lsdException w:name="HTML Keyboard" w:semiHidden="1" w:unhideWhenUsed="1"/>
+    <w:lsdException w:name="HTML Preformatted" w:semiHidden="1" w:unhideWhenUsed="1"/>
+    <w:lsdException w:name="HTML Sample" w:semiHidden="1" w:unhideWhenUsed="1"/>
+    <w:lsdException w:name="HTML Typewriter" w:semiHidden="1" w:unhideWhenUsed="1"/>
+    <w:lsdException w:name="HTML Variable" w:semiHidden="1" w:unhideWhenUsed="1"/>
+    <w:lsdException w:name="Normal Table" w:semiHidden="1" w:unhideWhenUsed="1"/>
+    <w:lsdException w:name="annotation subject" w:semiHidden="1" w:unhideWhenUsed="1"/>
+    <w:lsdException w:name="No List" w:semiHidden="1" w:unhideWhenUsed="1"/>
+    <w:lsdException w:name="Outline List 1" w:semiHidden="1" w:unhideWhenUsed="1"/>
+    <w:lsdException w:name="Outline List 2" w:semiHidden="1" w:unhideWhenUsed="1"/>
+    <w:lsdException w:name="Outline List 3" w:semiHidden="1" w:unhideWhenUsed="1"/>
+    <w:lsdException w:name="Table Simple 1" w:semiHidden="1" w:unhideWhenUsed="1"/>
+    <w:lsdException w:name="Table Simple 2" w:semiHidden="1" w:unhideWhenUsed="1"/>
+    <w:lsdException w:name="Table Simple 3" w:semiHidden="1" w:unhideWhenUsed="1"/>
+    <w:lsdException w:name="Table Classic 1" w:semiHidden="1" w:unhideWhenUsed="1"/>
+    <w:lsdException w:name="Table Classic 2" w:semiHidden="1" w:unhideWhenUsed="1"/>
+    <w:lsdException w:name="Table Classic 3" w:semiHidden="1" w:unhideWhenUsed="1"/>
+    <w:lsdException w:name="Table Classic 4" w:semiHidden="1" w:unhideWhenUsed="1"/>
+    <w:lsdException w:name="Table Colorful 1" w:semiHidden="1" w:unhideWhenUsed="1"/>
+    <w:lsdException w:name="Table Colorful 2" w:semiHidden="1" w:unhideWhenUsed="1"/>
+    <w:lsdException w:name="Table Colorful 3" w:semiHidden="1" w:unhideWhenUsed="1"/>
+    <w:lsdException w:name="Table Columns 1" w:semiHidden="1" w:unhideWhenUsed="1"/>
+    <w:lsdException w:name="Table Columns 2" w:semiHidden="1" w:unhideWhenUsed="1"/>
+    <w:lsdException w:name="Table Columns 3" w:semiHidden="1" w:unhideWhenUsed="1"/>
+    <w:lsdException w:name="Table Columns 4" w:semiHidden="1" w:unhideWhenUsed="1"/>
+    <w:lsdException w:name="Table Columns 5" w:semiHidden="1" w:unhideWhenUsed="1"/>
+    <w:lsdException w:name="Table Grid 1" w:semiHidden="1" w:unhideWhenUsed="1"/>
+    <w:lsdException w:name="Table Grid 2" w:semiHidden="1" w:unhideWhenUsed="1"/>
+    <w:lsdException w:name="Table Grid 3" w:semiHidden="1" w:unhideWhenUsed="1"/>
+    <w:lsdException w:name="Table Grid 4" w:semiHidden="1" w:unhideWhenUsed="1"/>
+    <w:lsdException w:name="Table Grid 5" w:semiHidden="1" w:unhideWhenUsed="1"/>
+    <w:lsdException w:name="Table Grid 6" w:semiHidden="1" w:unhideWhenUsed="1"/>
+    <w:lsdException w:name="Table Grid 7" w:semiHidden="1" w:unhideWhenUsed="1"/>
+    <w:lsdException w:name="Table Grid 8" w:semiHidden="1" w:unhideWhenUsed="1"/>
+    <w:lsdException w:name="Table List 1" w:semiHidden="1" w:unhideWhenUsed="1"/>
+    <w:lsdException w:name="Table List 2" w:semiHidden="1" w:unhideWhenUsed="1"/>
+    <w:lsdException w:name="Table List 3" w:semiHidden="1" w:unhideWhenUsed="1"/>
+    <w:lsdException w:name="Table List 4" w:semiHidden="1" w:unhideWhenUsed="1"/>
+    <w:lsdException w:name="Table List 5" w:semiHidden="1" w:unhideWhenUsed="1"/>
+    <w:lsdException w:name="Table List 6" w:semiHidden="1" w:unhideWhenUsed="1"/>
+    <w:lsdException w:name="Table List 7" w:semiHidden="1" w:unhideWhenUsed="1"/>
+    <w:lsdException w:name="Table List 8" w:semiHidden="1" w:unhideWhenUsed="1"/>
+    <w:lsdException w:name="Table 3D effects 1" w:semiHidden="1" w:unhideWhenUsed="1"/>
+    <w:lsdException w:name="Table 3D effects 2" w:semiHidden="1" w:unhideWhenUsed="1"/>
+    <w:lsdException w:name="Table 3D effects 3" w:semiHidden="1" w:unhideWhenUsed="1"/>
+    <w:lsdException w:name="Table Contemporary" w:semiHidden="1" w:unhideWhenUsed="1"/>
+    <w:lsdException w:name="Table Elegant" w:semiHidden="1" w:unhideWhenUsed="1"/>
+    <w:lsdException w:name="Table Professional" w:semiHidden="1" w:unhideWhenUsed="1"/>
+    <w:lsdException w:name="Table Subtle 1" w:semiHidden="1" w:unhideWhenUsed="1"/>
+    <w:lsdException w:name="Table Subtle 2" w:semiHidden="1" w:unhideWhenUsed="1"/>
+    <w:lsdException w:name="Table Web 1" w:semiHidden="1" w:unhideWhenUsed="1"/>
+    <w:lsdException w:name="Table Web 2" w:semiHidden="1" w:unhideWhenUsed="1"/>
+    <w:lsdException w:name="Table Web 3" w:semiHidden="1" w:unhideWhenUsed="1"/>
+    <w:lsdException w:name="Balloon Text" w:semiHidden="1" w:unhideWhenUsed="1"/>
+    <w:lsdException w:name="Table Grid" w:uiPriority="39"/>
+    <w:lsdException w:name="Table Theme" w:semiHidden="1" w:unhideWhenUsed="1"/>
+    <w:lsdException w:name="Placeholder Text" w:semiHidden="1"/>
+    <w:lsdException w:name="No Spacing" w:qFormat="1" w:uiPriority="1"/>
+    <w:lsdException w:name="Light Shading" w:uiPriority="60"/>
+    <w:lsdException w:name="Light List" w:uiPriority="61"/>
+    <w:lsdException w:name="Light Grid" w:uiPriority="62"/>
+    <w:lsdException w:name="Medium Shading 1" w:uiPriority="63"/>
+    <w:lsdException w:name="Medium Shading 2" w:uiPriority="64"/>
+    <w:lsdException w:name="Medium List 1" w:uiPriority="65"/>
+    <w:lsdException w:name="Medium List 2" w:uiPriority="66"/>
+    <w:lsdException w:name="Medium Grid 1" w:uiPriority="67"/>
+    <w:lsdException w:name="Medium Grid 2" w:uiPriority="68"/>
+    <w:lsdException w:name="Medium Grid 3" w:uiPriority="69"/>
+    <w:lsdException w:name="Dark List" w:uiPriority="70"/>
+    <w:lsdException w:name="Colorful Shading" w:uiPriority="71"/>
+    <w:lsdException w:name="Colorful List" w:uiPriority="72"/>
+    <w:lsdException w:name="Colorful Grid" w:uiPriority="73"/>
+    <w:lsdException w:name="Light Shading Accent 1" w:uiPriority="60"/>
+    <w:lsdException w:name="Light List Accent 1" w:uiPriority="61"/>
+    <w:lsdException w:name="Light Grid Accent 1" w:uiPriority="62"/>
+    <w:lsdException w:name="Medium Shading 1 Accent 1" w:uiPriority="63"/>
+    <w:lsdException w:name="Medium Shading 2 Accent 1" w:uiPriority="64"/>
+    <w:lsdException w:name="Medium List 1 Accent 1" w:uiPriority="65"/>
+    <w:lsdException w:name="Revision" w:semiHidden="1"/>
+    <w:lsdException w:name="List Paragraph" w:qFormat="1" w:uiPriority="34"/>
+    <w:lsdException w:name="Quote" w:qFormat="1" w:uiPriority="29"/>
+    <w:lsdException w:name="Intense Quote" w:qFormat="1" w:uiPriority="30"/>
+    <w:lsdException w:name="Medium List 2 Accent 1" w:uiPriority="66"/>
+    <w:lsdException w:name="Medium Grid 1 Accent 1" w:uiPriority="67"/>
+    <w:lsdException w:name="Medium Grid 2 Accent 1" w:uiPriority="68"/>
+    <w:lsdException w:name="Medium Grid 3 Accent 1" w:uiPriority="69"/>
+    <w:lsdException w:name="Dark List Accent 1" w:uiPriority="70"/>
+    <w:lsdException w:name="Colorful Shading Accent 1" w:uiPriority="71"/>
+    <w:lsdException w:name="Colorful List Accent 1" w:uiPriority="72"/>
+    <w:lsdException w:name="Colorful Grid Accent 1" w:uiPriority="73"/>
+    <w:lsdException w:name="Light Shading Accent 2" w:uiPriority="60"/>
+    <w:lsdException w:name="Light List Accent 2" w:uiPriority="61"/>
+    <w:lsdException w:name="Light Grid Accent 2" w:uiPriority="62"/>
+    <w:lsdException w:name="Medium Shading 1 Accent 2" w:uiPriority="63"/>
+    <w:lsdException w:name="Medium Shading 2 Accent 2" w:uiPriority="64"/>
+    <w:lsdException w:name="Medium List 1 Accent 2" w:uiPriority="65"/>
+    <w:lsdException w:name="Medium List 2 Accent 2" w:uiPriority="66"/>
+    <w:lsdException w:name="Medium Grid 1 Accent 2" w:uiPriority="67"/>
+    <w:lsdException w:name="Medium Grid 2 Accent 2" w:uiPriority="68"/>
+    <w:lsdException w:name="Medium Grid 3 Accent 2" w:uiPriority="69"/>
+    <w:lsdException w:name="Dark List Accent 2" w:uiPriority="70"/>
+    <w:lsdException w:name="Colorful Shading Accent 2" w:uiPriority="71"/>
+    <w:lsdException w:name="Colorful List Accent 2" w:uiPriority="72"/>
+    <w:lsdException w:name="Colorful Grid Accent 2" w:uiPriority="73"/>
+    <w:lsdException w:name="Light Shading Accent 3" w:uiPriority="60"/>
+    <w:lsdException w:name="Light List Accent 3" w:uiPriority="61"/>
+    <w:lsdException w:name="Light Grid Accent 3" w:uiPriority="62"/>
+    <w:lsdException w:name="Medium Shading 1 Accent 3" w:uiPriority="63"/>
+    <w:lsdException w:name="Medium Shading 2 Accent 3" w:uiPriority="64"/>
+    <w:lsdException w:name="Medium List 1 Accent 3" w:uiPriority="65"/>
+    <w:lsdException w:name="Medium List 2 Accent 3" w:uiPriority="66"/>
+    <w:lsdException w:name="Medium Grid 1 Accent 3" w:uiPriority="67"/>
+    <w:lsdException w:name="Medium Grid 2 Accent 3" w:uiPriority="68"/>
+    <w:lsdException w:name="Medium Grid 3 Accent 3" w:uiPriority="69"/>
+    <w:lsdException w:name="Dark List Accent 3" w:uiPriority="70"/>
+    <w:lsdException w:name="Colorful Shading Accent 3" w:uiPriority="71"/>
+    <w:lsdException w:name="Colorful List Accent 3" w:uiPriority="72"/>
+    <w:lsdException w:name="Colorful Grid Accent 3" w:uiPriority="73"/>
+    <w:lsdException w:name="Light Shading Accent 4" w:uiPriority="60"/>
+    <w:lsdException w:name="Light List Accent 4" w:uiPriority="61"/>
+    <w:lsdException w:name="Light Grid Accent 4" w:uiPriority="62"/>
+    <w:lsdException w:name="Medium Shading 1 Accent 4" w:uiPriority="63"/>
+    <w:lsdException w:name="Medium Shading 2 Accent 4" w:uiPriority="64"/>
+    <w:lsdException w:name="Medium List 1 Accent 4" w:uiPriority="65"/>
+    <w:lsdException w:name="Medium List 2 Accent 4" w:uiPriority="66"/>
+    <w:lsdException w:name="Medium Grid 1 Accent 4" w:uiPriority="67"/>
+    <w:lsdException w:name="Medium Grid 2 Accent 4" w:uiPriority="68"/>
+    <w:lsdException w:name="Medium Grid 3 Accent 4" w:uiPriority="69"/>
+    <w:lsdException w:name="Dark List Accent 4" w:uiPriority="70"/>
+    <w:lsdException w:name="Colorful Shading Accent 4" w:uiPriority="71"/>
+    <w:lsdException w:name="Colorful List Accent 4" w:uiPriority="72"/>
+    <w:lsdException w:name="Colorful Grid Accent 4" w:uiPriority="73"/>
+    <w:lsdException w:name="Light Shading Accent 5" w:uiPriority="60"/>
+    <w:lsdException w:name="Light List Accent 5" w:uiPriority="61"/>
+    <w:lsdException w:name="Light Grid Accent 5" w:uiPriority="62"/>
+    <w:lsdException w:name="Medium Shading 1 Accent 5" w:uiPriority="63"/>
+    <w:lsdException w:name="Medium Shading 2 Accent 5" w:uiPriority="64"/>
+    <w:lsdException w:name="Medium List 1 Accent 5" w:uiPriority="65"/>
+    <w:lsdException w:name="Medium List 2 Accent 5" w:uiPriority="66"/>
+    <w:lsdException w:name="Medium Grid 1 Accent 5" w:uiPriority="67"/>
+    <w:lsdException w:name="Medium Grid 2 Accent 5" w:uiPriority="68"/>
+    <w:lsdException w:name="Medium Grid 3 Accent 5" w:uiPriority="69"/>
+    <w:lsdException w:name="Dark List Accent 5" w:uiPriority="70"/>
+    <w:lsdException w:name="Colorful Shading Accent 5" w:uiPriority="71"/>
+    <w:lsdException w:name="Colorful List Accent 5" w:uiPriority="72"/>
+    <w:lsdException w:name="Colorful Grid Accent 5" w:uiPriority="73"/>
+    <w:lsdException w:name="Light Shading Accent 6" w:uiPriority="60"/>
+    <w:lsdException w:name="Light List Accent 6" w:uiPriority="61"/>
+    <w:lsdException w:name="Light Grid Accent 6" w:uiPriority="62"/>
+    <w:lsdException w:name="Medium Shading 1 Accent 6" w:uiPriority="63"/>
+    <w:lsdException w:name="Medium Shading 2 Accent 6" w:uiPriority="64"/>
+    <w:lsdException w:name="Medium List 1 Accent 6" w:uiPriority="65"/>
+    <w:lsdException w:name="Medium List 2 Accent 6" w:uiPriority="66"/>
+    <w:lsdException w:name="Medium Grid 1 Accent 6" w:uiPriority="67"/>
+    <w:lsdException w:name="Medium Grid 2 Accent 6" w:uiPriority="68"/>
+    <w:lsdException w:name="Medium Grid 3 Accent 6" w:uiPriority="69"/>
+    <w:lsdException w:name="Dark List Accent 6" w:uiPriority="70"/>
+    <w:lsdException w:name="Colorful Shading Accent 6" w:uiPriority="71"/>
+    <w:lsdException w:name="Colorful List Accent 6" w:uiPriority="72"/>
+    <w:lsdException w:name="Colorful Grid Accent 6" w:uiPriority="73"/>
+    <w:lsdException w:name="Subtle Emphasis" w:qFormat="1" w:uiPriority="19"/>
+    <w:lsdException w:name="Intense Emphasis" w:qFormat="1" w:uiPriority="21"/>
+    <w:lsdException w:name="Subtle Reference" w:qFormat="1" w:uiPriority="31"/>
+    <w:lsdException w:name="Intense Reference" w:qFormat="1" w:uiPriority="32"/>
+    <w:lsdException w:name="Book Title" w:qFormat="1" w:uiPriority="33"/>
+    <w:lsdException w:name="Bibliography" w:semiHidden="1" w:uiPriority="37" w:unhideWhenUsed="1"/>
+    <w:lsdException w:name="TOC Heading" w:qFormat="1" w:semiHidden="1" w:uiPriority="39" w:unhideWhenUsed="1"/>
+    <w:lsdException w:name="Plain Table 1" w:uiPriority="41"/>
+    <w:lsdException w:name="Plain Table 2" w:uiPriority="42"/>
+    <w:lsdException w:name="Plain Table 3" w:uiPriority="43"/>
+    <w:lsdException w:name="Plain Table 4" w:uiPriority="44"/>
+    <w:lsdException w:name="Plain Table 5" w:uiPriority="45"/>
+    <w:lsdException w:name="Grid Table Light" w:uiPriority="40"/>
+    <w:lsdException w:name="Grid Table 1 Light" w:uiPriority="46"/>
+    <w:lsdException w:name="Grid Table 2" w:uiPriority="47"/>
+    <w:lsdException w:name="Grid Table 3" w:uiPriority="48"/>
+    <w:lsdException w:name="Grid Table 4" w:uiPriority="49"/>
+    <w:lsdException w:name="Grid Table 5 Dark" w:uiPriority="50"/>
+    <w:lsdException w:name="Grid Table 6 Colorful" w:uiPriority="51"/>
+    <w:lsdException w:name="Grid Table 7 Colorful" w:uiPriority="52"/>
+    <w:lsdException w:name="Grid Table 1 Light Accent 1" w:uiPriority="46"/>
+    <w:lsdException w:name="Grid Table 2 Accent 1" w:uiPriority="47"/>
+    <w:lsdException w:name="Grid Table 3 Accent 1" w:uiPriority="48"/>
+    <w:lsdException w:name="Grid Table 4 Accent 1" w:uiPriority="49"/>
+    <w:lsdException w:name="Grid Table 5 Dark Accent 1" w:uiPriority="50"/>
+    <w:lsdException w:name="Grid Table 6 Colorful Accent 1" w:uiPriority="51"/>
+    <w:lsdException w:name="Grid Table 7 Colorful Accent 1" w:uiPriority="52"/>
+    <w:lsdException w:name="Grid Table 1 Light Accent 2" w:uiPriority="46"/>
+    <w:lsdException w:name="Grid Table 2 Accent 2" w:uiPriority="47"/>
+    <w:lsdException w:name="Grid Table 3 Accent 2" w:uiPriority="48"/>
+    <w:lsdException w:name="Grid Table 4 Accent 2" w:uiPriority="49"/>
+    <w:lsdException w:name="Grid Table 5 Dark Accent 2" w:uiPriority="50"/>
+    <w:lsdException w:name="Grid Table 6 Colorful Accent 2" w:uiPriority="51"/>
+    <w:lsdException w:name="Grid Table 7 Colorful Accent 2" w:uiPriority="52"/>
+    <w:lsdException w:name="Grid Table 1 Light Accent 3" w:uiPriority="46"/>
+    <w:lsdException w:name="Grid Table 2 Accent 3" w:uiPriority="47"/>
+    <w:lsdException w:name="Grid Table 3 Accent 3" w:uiPriority="48"/>
+    <w:lsdException w:name="Grid Table 4 Accent 3" w:uiPriority="49"/>
+    <w:lsdException w:name="Grid Table 5 Dark Accent 3" w:uiPriority="50"/>
+    <w:lsdException w:name="Grid Table 6 Colorful Accent 3" w:uiPriority="51"/>
+    <w:lsdException w:name="Grid Table 7 Colorful Accent 3" w:uiPriority="52"/>
+    <w:lsdException w:name="Grid Table 1 Light Accent 4" w:uiPriority="46"/>
+    <w:lsdException w:name="Grid Table 2 Accent 4" w:uiPriority="47"/>
+    <w:lsdException w:name="Grid Table 3 Accent 4" w:uiPriority="48"/>
+    <w:lsdException w:name="Grid Table 4 Accent 4" w:uiPriority="49"/>
+    <w:lsdException w:name="Grid Table 5 Dark Accent 4" w:uiPriority="50"/>
+    <w:lsdException w:name="Grid Table 6 Colorful Accent 4" w:uiPriority="51"/>
+    <w:lsdException w:name="Grid Table 7 Colorful Accent 4" w:uiPriority="52"/>
+    <w:lsdException w:name="Grid Table 1 Light Accent 5" w:uiPriority="46"/>
+    <w:lsdException w:name="Grid Table 2 Accent 5" w:uiPriority="47"/>
+    <w:lsdException w:name="Grid Table 3 Accent 5" w:uiPriority="48"/>
+    <w:lsdException w:name="Grid Table 4 Accent 5" w:uiPriority="49"/>
+    <w:lsdException w:name="Grid Table 5 Dark Accent 5" w:uiPriority="50"/>
+    <w:lsdException w:name="Grid Table 6 Colorful Accent 5" w:uiPriority="51"/>
+    <w:lsdException w:name="Grid Table 7 Colorful Accent 5" w:uiPriority="52"/>
+    <w:lsdException w:name="Grid Table 1 Light Accent 6" w:uiPriority="46"/>
+    <w:lsdException w:name="Grid Table 2 Accent 6" w:uiPriority="47"/>
+    <w:lsdException w:name="Grid Table 3 Accent 6" w:uiPriority="48"/>
+    <w:lsdException w:name="Grid Table 4 Accent 6" w:uiPriority="49"/>
+    <w:lsdException w:name="Grid Table 5 Dark Accent 6" w:uiPriority="50"/>
+    <w:lsdException w:name="Grid Table 6 Colorful Accent 6" w:uiPriority="51"/>
+    <w:lsdException w:name="Grid Table 7 Colorful Accent 6" w:uiPriority="52"/>
+    <w:lsdException w:name="List Table 1 Light" w:uiPriority="46"/>
+    <w:lsdException w:name="List Table 2" w:uiPriority="47"/>
+    <w:lsdException w:name="List Table 3" w:uiPriority="48"/>
+    <w:lsdException w:name="List Table 4" w:uiPriority="49"/>
+    <w:lsdException w:name="List Table 5 Dark" w:uiPriority="50"/>
+    <w:lsdException w:name="List Table 6 Colorful" w:uiPriority="51"/>
+    <w:lsdException w:name="List Table 7 Colorful" w:uiPriority="52"/>
+    <w:lsdException w:name="List Table 1 Light Accent 1" w:uiPriority="46"/>
+    <w:lsdException w:name="List Table 2 Accent 1" w:uiPriority="47"/>
+    <w:lsdException w:name="List Table 3 Accent 1" w:uiPriority="48"/>
+    <w:lsdException w:name="List Table 4 Accent 1" w:uiPriority="49"/>
+    <w:lsdException w:name="List Table 5 Dark Accent 1" w:uiPriority="50"/>
+    <w:lsdException w:name="List Table 6 Colorful Accent 1" w:uiPriority="51"/>
+    <w:lsdException w:name="List Table 7 Colorful Accent 1" w:uiPriority="52"/>
+    <w:lsdException w:name="List Table 1 Light Accent 2" w:uiPriority="46"/>
+    <w:lsdException w:name="List Table 2 Accent 2" w:uiPriority="47"/>
+    <w:lsdException w:name="List Table 3 Accent 2" w:uiPriority="48"/>
+    <w:lsdException w:name="List Table 4 Accent 2" w:uiPriority="49"/>
+    <w:lsdException w:name="List Table 5 Dark Accent 2" w:uiPriority="50"/>
+    <w:lsdException w:name="List Table 6 Colorful Accent 2" w:uiPriority="51"/>
+    <w:lsdException w:name="List Table 7 Colorful Accent 2" w:uiPriority="52"/>
+    <w:lsdException w:name="List Table 1 Light Accent 3" w:uiPriority="46"/>
+    <w:lsdException w:name="List Table 2 Accent 3" w:uiPriority="47"/>
+    <w:lsdException w:name="List Table 3 Accent 3" w:uiPriority="48"/>
+    <w:lsdException w:name="List Table 4 Accent 3" w:uiPriority="49"/>
+    <w:lsdException w:name="List Table 5 Dark Accent 3" w:uiPriority="50"/>
+    <w:lsdException w:name="List Table 6 Colorful Accent 3" w:uiPriority="51"/>
+    <w:lsdException w:name="List Table 7 Colorful Accent 3" w:uiPriority="52"/>
+    <w:lsdException w:name="List Table 1 Light Accent 4" w:uiPriority="46"/>
+    <w:lsdException w:name="List Table 2 Accent 4" w:uiPriority="47"/>
+    <w:lsdException w:name="List Table 3 Accent 4" w:uiPriority="48"/>
+    <w:lsdException w:name="List Table 4 Accent 4" w:uiPriority="49"/>
+    <w:lsdException w:name="List Table 5 Dark Accent 4" w:uiPriority="50"/>
+    <w:lsdException w:name="List Table 6 Colorful Accent 4" w:uiPriority="51"/>
+    <w:lsdException w:name="List Table 7 Colorful Accent 4" w:uiPriority="52"/>
+    <w:lsdException w:name="List Table 1 Light Accent 5" w:uiPriority="46"/>
+    <w:lsdException w:name="List Table 2 Accent 5" w:uiPriority="47"/>
+    <w:lsdException w:name="List Table 3 Accent 5" w:uiPriority="48"/>
+    <w:lsdException w:name="List Table 4 Accent 5" w:uiPriority="49"/>
+    <w:lsdException w:name="List Table 5 Dark Accent 5" w:uiPriority="50"/>
+    <w:lsdException w:name="List Table 6 Colorful Accent 5" w:uiPriority="51"/>
+    <w:lsdException w:name="List Table 7 Colorful Accent 5" w:uiPriority="52"/>
+    <w:lsdException w:name="List Table 1 Light Accent 6" w:uiPriority="46"/>
+    <w:lsdException w:name="List Table 2 Accent 6" w:uiPriority="47"/>
+    <w:lsdException w:name="List Table 3 Accent 6" w:uiPriority="48"/>
+    <w:lsdException w:name="List Table 4 Accent 6" w:uiPriority="49"/>
+    <w:lsdException w:name="List Table 5 Dark Accent 6" w:uiPriority="50"/>
+    <w:lsdException w:name="List Table 6 Colorful Accent 6" w:uiPriority="51"/>
+    <w:lsdException w:name="List Table 7 Colorful Accent 6" w:uiPriority="52"/>
+    <w:lsdException w:name="Mention" w:semiHidden="1" w:unhideWhenUsed="1"/>
+    <w:lsdException w:name="Smart Hyperlink" w:semiHidden="1" w:unhideWhenUsed="1"/>
+    <w:lsdException w:name="Hashtag" w:semiHidden="1" w:unhideWhenUsed="1"/>
+    <w:lsdException w:name="Unresolved Mention" w:semiHidden="1" w:unhideWhenUsed="1"/>
+    <w:lsdException w:name="Smart Link" w:semiHidden="1" w:unhideWhenUsed="1"/>
+  </w:latentStyles>
   <w:style w:default="1" w:styleId="Normal" w:type="paragraph">
     <w:name w:val="Normal"/>
     <w:qFormat/>
   </w:style>
-  <w:style w:styleId="BodyText" w:type="paragraph">
-    <w:name w:val="Body Text"/>
-    <w:basedOn w:val="Normal"/>
-    <w:link w:val="BodyTextChar"/>
-    <w:qFormat/>
-    <w:pPr>
-      <w:spacing w:after="180" w:before="180"/>
-    </w:pPr>
-  </w:style>
-  <w:style w:customStyle="1" w:styleId="FirstParagraph" w:type="paragraph">
-    <w:name w:val="First Paragraph"/>
-    <w:basedOn w:val="BodyText"/>
-    <w:next w:val="BodyText"/>
-    <w:qFormat/>
-  </w:style>
-  <w:style w:customStyle="1" w:styleId="Compact" w:type="paragraph">
-    <w:name w:val="Compact"/>
-    <w:basedOn w:val="BodyText"/>
-    <w:qFormat/>
-    <w:pPr>
-      <w:spacing w:after="36" w:before="36"/>
-    </w:pPr>
-  </w:style>
-  <w:style w:styleId="Title" w:type="paragraph">
-    <w:name w:val="Title"/>
-    <w:basedOn w:val="Normal"/>
-    <w:next w:val="BodyText"/>
-    <w:link w:val="TitleChar"/>
-    <w:uiPriority w:val="10"/>
-    <w:qFormat/>
-    <w:rsid w:val="00A10FD9"/>
-    <w:pPr>
-      <w:spacing w:after="80" w:line="240" w:lineRule="auto"/>
-      <w:contextualSpacing/>
-      <w:jc w:val="center"/>
-    </w:pPr>
-    <w:rPr>
-      <w:rFonts w:asciiTheme="majorHAnsi" w:cstheme="majorBidi" w:eastAsiaTheme="majorEastAsia" w:hAnsiTheme="majorHAnsi"/>
-      <w:sz w:val="56"/>
-      <w:szCs w:val="56"/>
-    </w:rPr>
-  </w:style>
-  <w:style w:customStyle="1" w:styleId="TitleChar" w:type="character">
-    <w:name w:val="Title Char"/>
-    <w:basedOn w:val="DefaultParagraphFont"/>
-    <w:link w:val="Title"/>
-    <w:uiPriority w:val="10"/>
-    <w:rsid w:val="00A10FD9"/>
-    <w:rPr>
-      <w:rFonts w:asciiTheme="majorHAnsi" w:cstheme="majorBidi" w:eastAsiaTheme="majorEastAsia" w:hAnsiTheme="majorHAnsi"/>
-      <w:sz w:val="56"/>
-      <w:szCs w:val="56"/>
-    </w:rPr>
-  </w:style>
-  <w:style w:styleId="Subtitle" w:type="paragraph">
-    <w:name w:val="Subtitle"/>
-    <w:basedOn w:val="Title"/>
-    <w:next w:val="BodyText"/>
-    <w:link w:val="SubtitleChar"/>
-    <w:uiPriority w:val="11"/>
-    <w:qFormat/>
-    <w:rsid w:val="00A10FD9"/>
-    <w:pPr>
-      <w:numPr>
-        <w:ilvl w:val="1"/>
-      </w:numPr>
-    </w:pPr>
-    <w:rPr>
-      <w:rFonts w:cstheme="majorBidi" w:eastAsiaTheme="majorEastAsia"/>
-      <w:spacing w:val="15"/>
-      <w:sz w:val="28"/>
-      <w:szCs w:val="28"/>
-    </w:rPr>
-  </w:style>
-  <w:style w:customStyle="1" w:styleId="SubtitleChar" w:type="character">
-    <w:name w:val="Subtitle Char"/>
-    <w:basedOn w:val="DefaultParagraphFont"/>
-    <w:link w:val="Subtitle"/>
-    <w:uiPriority w:val="11"/>
-    <w:rsid w:val="00A10FD9"/>
-    <w:rPr>
-      <w:rFonts w:cstheme="majorBidi" w:eastAsiaTheme="majorEastAsia"/>
-      <w:color w:themeColor="text1" w:themeTint="A6" w:val="595959"/>
-      <w:spacing w:val="15"/>
-      <w:sz w:val="28"/>
-      <w:szCs w:val="28"/>
-    </w:rPr>
-  </w:style>
-  <w:style w:customStyle="1" w:styleId="Author" w:type="paragraph">
-    <w:name w:val="Author"/>
-    <w:basedOn w:val="Title"/>
-    <w:next w:val="BodyText"/>
-    <w:qFormat/>
-    <w:pPr>
-      <w:keepNext/>
-      <w:keepLines/>
-    </w:pPr>
-    <w:rPr>
-      <w:sz w:val="24"/>
-      <w:szCs w:val="24"/>
-    </w:rPr>
-  </w:style>
-  <w:style w:styleId="Date" w:type="paragraph">
-    <w:name w:val="Date"/>
-    <w:basedOn w:val="Title"/>
-    <w:next w:val="BodyText"/>
-    <w:qFormat/>
-    <w:pPr>
-      <w:keepNext/>
-      <w:keepLines/>
-    </w:pPr>
-    <w:rPr>
-      <w:sz w:val="24"/>
-      <w:szCs w:val="24"/>
-    </w:rPr>
-  </w:style>
-  <w:style w:customStyle="1" w:styleId="AbstractTitle" w:type="paragraph">
-    <w:name w:val="Abstract Title"/>
-    <w:basedOn w:val="Normal"/>
-    <w:next w:val="Abstract"/>
-    <w:qFormat/>
-    <w:pPr>
-      <w:keepNext/>
-      <w:keepLines/>
-      <w:spacing w:after="0" w:before="300"/>
-      <w:jc w:val="center"/>
-    </w:pPr>
-    <w:rPr>
-      <w:b/>
-      <w:sz w:val="20"/>
-      <w:szCs w:val="20"/>
-    </w:rPr>
-  </w:style>
-  <w:style w:customStyle="1" w:styleId="Abstract" w:type="paragraph">
-    <w:name w:val="Abstract"/>
-    <w:basedOn w:val="Normal"/>
-    <w:next w:val="BodyText"/>
-    <w:qFormat/>
-    <w:pPr>
-      <w:keepNext/>
-      <w:keepLines/>
-      <w:spacing w:after="300" w:before="100"/>
-    </w:pPr>
-    <w:rPr>
-      <w:sz w:val="20"/>
-      <w:szCs w:val="20"/>
-    </w:rPr>
-  </w:style>
-  <w:style w:styleId="Bibliography" w:type="paragraph">
-    <w:name w:val="Bibliography"/>
-    <w:basedOn w:val="Normal"/>
-    <w:next w:val="Bibliography"/>
-    <w:qFormat/>
-    <w:pPr/>
-    <w:rPr/>
-  </w:style>
   <w:style w:styleId="Heading1" w:type="paragraph">
     <w:name w:val="heading 1"/>
     <w:basedOn w:val="Normal"/>
-    <w:next w:val="BodyText"/>
+    <w:next w:val="Normal"/>
     <w:link w:val="Heading1Char"/>
     <w:uiPriority w:val="9"/>
     <w:qFormat/>
-    <w:rsid w:val="00A10FD9"/>
+    <w:rsid w:val="00846576"/>
     <w:pPr>
       <w:keepNext/>
       <w:keepLines/>
@@ -328,21 +548,22 @@
     </w:pPr>
     <w:rPr>
       <w:rFonts w:asciiTheme="majorHAnsi" w:cstheme="majorBidi" w:eastAsiaTheme="majorEastAsia" w:hAnsiTheme="majorHAnsi"/>
+      <w:b/>
       <w:color w:themeColor="accent1" w:themeShade="BF" w:val="0F4761"/>
-      <w:sz w:val="40"/>
+      <w:sz w:val="28"/>
       <w:szCs w:val="40"/>
     </w:rPr>
   </w:style>
   <w:style w:styleId="Heading2" w:type="paragraph">
     <w:name w:val="heading 2"/>
     <w:basedOn w:val="Normal"/>
-    <w:next w:val="BodyText"/>
+    <w:next w:val="Normal"/>
     <w:link w:val="Heading2Char"/>
     <w:uiPriority w:val="9"/>
     <w:semiHidden/>
     <w:unhideWhenUsed/>
     <w:qFormat/>
-    <w:rsid w:val="00A10FD9"/>
+    <w:rsid w:val="00846576"/>
     <w:pPr>
       <w:keepNext/>
       <w:keepLines/>
@@ -352,20 +573,18 @@
     <w:rPr>
       <w:rFonts w:asciiTheme="majorHAnsi" w:cstheme="majorBidi" w:eastAsiaTheme="majorEastAsia" w:hAnsiTheme="majorHAnsi"/>
       <w:color w:themeColor="accent1" w:themeShade="BF" w:val="0F4761"/>
-      <w:sz w:val="32"/>
       <w:szCs w:val="32"/>
     </w:rPr>
   </w:style>
   <w:style w:styleId="Heading3" w:type="paragraph">
     <w:name w:val="heading 3"/>
     <w:basedOn w:val="Normal"/>
-    <w:next w:val="BodyText"/>
+    <w:next w:val="Normal"/>
     <w:link w:val="Heading3Char"/>
     <w:uiPriority w:val="9"/>
-    <w:semiHidden/>
     <w:unhideWhenUsed/>
     <w:qFormat/>
-    <w:rsid w:val="00A10FD9"/>
+    <w:rsid w:val="00846576"/>
     <w:pPr>
       <w:keepNext/>
       <w:keepLines/>
@@ -373,22 +592,22 @@
       <w:outlineLvl w:val="2"/>
     </w:pPr>
     <w:rPr>
-      <w:rFonts w:cstheme="majorBidi" w:eastAsiaTheme="majorEastAsia"/>
+      <w:rFonts w:asciiTheme="minorHAnsi" w:cstheme="majorBidi" w:eastAsiaTheme="majorEastAsia" w:hAnsiTheme="minorHAnsi"/>
       <w:color w:themeColor="accent1" w:themeShade="BF" w:val="0F4761"/>
-      <w:sz w:val="28"/>
+      <w:sz w:val="22"/>
       <w:szCs w:val="28"/>
     </w:rPr>
   </w:style>
   <w:style w:styleId="Heading4" w:type="paragraph">
     <w:name w:val="heading 4"/>
     <w:basedOn w:val="Normal"/>
-    <w:next w:val="BodyText"/>
+    <w:next w:val="Normal"/>
     <w:link w:val="Heading4Char"/>
     <w:uiPriority w:val="9"/>
     <w:semiHidden/>
     <w:unhideWhenUsed/>
     <w:qFormat/>
-    <w:rsid w:val="00A10FD9"/>
+    <w:rsid w:val="00846576"/>
     <w:pPr>
       <w:keepNext/>
       <w:keepLines/>
@@ -396,8 +615,7 @@
       <w:outlineLvl w:val="3"/>
     </w:pPr>
     <w:rPr>
-      <w:rFonts w:cstheme="majorBidi" w:eastAsiaTheme="majorEastAsia"/>
-      <w:i/>
+      <w:rFonts w:asciiTheme="minorHAnsi" w:cstheme="majorBidi" w:eastAsiaTheme="majorEastAsia" w:hAnsiTheme="minorHAnsi"/>
       <w:iCs/>
       <w:color w:themeColor="accent1" w:themeShade="BF" w:val="0F4761"/>
     </w:rPr>
@@ -405,13 +623,13 @@
   <w:style w:styleId="Heading5" w:type="paragraph">
     <w:name w:val="heading 5"/>
     <w:basedOn w:val="Normal"/>
-    <w:next w:val="BodyText"/>
+    <w:next w:val="Normal"/>
     <w:link w:val="Heading5Char"/>
     <w:uiPriority w:val="9"/>
     <w:semiHidden/>
     <w:unhideWhenUsed/>
     <w:qFormat/>
-    <w:rsid w:val="00A10FD9"/>
+    <w:rsid w:val="00AF5CF1"/>
     <w:pPr>
       <w:keepNext/>
       <w:keepLines/>
@@ -419,29 +637,28 @@
       <w:outlineLvl w:val="4"/>
     </w:pPr>
     <w:rPr>
-      <w:rFonts w:cstheme="majorBidi" w:eastAsiaTheme="majorEastAsia"/>
+      <w:rFonts w:asciiTheme="minorHAnsi" w:cstheme="majorBidi" w:eastAsiaTheme="majorEastAsia" w:hAnsiTheme="minorHAnsi"/>
       <w:color w:themeColor="accent1" w:themeShade="BF" w:val="0F4761"/>
     </w:rPr>
   </w:style>
   <w:style w:styleId="Heading6" w:type="paragraph">
     <w:name w:val="heading 6"/>
     <w:basedOn w:val="Normal"/>
-    <w:next w:val="BodyText"/>
+    <w:next w:val="Normal"/>
     <w:link w:val="Heading6Char"/>
     <w:uiPriority w:val="9"/>
     <w:semiHidden/>
     <w:unhideWhenUsed/>
     <w:qFormat/>
-    <w:rsid w:val="00A10FD9"/>
+    <w:rsid w:val="00846576"/>
     <w:pPr>
       <w:keepNext/>
       <w:keepLines/>
-      <w:spacing w:after="0" w:before="40"/>
+      <w:spacing w:before="40"/>
       <w:outlineLvl w:val="5"/>
     </w:pPr>
     <w:rPr>
-      <w:rFonts w:cstheme="majorBidi" w:eastAsiaTheme="majorEastAsia"/>
-      <w:i/>
+      <w:rFonts w:asciiTheme="minorHAnsi" w:cstheme="majorBidi" w:eastAsiaTheme="majorEastAsia" w:hAnsiTheme="minorHAnsi"/>
       <w:iCs/>
       <w:color w:themeColor="text1" w:themeTint="A6" w:val="595959"/>
     </w:rPr>
@@ -449,43 +666,41 @@
   <w:style w:styleId="Heading7" w:type="paragraph">
     <w:name w:val="heading 7"/>
     <w:basedOn w:val="Normal"/>
-    <w:next w:val="BodyText"/>
+    <w:next w:val="Normal"/>
     <w:link w:val="Heading7Char"/>
     <w:uiPriority w:val="9"/>
     <w:semiHidden/>
     <w:unhideWhenUsed/>
     <w:qFormat/>
-    <w:rsid w:val="00A10FD9"/>
+    <w:rsid w:val="00AF5CF1"/>
     <w:pPr>
       <w:keepNext/>
       <w:keepLines/>
-      <w:spacing w:after="0" w:before="40"/>
+      <w:spacing w:before="40"/>
       <w:outlineLvl w:val="6"/>
     </w:pPr>
     <w:rPr>
-      <w:rFonts w:cstheme="majorBidi" w:eastAsiaTheme="majorEastAsia"/>
+      <w:rFonts w:asciiTheme="minorHAnsi" w:cstheme="majorBidi" w:eastAsiaTheme="majorEastAsia" w:hAnsiTheme="minorHAnsi"/>
       <w:color w:themeColor="text1" w:themeTint="A6" w:val="595959"/>
     </w:rPr>
   </w:style>
   <w:style w:styleId="Heading8" w:type="paragraph">
     <w:name w:val="heading 8"/>
     <w:basedOn w:val="Normal"/>
-    <w:next w:val="BodyText"/>
+    <w:next w:val="Normal"/>
     <w:link w:val="Heading8Char"/>
     <w:uiPriority w:val="9"/>
     <w:semiHidden/>
     <w:unhideWhenUsed/>
     <w:qFormat/>
-    <w:rsid w:val="00A10FD9"/>
+    <w:rsid w:val="00846576"/>
     <w:pPr>
       <w:keepNext/>
       <w:keepLines/>
-      <w:spacing w:after="0"/>
       <w:outlineLvl w:val="7"/>
     </w:pPr>
     <w:rPr>
-      <w:rFonts w:cstheme="majorBidi" w:eastAsiaTheme="majorEastAsia"/>
-      <w:i/>
+      <w:rFonts w:asciiTheme="minorHAnsi" w:cstheme="majorBidi" w:eastAsiaTheme="majorEastAsia" w:hAnsiTheme="minorHAnsi"/>
       <w:iCs/>
       <w:color w:themeColor="text1" w:themeTint="D8" w:val="272727"/>
     </w:rPr>
@@ -493,186 +708,35 @@
   <w:style w:styleId="Heading9" w:type="paragraph">
     <w:name w:val="heading 9"/>
     <w:basedOn w:val="Normal"/>
-    <w:next w:val="BodyText"/>
+    <w:next w:val="Normal"/>
     <w:link w:val="Heading9Char"/>
     <w:uiPriority w:val="9"/>
     <w:semiHidden/>
     <w:unhideWhenUsed/>
     <w:qFormat/>
-    <w:rsid w:val="00A10FD9"/>
+    <w:rsid w:val="00846576"/>
     <w:pPr>
       <w:keepNext/>
       <w:keepLines/>
-      <w:spacing w:after="0"/>
       <w:outlineLvl w:val="8"/>
     </w:pPr>
     <w:rPr>
-      <w:rFonts w:cstheme="majorBidi" w:eastAsiaTheme="majorEastAsia"/>
+      <w:rFonts w:asciiTheme="minorHAnsi" w:cstheme="majorBidi" w:eastAsiaTheme="majorEastAsia" w:hAnsiTheme="minorHAnsi"/>
       <w:color w:themeColor="text1" w:themeTint="D8" w:val="272727"/>
-    </w:rPr>
-  </w:style>
-  <w:style w:customStyle="1" w:styleId="Heading1Char" w:type="character">
-    <w:name w:val="Heading 1 Char"/>
-    <w:basedOn w:val="DefaultParagraphFont"/>
-    <w:link w:val="Heading1"/>
-    <w:uiPriority w:val="9"/>
-    <w:rsid w:val="00A10FD9"/>
-    <w:rPr>
-      <w:rFonts w:asciiTheme="majorHAnsi" w:cstheme="majorBidi" w:eastAsiaTheme="majorEastAsia" w:hAnsiTheme="majorHAnsi"/>
-      <w:color w:themeColor="accent1" w:themeShade="BF" w:val="0F4761"/>
-      <w:sz w:val="40"/>
-      <w:szCs w:val="40"/>
-    </w:rPr>
-  </w:style>
-  <w:style w:customStyle="1" w:styleId="Heading2Char" w:type="character">
-    <w:name w:val="Heading 2 Char"/>
-    <w:basedOn w:val="DefaultParagraphFont"/>
-    <w:link w:val="Heading2"/>
-    <w:uiPriority w:val="9"/>
-    <w:semiHidden/>
-    <w:rsid w:val="00A10FD9"/>
-    <w:rPr>
-      <w:rFonts w:asciiTheme="majorHAnsi" w:cstheme="majorBidi" w:eastAsiaTheme="majorEastAsia" w:hAnsiTheme="majorHAnsi"/>
-      <w:color w:themeColor="accent1" w:themeShade="BF" w:val="0F4761"/>
-      <w:sz w:val="32"/>
-      <w:szCs w:val="32"/>
-    </w:rPr>
-  </w:style>
-  <w:style w:customStyle="1" w:styleId="Heading3Char" w:type="character">
-    <w:name w:val="Heading 3 Char"/>
-    <w:basedOn w:val="DefaultParagraphFont"/>
-    <w:link w:val="Heading3"/>
-    <w:uiPriority w:val="9"/>
-    <w:semiHidden/>
-    <w:rsid w:val="00A10FD9"/>
-    <w:rPr>
-      <w:rFonts w:cstheme="majorBidi" w:eastAsiaTheme="majorEastAsia"/>
-      <w:color w:themeColor="accent1" w:themeShade="BF" w:val="0F4761"/>
-      <w:sz w:val="28"/>
-      <w:szCs w:val="28"/>
-    </w:rPr>
-  </w:style>
-  <w:style w:customStyle="1" w:styleId="Heading4Char" w:type="character">
-    <w:name w:val="Heading 4 Char"/>
-    <w:basedOn w:val="DefaultParagraphFont"/>
-    <w:link w:val="Heading4"/>
-    <w:uiPriority w:val="9"/>
-    <w:semiHidden/>
-    <w:rsid w:val="00A10FD9"/>
-    <w:rPr>
-      <w:rFonts w:cstheme="majorBidi" w:eastAsiaTheme="majorEastAsia"/>
-      <w:i/>
-      <w:iCs/>
-      <w:color w:themeColor="accent1" w:themeShade="BF" w:val="0F4761"/>
-    </w:rPr>
-  </w:style>
-  <w:style w:customStyle="1" w:styleId="Heading5Char" w:type="character">
-    <w:name w:val="Heading 5 Char"/>
-    <w:basedOn w:val="DefaultParagraphFont"/>
-    <w:link w:val="Heading5"/>
-    <w:uiPriority w:val="9"/>
-    <w:semiHidden/>
-    <w:rsid w:val="00A10FD9"/>
-    <w:rPr>
-      <w:rFonts w:cstheme="majorBidi" w:eastAsiaTheme="majorEastAsia"/>
-      <w:color w:themeColor="accent1" w:themeShade="BF" w:val="0F4761"/>
-    </w:rPr>
-  </w:style>
-  <w:style w:customStyle="1" w:styleId="Heading6Char" w:type="character">
-    <w:name w:val="Heading 6 Char"/>
-    <w:basedOn w:val="DefaultParagraphFont"/>
-    <w:link w:val="Heading6"/>
-    <w:uiPriority w:val="9"/>
-    <w:semiHidden/>
-    <w:rsid w:val="00A10FD9"/>
-    <w:rPr>
-      <w:rFonts w:cstheme="majorBidi" w:eastAsiaTheme="majorEastAsia"/>
-      <w:i/>
-      <w:iCs/>
-      <w:color w:themeColor="text1" w:themeTint="A6" w:val="595959"/>
-    </w:rPr>
-  </w:style>
-  <w:style w:customStyle="1" w:styleId="Heading7Char" w:type="character">
-    <w:name w:val="Heading 7 Char"/>
-    <w:basedOn w:val="DefaultParagraphFont"/>
-    <w:link w:val="Heading7"/>
-    <w:uiPriority w:val="9"/>
-    <w:semiHidden/>
-    <w:rsid w:val="00A10FD9"/>
-    <w:rPr>
-      <w:rFonts w:cstheme="majorBidi" w:eastAsiaTheme="majorEastAsia"/>
-      <w:color w:themeColor="text1" w:themeTint="A6" w:val="595959"/>
-    </w:rPr>
-  </w:style>
-  <w:style w:customStyle="1" w:styleId="Heading8Char" w:type="character">
-    <w:name w:val="Heading 8 Char"/>
-    <w:basedOn w:val="DefaultParagraphFont"/>
-    <w:link w:val="Heading8"/>
-    <w:uiPriority w:val="9"/>
-    <w:semiHidden/>
-    <w:rsid w:val="00A10FD9"/>
-    <w:rPr>
-      <w:rFonts w:cstheme="majorBidi" w:eastAsiaTheme="majorEastAsia"/>
-      <w:i/>
-      <w:iCs/>
-      <w:color w:themeColor="text1" w:themeTint="D8" w:val="272727"/>
-    </w:rPr>
-  </w:style>
-  <w:style w:customStyle="1" w:styleId="Heading9Char" w:type="character">
-    <w:name w:val="Heading 9 Char"/>
-    <w:basedOn w:val="DefaultParagraphFont"/>
-    <w:link w:val="Heading9"/>
-    <w:uiPriority w:val="9"/>
-    <w:semiHidden/>
-    <w:rsid w:val="00A10FD9"/>
-    <w:rPr>
-      <w:rFonts w:cstheme="majorBidi" w:eastAsiaTheme="majorEastAsia"/>
-      <w:color w:themeColor="text1" w:themeTint="D8" w:val="272727"/>
-    </w:rPr>
-  </w:style>
-  <w:style w:styleId="BlockText" w:type="paragraph">
-    <w:name w:val="Block Text"/>
-    <w:basedOn w:val="BodyText"/>
-    <w:next w:val="BodyText"/>
-    <w:uiPriority w:val="9"/>
-    <w:unhideWhenUsed/>
-    <w:qFormat/>
-    <w:pPr>
-      <w:spacing w:after="100" w:before="100"/>
-      <w:ind w:firstLine="0" w:left="480" w:right="480"/>
-    </w:pPr>
-  </w:style>
-  <w:style w:styleId="FootnoteText" w:type="paragraph">
-    <w:name w:val="Footnote Text"/>
-    <w:basedOn w:val="Normal"/>
-    <w:next w:val="FootnoteText"/>
-    <w:uiPriority w:val="9"/>
-    <w:unhideWhenUsed/>
-    <w:qFormat/>
-  </w:style>
-  <w:style w:styleId="FootnoteBlockText" w:type="paragraph">
-    <w:name w:val="Footnote Block Text"/>
-    <w:basedOn w:val="FootnoteText"/>
-    <w:next w:val="FootnoteText"/>
-    <w:uiPriority w:val="9"/>
-    <w:unhideWhenUsed/>
-    <w:qFormat/>
-    <w:pPr>
-      <w:spacing w:after="100" w:before="100"/>
-      <w:ind w:firstLine="0" w:left="480" w:right="480"/>
-    </w:pPr>
+      <w:sz w:val="22"/>
+    </w:rPr>
   </w:style>
   <w:style w:default="1" w:styleId="DefaultParagraphFont" w:type="character">
     <w:name w:val="Default Paragraph Font"/>
+    <w:uiPriority w:val="1"/>
     <w:semiHidden/>
     <w:unhideWhenUsed/>
   </w:style>
-  <w:style w:default="1" w:styleId="Table" w:type="table">
-    <w:name w:val="Table"/>
-    <w:basedOn w:val="TableNormal"/>
+  <w:style w:default="1" w:styleId="TableNormal" w:type="table">
+    <w:name w:val="Normal Table"/>
+    <w:uiPriority w:val="99"/>
     <w:semiHidden/>
     <w:unhideWhenUsed/>
-    <w:qFormat/>
     <w:tblPr>
       <w:tblInd w:type="dxa" w:w="0"/>
       <w:tblCellMar>
@@ -682,374 +746,630 @@
         <w:right w:type="dxa" w:w="108"/>
       </w:tblCellMar>
     </w:tblPr>
-    <w:tblStylePr w:type="firstRow">
-      <w:tcPr>
-        <w:tcBorders>
-          <w:bottom w:val="single"/>
-        </w:tcBorders>
-        <w:vAlign w:val="bottom"/>
-      </w:tcPr>
-    </w:tblStylePr>
-  </w:style>
-  <w:style w:customStyle="1" w:styleId="DefinitionTerm" w:type="paragraph">
-    <w:name w:val="Definition Term"/>
-    <w:basedOn w:val="Normal"/>
-    <w:next w:val="Definition"/>
-    <w:pPr>
-      <w:keepNext/>
-      <w:keepLines/>
-      <w:spacing w:after="0"/>
-    </w:pPr>
-    <w:rPr>
+  </w:style>
+  <w:style w:default="1" w:styleId="NoList" w:type="numbering">
+    <w:name w:val="No List"/>
+    <w:uiPriority w:val="99"/>
+    <w:semiHidden/>
+    <w:unhideWhenUsed/>
+  </w:style>
+  <w:style w:customStyle="1" w:styleId="Heading1Char" w:type="character">
+    <w:name w:val="Heading 1 Char"/>
+    <w:basedOn w:val="DefaultParagraphFont"/>
+    <w:link w:val="Heading1"/>
+    <w:uiPriority w:val="9"/>
+    <w:rsid w:val="00846576"/>
+    <w:rPr>
+      <w:rFonts w:asciiTheme="majorHAnsi" w:cstheme="majorBidi" w:eastAsiaTheme="majorEastAsia" w:hAnsiTheme="majorHAnsi"/>
       <w:b/>
-    </w:rPr>
-  </w:style>
-  <w:style w:customStyle="1" w:styleId="Definition" w:type="paragraph">
-    <w:name w:val="Definition"/>
-    <w:basedOn w:val="Normal"/>
-  </w:style>
-  <w:style w:styleId="Caption" w:type="paragraph">
-    <w:name w:val="Caption"/>
-    <w:basedOn w:val="Normal"/>
-    <w:link w:val="BodyTextChar"/>
-    <w:pPr>
-      <w:spacing w:after="120" w:before="0"/>
+      <w:color w:themeColor="accent1" w:themeShade="BF" w:val="0F4761"/>
+      <w:sz w:val="28"/>
+      <w:szCs w:val="40"/>
+    </w:rPr>
+  </w:style>
+  <w:style w:customStyle="1" w:styleId="Heading2Char" w:type="character">
+    <w:name w:val="Heading 2 Char"/>
+    <w:basedOn w:val="DefaultParagraphFont"/>
+    <w:link w:val="Heading2"/>
+    <w:uiPriority w:val="9"/>
+    <w:semiHidden/>
+    <w:rsid w:val="00846576"/>
+    <w:rPr>
+      <w:rFonts w:asciiTheme="majorHAnsi" w:cstheme="majorBidi" w:eastAsiaTheme="majorEastAsia" w:hAnsiTheme="majorHAnsi"/>
+      <w:color w:themeColor="accent1" w:themeShade="BF" w:val="0F4761"/>
+      <w:szCs w:val="32"/>
+    </w:rPr>
+  </w:style>
+  <w:style w:customStyle="1" w:styleId="Heading3Char" w:type="character">
+    <w:name w:val="Heading 3 Char"/>
+    <w:basedOn w:val="DefaultParagraphFont"/>
+    <w:link w:val="Heading3"/>
+    <w:uiPriority w:val="9"/>
+    <w:rsid w:val="00846576"/>
+    <w:rPr>
+      <w:rFonts w:asciiTheme="minorHAnsi" w:cstheme="majorBidi" w:eastAsiaTheme="majorEastAsia" w:hAnsiTheme="minorHAnsi"/>
+      <w:color w:themeColor="accent1" w:themeShade="BF" w:val="0F4761"/>
+      <w:sz w:val="22"/>
+      <w:szCs w:val="28"/>
+    </w:rPr>
+  </w:style>
+  <w:style w:customStyle="1" w:styleId="Heading4Char" w:type="character">
+    <w:name w:val="Heading 4 Char"/>
+    <w:basedOn w:val="DefaultParagraphFont"/>
+    <w:link w:val="Heading4"/>
+    <w:uiPriority w:val="9"/>
+    <w:semiHidden/>
+    <w:rsid w:val="00846576"/>
+    <w:rPr>
+      <w:rFonts w:asciiTheme="minorHAnsi" w:cstheme="majorBidi" w:eastAsiaTheme="majorEastAsia" w:hAnsiTheme="minorHAnsi"/>
+      <w:iCs/>
+      <w:color w:themeColor="accent1" w:themeShade="BF" w:val="0F4761"/>
+    </w:rPr>
+  </w:style>
+  <w:style w:customStyle="1" w:styleId="Heading5Char" w:type="character">
+    <w:name w:val="Heading 5 Char"/>
+    <w:basedOn w:val="DefaultParagraphFont"/>
+    <w:link w:val="Heading5"/>
+    <w:uiPriority w:val="9"/>
+    <w:semiHidden/>
+    <w:rsid w:val="00AF5CF1"/>
+    <w:rPr>
+      <w:rFonts w:asciiTheme="minorHAnsi" w:cstheme="majorBidi" w:eastAsiaTheme="majorEastAsia" w:hAnsiTheme="minorHAnsi"/>
+      <w:color w:themeColor="accent1" w:themeShade="BF" w:val="0F4761"/>
+    </w:rPr>
+  </w:style>
+  <w:style w:customStyle="1" w:styleId="Heading6Char" w:type="character">
+    <w:name w:val="Heading 6 Char"/>
+    <w:basedOn w:val="DefaultParagraphFont"/>
+    <w:link w:val="Heading6"/>
+    <w:uiPriority w:val="9"/>
+    <w:semiHidden/>
+    <w:rsid w:val="00846576"/>
+    <w:rPr>
+      <w:rFonts w:asciiTheme="minorHAnsi" w:cstheme="majorBidi" w:eastAsiaTheme="majorEastAsia" w:hAnsiTheme="minorHAnsi"/>
+      <w:iCs/>
+      <w:color w:themeColor="text1" w:themeTint="A6" w:val="595959"/>
+    </w:rPr>
+  </w:style>
+  <w:style w:customStyle="1" w:styleId="Heading7Char" w:type="character">
+    <w:name w:val="Heading 7 Char"/>
+    <w:basedOn w:val="DefaultParagraphFont"/>
+    <w:link w:val="Heading7"/>
+    <w:uiPriority w:val="9"/>
+    <w:semiHidden/>
+    <w:rsid w:val="00AF5CF1"/>
+    <w:rPr>
+      <w:rFonts w:asciiTheme="minorHAnsi" w:cstheme="majorBidi" w:eastAsiaTheme="majorEastAsia" w:hAnsiTheme="minorHAnsi"/>
+      <w:color w:themeColor="text1" w:themeTint="A6" w:val="595959"/>
+    </w:rPr>
+  </w:style>
+  <w:style w:customStyle="1" w:styleId="Heading8Char" w:type="character">
+    <w:name w:val="Heading 8 Char"/>
+    <w:basedOn w:val="DefaultParagraphFont"/>
+    <w:link w:val="Heading8"/>
+    <w:uiPriority w:val="9"/>
+    <w:semiHidden/>
+    <w:rsid w:val="00846576"/>
+    <w:rPr>
+      <w:rFonts w:asciiTheme="minorHAnsi" w:cstheme="majorBidi" w:eastAsiaTheme="majorEastAsia" w:hAnsiTheme="minorHAnsi"/>
+      <w:iCs/>
+      <w:color w:themeColor="text1" w:themeTint="D8" w:val="272727"/>
+    </w:rPr>
+  </w:style>
+  <w:style w:customStyle="1" w:styleId="Heading9Char" w:type="character">
+    <w:name w:val="Heading 9 Char"/>
+    <w:basedOn w:val="DefaultParagraphFont"/>
+    <w:link w:val="Heading9"/>
+    <w:uiPriority w:val="9"/>
+    <w:semiHidden/>
+    <w:rsid w:val="00846576"/>
+    <w:rPr>
+      <w:rFonts w:asciiTheme="minorHAnsi" w:cstheme="majorBidi" w:eastAsiaTheme="majorEastAsia" w:hAnsiTheme="minorHAnsi"/>
+      <w:color w:themeColor="text1" w:themeTint="D8" w:val="272727"/>
+      <w:sz w:val="22"/>
+    </w:rPr>
+  </w:style>
+  <w:style w:styleId="Title" w:type="paragraph">
+    <w:name w:val="Title"/>
+    <w:basedOn w:val="Normal"/>
+    <w:next w:val="Normal"/>
+    <w:link w:val="TitleChar"/>
+    <w:uiPriority w:val="10"/>
+    <w:qFormat/>
+    <w:rsid w:val="00AF5CF1"/>
+    <w:pPr>
+      <w:spacing w:after="80"/>
+      <w:contextualSpacing/>
+    </w:pPr>
+    <w:rPr>
+      <w:rFonts w:asciiTheme="majorHAnsi" w:cstheme="majorBidi" w:eastAsiaTheme="majorEastAsia" w:hAnsiTheme="majorHAnsi"/>
+      <w:spacing w:val="-10"/>
+      <w:kern w:val="28"/>
+      <w:sz w:val="56"/>
+      <w:szCs w:val="56"/>
+    </w:rPr>
+  </w:style>
+  <w:style w:customStyle="1" w:styleId="TitleChar" w:type="character">
+    <w:name w:val="Title Char"/>
+    <w:basedOn w:val="DefaultParagraphFont"/>
+    <w:link w:val="Title"/>
+    <w:uiPriority w:val="10"/>
+    <w:rsid w:val="00AF5CF1"/>
+    <w:rPr>
+      <w:rFonts w:asciiTheme="majorHAnsi" w:cstheme="majorBidi" w:eastAsiaTheme="majorEastAsia" w:hAnsiTheme="majorHAnsi"/>
+      <w:spacing w:val="-10"/>
+      <w:kern w:val="28"/>
+      <w:sz w:val="56"/>
+      <w:szCs w:val="56"/>
+    </w:rPr>
+  </w:style>
+  <w:style w:styleId="Subtitle" w:type="paragraph">
+    <w:name w:val="Subtitle"/>
+    <w:basedOn w:val="Normal"/>
+    <w:next w:val="Normal"/>
+    <w:link w:val="SubtitleChar"/>
+    <w:uiPriority w:val="11"/>
+    <w:qFormat/>
+    <w:rsid w:val="00AF5CF1"/>
+    <w:pPr>
+      <w:numPr>
+        <w:ilvl w:val="1"/>
+      </w:numPr>
+      <w:spacing w:after="160"/>
+    </w:pPr>
+    <w:rPr>
+      <w:rFonts w:asciiTheme="minorHAnsi" w:cstheme="majorBidi" w:eastAsiaTheme="majorEastAsia" w:hAnsiTheme="minorHAnsi"/>
+      <w:color w:themeColor="text1" w:themeTint="A6" w:val="595959"/>
+      <w:spacing w:val="15"/>
+      <w:sz w:val="28"/>
+      <w:szCs w:val="28"/>
+    </w:rPr>
+  </w:style>
+  <w:style w:customStyle="1" w:styleId="SubtitleChar" w:type="character">
+    <w:name w:val="Subtitle Char"/>
+    <w:basedOn w:val="DefaultParagraphFont"/>
+    <w:link w:val="Subtitle"/>
+    <w:uiPriority w:val="11"/>
+    <w:rsid w:val="00AF5CF1"/>
+    <w:rPr>
+      <w:rFonts w:asciiTheme="minorHAnsi" w:cstheme="majorBidi" w:eastAsiaTheme="majorEastAsia" w:hAnsiTheme="minorHAnsi"/>
+      <w:color w:themeColor="text1" w:themeTint="A6" w:val="595959"/>
+      <w:spacing w:val="15"/>
+      <w:sz w:val="28"/>
+      <w:szCs w:val="28"/>
+    </w:rPr>
+  </w:style>
+  <w:style w:styleId="Quote" w:type="paragraph">
+    <w:name w:val="Quote"/>
+    <w:basedOn w:val="Normal"/>
+    <w:next w:val="Normal"/>
+    <w:link w:val="QuoteChar"/>
+    <w:uiPriority w:val="29"/>
+    <w:qFormat/>
+    <w:rsid w:val="00AF5CF1"/>
+    <w:pPr>
+      <w:spacing w:after="160" w:before="160"/>
+      <w:jc w:val="center"/>
     </w:pPr>
     <w:rPr>
       <w:i/>
-    </w:rPr>
-  </w:style>
-  <w:style w:customStyle="1" w:styleId="TableCaption" w:type="paragraph">
-    <w:name w:val="Table Caption"/>
-    <w:basedOn w:val="Caption"/>
-    <w:pPr>
-      <w:keepNext/>
-    </w:pPr>
-  </w:style>
-  <w:style w:customStyle="1" w:styleId="ImageCaption" w:type="paragraph">
-    <w:name w:val="Image Caption"/>
-    <w:basedOn w:val="Caption"/>
-  </w:style>
-  <w:style w:customStyle="1" w:styleId="Figure" w:type="paragraph">
-    <w:name w:val="Figure"/>
-    <w:basedOn w:val="Normal"/>
-  </w:style>
-  <w:style w:customStyle="1" w:styleId="CaptionedFigure" w:type="paragraph">
-    <w:name w:val="Captioned Figure"/>
-    <w:basedOn w:val="Figure"/>
-    <w:pPr>
-      <w:keepNext/>
-    </w:pPr>
-  </w:style>
-  <w:style w:customStyle="1" w:styleId="BodyTextChar" w:type="character">
-    <w:name w:val="Body Text Char"/>
+      <w:iCs/>
+      <w:color w:themeColor="text1" w:themeTint="BF" w:val="404040"/>
+    </w:rPr>
+  </w:style>
+  <w:style w:customStyle="1" w:styleId="QuoteChar" w:type="character">
+    <w:name w:val="Quote Char"/>
     <w:basedOn w:val="DefaultParagraphFont"/>
-    <w:link w:val="BodyText"/>
-  </w:style>
-  <w:style w:customStyle="1" w:styleId="VerbatimChar" w:type="character">
-    <w:name w:val="Verbatim Char"/>
-    <w:basedOn w:val="BodyTextChar"/>
-    <w:rPr>
-      <w:rFonts w:ascii="Consolas" w:hAnsi="Consolas"/>
-      <w:sz w:val="22"/>
-    </w:rPr>
-  </w:style>
-  <w:style w:customStyle="1" w:styleId="SectionNumber" w:type="character">
-    <w:name w:val="Section Number"/>
-    <w:basedOn w:val="BodyTextChar"/>
-  </w:style>
-  <w:style w:styleId="FootnoteReference" w:type="character">
-    <w:name w:val="Footnote Reference"/>
-    <w:basedOn w:val="BodyTextChar"/>
-    <w:rPr>
-      <w:vertAlign w:val="superscript"/>
-    </w:rPr>
-  </w:style>
-  <w:style w:styleId="Hyperlink" w:type="character">
-    <w:name w:val="Hyperlink"/>
-    <w:basedOn w:val="BodyTextChar"/>
-    <w:rPr>
-      <w:color w:themeColor="accent1" w:val="4F81BD"/>
-    </w:rPr>
-  </w:style>
-  <w:style w:styleId="TOCHeading" w:type="paragraph">
-    <w:name w:val="TOC Heading"/>
-    <w:basedOn w:val="Heading1"/>
-    <w:next w:val="BodyText"/>
+    <w:link w:val="Quote"/>
+    <w:uiPriority w:val="29"/>
+    <w:rsid w:val="00AF5CF1"/>
+    <w:rPr>
+      <w:i/>
+      <w:iCs/>
+      <w:color w:themeColor="text1" w:themeTint="BF" w:val="404040"/>
+    </w:rPr>
+  </w:style>
+  <w:style w:styleId="ListParagraph" w:type="paragraph">
+    <w:name w:val="List Paragraph"/>
+    <w:basedOn w:val="Normal"/>
+    <w:uiPriority w:val="34"/>
+    <w:qFormat/>
+    <w:rsid w:val="00AF5CF1"/>
+    <w:pPr>
+      <w:ind w:left="720"/>
+      <w:contextualSpacing/>
+    </w:pPr>
+  </w:style>
+  <w:style w:styleId="IntenseEmphasis" w:type="character">
+    <w:name w:val="Intense Emphasis"/>
+    <w:basedOn w:val="DefaultParagraphFont"/>
+    <w:uiPriority w:val="21"/>
+    <w:qFormat/>
+    <w:rsid w:val="00AF5CF1"/>
+    <w:rPr>
+      <w:i/>
+      <w:iCs/>
+      <w:color w:themeColor="accent1" w:themeShade="BF" w:val="0F4761"/>
+    </w:rPr>
+  </w:style>
+  <w:style w:styleId="IntenseQuote" w:type="paragraph">
+    <w:name w:val="Intense Quote"/>
+    <w:basedOn w:val="Normal"/>
+    <w:next w:val="Normal"/>
+    <w:link w:val="IntenseQuoteChar"/>
+    <w:uiPriority w:val="30"/>
+    <w:qFormat/>
+    <w:rsid w:val="00AF5CF1"/>
+    <w:pPr>
+      <w:pBdr>
+        <w:top w:color="0F4761" w:space="10" w:sz="4" w:themeColor="accent1" w:themeShade="BF" w:val="single"/>
+        <w:bottom w:color="0F4761" w:space="10" w:sz="4" w:themeColor="accent1" w:themeShade="BF" w:val="single"/>
+      </w:pBdr>
+      <w:spacing w:after="360" w:before="360"/>
+      <w:ind w:left="864" w:right="864"/>
+      <w:jc w:val="center"/>
+    </w:pPr>
+    <w:rPr>
+      <w:i/>
+      <w:iCs/>
+      <w:color w:themeColor="accent1" w:themeShade="BF" w:val="0F4761"/>
+    </w:rPr>
+  </w:style>
+  <w:style w:customStyle="1" w:styleId="IntenseQuoteChar" w:type="character">
+    <w:name w:val="Intense Quote Char"/>
+    <w:basedOn w:val="DefaultParagraphFont"/>
+    <w:link w:val="IntenseQuote"/>
+    <w:uiPriority w:val="30"/>
+    <w:rsid w:val="00AF5CF1"/>
+    <w:rPr>
+      <w:i/>
+      <w:iCs/>
+      <w:color w:themeColor="accent1" w:themeShade="BF" w:val="0F4761"/>
+    </w:rPr>
+  </w:style>
+  <w:style w:styleId="IntenseReference" w:type="character">
+    <w:name w:val="Intense Reference"/>
+    <w:basedOn w:val="DefaultParagraphFont"/>
+    <w:uiPriority w:val="32"/>
+    <w:qFormat/>
+    <w:rsid w:val="00AF5CF1"/>
+    <w:rPr>
+      <w:b/>
+      <w:bCs/>
+      <w:smallCaps/>
+      <w:color w:themeColor="accent1" w:themeShade="BF" w:val="0F4761"/>
+      <w:spacing w:val="5"/>
+    </w:rPr>
+  </w:style>
+  <w:style w:styleId="HTMLCode" w:type="character">
+    <w:name w:val="HTML Code"/>
+    <w:basedOn w:val="DefaultParagraphFont"/>
+    <w:uiPriority w:val="99"/>
+    <w:unhideWhenUsed/>
+    <w:rsid w:val="00771E03"/>
+    <w:rPr>
+      <w:rFonts w:ascii="Consolas" w:cs="Consolas" w:hAnsi="Consolas"/>
+      <w:sz w:val="18"/>
+      <w:szCs w:val="20"/>
+    </w:rPr>
+  </w:style>
+  <w:style w:customStyle="1" w:styleId="Code" w:type="paragraph">
+    <w:name w:val="Code"/>
+    <w:basedOn w:val="Normal"/>
+    <w:next w:val="Normal"/>
+    <w:qFormat/>
+    <w:rsid w:val="00BC28E9"/>
+    <w:pPr>
+      <w:pBdr>
+        <w:top w:color="FF0000" w:space="1" w:sz="8" w:val="single"/>
+        <w:left w:color="FF0000" w:space="4" w:sz="8" w:val="single"/>
+        <w:bottom w:color="FF0000" w:space="1" w:sz="8" w:val="single"/>
+        <w:right w:color="FF0000" w:space="4" w:sz="8" w:val="single"/>
+      </w:pBdr>
+      <w:shd w:color="auto" w:fill="auto" w:val="pct15"/>
+      <w:spacing w:after="120" w:before="120"/>
+      <w:ind w:left="432" w:right="432"/>
+    </w:pPr>
+    <w:rPr>
+      <w:rFonts w:ascii="Courier New" w:hAnsi="Courier New"/>
+      <w:sz w:val="18"/>
+    </w:rPr>
+  </w:style>
+  <w:style w:customStyle="1" w:styleId="SourceCode" w:type="paragraph">
+    <w:name w:val="Source Code"/>
+    <w:basedOn w:val="Normal"/>
+    <w:qFormat/>
+    <w:rsid w:val="00771E03"/>
+    <w:pPr>
+      <w:pBdr>
+        <w:top w:color="auto" w:space="1" w:sz="8" w:val="single"/>
+        <w:left w:color="auto" w:space="4" w:sz="8" w:val="single"/>
+        <w:bottom w:color="auto" w:space="1" w:sz="8" w:val="single"/>
+        <w:right w:color="auto" w:space="4" w:sz="8" w:val="single"/>
+      </w:pBdr>
+      <w:shd w:color="auto" w:fill="auto" w:val="pct15"/>
+      <w:spacing w:after="240" w:before="240"/>
+      <w:ind w:left="432" w:right="432"/>
+    </w:pPr>
+    <w:rPr>
+      <w:rFonts w:ascii="Courier New" w:hAnsi="Courier New"/>
+      <w:sz w:val="20"/>
+    </w:rPr>
+  </w:style>
+  <w:style w:customStyle="1" w:styleId="Verbatim" w:type="paragraph">
+    <w:name w:val="Verbatim"/>
+    <w:basedOn w:val="Normal"/>
+    <w:qFormat/>
+    <w:rsid w:val="00771E03"/>
+    <w:pPr>
+      <w:shd w:color="auto" w:fill="auto" w:val="pct15"/>
+      <w:spacing w:after="240" w:before="240"/>
+      <w:ind w:left="432" w:right="432"/>
+    </w:pPr>
+    <w:rPr>
+      <w:rFonts w:ascii="Courier New" w:hAnsi="Courier New"/>
+      <w:sz w:val="18"/>
+    </w:rPr>
+  </w:style>
+  <w:style w:customStyle="1" w:styleId="CodeBlock" w:type="paragraph">
+    <w:name w:val="Code Block"/>
+    <w:basedOn w:val="Verbatim"/>
+    <w:qFormat/>
+    <w:rsid w:val="00BC28E9"/>
+  </w:style>
+  <w:style w:styleId="CommentText" w:type="paragraph">
+    <w:name w:val="annotation text"/>
+    <w:basedOn w:val="Normal"/>
+    <w:link w:val="CommentTextChar"/>
+    <w:uiPriority w:val="99"/>
+    <w:unhideWhenUsed/>
+    <w:rsid w:val="00771E03"/>
+    <w:rPr>
+      <w:sz w:val="20"/>
+      <w:szCs w:val="20"/>
+    </w:rPr>
+  </w:style>
+  <w:style w:customStyle="1" w:styleId="CommentTextChar" w:type="character">
+    <w:name w:val="Comment Text Char"/>
+    <w:basedOn w:val="DefaultParagraphFont"/>
+    <w:link w:val="CommentText"/>
+    <w:uiPriority w:val="99"/>
+    <w:rsid w:val="00771E03"/>
+    <w:rPr>
+      <w:sz w:val="20"/>
+      <w:szCs w:val="20"/>
+    </w:rPr>
+  </w:style>
+  <w:style w:styleId="TOC1" w:type="paragraph">
+    <w:name w:val="toc 1"/>
+    <w:basedOn w:val="Normal"/>
+    <w:next w:val="Normal"/>
+    <w:autoRedefine/>
     <w:uiPriority w:val="39"/>
     <w:unhideWhenUsed/>
-    <w:qFormat/>
-    <w:pPr>
-      <w:spacing w:before="240" w:line="259" w:lineRule="auto"/>
-      <w:outlineLvl w:val="9"/>
-    </w:pPr>
-    <w:rPr>
-      <w:rFonts w:asciiTheme="majorHAnsi" w:cstheme="majorBidi" w:eastAsiaTheme="majorEastAsia" w:hAnsiTheme="majorHAnsi"/>
-      <w:b w:val="0"/>
-      <w:bCs w:val="0"/>
-      <w:color w:themeColor="accent1" w:themeShade="BF" w:val="365F91"/>
-    </w:rPr>
-  </w:style>
-  <w:style w:type="paragraph" w:customStyle="1" w:styleId="SourceCode">
-    <w:name w:val="Source Code"/>
-    <w:basedOn w:val="Normal"/>
-    <w:link w:val="VerbatimChar"/>
-    <w:pPr>
-      <w:wordWrap w:val="off"/>
-      <w:shd w:val="clear" w:fill="f1f3f5"/>
+    <w:rsid w:val="00322D32"/>
+    <w:pPr>
+      <w:spacing w:after="100"/>
     </w:pPr>
   </w:style>
   <w:style w:type="character" w:customStyle="1" w:styleId="KeywordTok">
     <w:name w:val="KeywordTok"/>
     <w:basedOn w:val="VerbatimChar"/>
     <w:rPr>
-      <w:b/>
-      <w:color w:val="003b4f"/>
-      <w:shd w:val="clear" w:fill="f1f3f5"/>
+      <w:color w:val="d73a49"/>
     </w:rPr>
   </w:style>
   <w:style w:type="character" w:customStyle="1" w:styleId="DataTypeTok">
     <w:name w:val="DataTypeTok"/>
     <w:basedOn w:val="VerbatimChar"/>
     <w:rPr>
-      <w:color w:val="ad0000"/>
-      <w:shd w:val="clear" w:fill="f1f3f5"/>
+      <w:color w:val="d73a49"/>
     </w:rPr>
   </w:style>
   <w:style w:type="character" w:customStyle="1" w:styleId="DecValTok">
     <w:name w:val="DecValTok"/>
     <w:basedOn w:val="VerbatimChar"/>
     <w:rPr>
-      <w:color w:val="ad0000"/>
-      <w:shd w:val="clear" w:fill="f1f3f5"/>
+      <w:color w:val="005cc5"/>
     </w:rPr>
   </w:style>
   <w:style w:type="character" w:customStyle="1" w:styleId="BaseNTok">
     <w:name w:val="BaseNTok"/>
     <w:basedOn w:val="VerbatimChar"/>
     <w:rPr>
-      <w:color w:val="ad0000"/>
-      <w:shd w:val="clear" w:fill="f1f3f5"/>
+      <w:color w:val="005cc5"/>
     </w:rPr>
   </w:style>
   <w:style w:type="character" w:customStyle="1" w:styleId="FloatTok">
     <w:name w:val="FloatTok"/>
     <w:basedOn w:val="VerbatimChar"/>
     <w:rPr>
-      <w:color w:val="ad0000"/>
-      <w:shd w:val="clear" w:fill="f1f3f5"/>
+      <w:color w:val="005cc5"/>
     </w:rPr>
   </w:style>
   <w:style w:type="character" w:customStyle="1" w:styleId="ConstantTok">
     <w:name w:val="ConstantTok"/>
     <w:basedOn w:val="VerbatimChar"/>
     <w:rPr>
-      <w:color w:val="8f5902"/>
-      <w:shd w:val="clear" w:fill="f1f3f5"/>
+      <w:color w:val="005cc5"/>
     </w:rPr>
   </w:style>
   <w:style w:type="character" w:customStyle="1" w:styleId="CharTok">
     <w:name w:val="CharTok"/>
     <w:basedOn w:val="VerbatimChar"/>
     <w:rPr>
-      <w:color w:val="20794d"/>
-      <w:shd w:val="clear" w:fill="f1f3f5"/>
+      <w:color w:val="032f62"/>
     </w:rPr>
   </w:style>
   <w:style w:type="character" w:customStyle="1" w:styleId="SpecialCharTok">
     <w:name w:val="SpecialCharTok"/>
     <w:basedOn w:val="VerbatimChar"/>
     <w:rPr>
-      <w:color w:val="5e5e5e"/>
-      <w:shd w:val="clear" w:fill="f1f3f5"/>
+      <w:color w:val="005cc5"/>
     </w:rPr>
   </w:style>
   <w:style w:type="character" w:customStyle="1" w:styleId="StringTok">
     <w:name w:val="StringTok"/>
     <w:basedOn w:val="VerbatimChar"/>
     <w:rPr>
-      <w:color w:val="20794d"/>
-      <w:shd w:val="clear" w:fill="f1f3f5"/>
+      <w:color w:val="032f62"/>
     </w:rPr>
   </w:style>
   <w:style w:type="character" w:customStyle="1" w:styleId="VerbatimStringTok">
     <w:name w:val="VerbatimStringTok"/>
     <w:basedOn w:val="VerbatimChar"/>
     <w:rPr>
-      <w:color w:val="20794d"/>
-      <w:shd w:val="clear" w:fill="f1f3f5"/>
+      <w:color w:val="032f62"/>
     </w:rPr>
   </w:style>
   <w:style w:type="character" w:customStyle="1" w:styleId="SpecialStringTok">
     <w:name w:val="SpecialStringTok"/>
     <w:basedOn w:val="VerbatimChar"/>
     <w:rPr>
-      <w:color w:val="20794d"/>
-      <w:shd w:val="clear" w:fill="f1f3f5"/>
+      <w:color w:val="032f62"/>
     </w:rPr>
   </w:style>
   <w:style w:type="character" w:customStyle="1" w:styleId="ImportTok">
     <w:name w:val="ImportTok"/>
     <w:basedOn w:val="VerbatimChar"/>
     <w:rPr>
-      <w:color w:val="00769e"/>
-      <w:shd w:val="clear" w:fill="f1f3f5"/>
+      <w:color w:val="032f62"/>
     </w:rPr>
   </w:style>
   <w:style w:type="character" w:customStyle="1" w:styleId="CommentTok">
     <w:name w:val="CommentTok"/>
     <w:basedOn w:val="VerbatimChar"/>
     <w:rPr>
-      <w:color w:val="5e5e5e"/>
-      <w:shd w:val="clear" w:fill="f1f3f5"/>
+      <w:color w:val="6a737d"/>
     </w:rPr>
   </w:style>
   <w:style w:type="character" w:customStyle="1" w:styleId="DocumentationTok">
     <w:name w:val="DocumentationTok"/>
     <w:basedOn w:val="VerbatimChar"/>
     <w:rPr>
-      <w:i/>
-      <w:color w:val="5e5e5e"/>
-      <w:shd w:val="clear" w:fill="f1f3f5"/>
+      <w:color w:val="6a737d"/>
     </w:rPr>
   </w:style>
   <w:style w:type="character" w:customStyle="1" w:styleId="AnnotationTok">
     <w:name w:val="AnnotationTok"/>
     <w:basedOn w:val="VerbatimChar"/>
     <w:rPr>
-      <w:color w:val="5e5e5e"/>
-      <w:shd w:val="clear" w:fill="f1f3f5"/>
+      <w:color w:val="6a737d"/>
     </w:rPr>
   </w:style>
   <w:style w:type="character" w:customStyle="1" w:styleId="CommentVarTok">
     <w:name w:val="CommentVarTok"/>
     <w:basedOn w:val="VerbatimChar"/>
     <w:rPr>
-      <w:i/>
-      <w:color w:val="5e5e5e"/>
-      <w:shd w:val="clear" w:fill="f1f3f5"/>
+      <w:color w:val="6a737d"/>
     </w:rPr>
   </w:style>
   <w:style w:type="character" w:customStyle="1" w:styleId="OtherTok">
     <w:name w:val="OtherTok"/>
     <w:basedOn w:val="VerbatimChar"/>
     <w:rPr>
-      <w:color w:val="003b4f"/>
-      <w:shd w:val="clear" w:fill="f1f3f5"/>
+      <w:color w:val="6f42c1"/>
     </w:rPr>
   </w:style>
   <w:style w:type="character" w:customStyle="1" w:styleId="FunctionTok">
     <w:name w:val="FunctionTok"/>
     <w:basedOn w:val="VerbatimChar"/>
     <w:rPr>
-      <w:color w:val="4758ab"/>
-      <w:shd w:val="clear" w:fill="f1f3f5"/>
+      <w:color w:val="6f42c1"/>
     </w:rPr>
   </w:style>
   <w:style w:type="character" w:customStyle="1" w:styleId="VariableTok">
     <w:name w:val="VariableTok"/>
     <w:basedOn w:val="VerbatimChar"/>
     <w:rPr>
-      <w:color w:val="111111"/>
-      <w:shd w:val="clear" w:fill="f1f3f5"/>
+      <w:color w:val="e36209"/>
     </w:rPr>
   </w:style>
   <w:style w:type="character" w:customStyle="1" w:styleId="ControlFlowTok">
     <w:name w:val="ControlFlowTok"/>
     <w:basedOn w:val="VerbatimChar"/>
     <w:rPr>
-      <w:b/>
-      <w:color w:val="003b4f"/>
-      <w:shd w:val="clear" w:fill="f1f3f5"/>
+      <w:color w:val="d73a49"/>
     </w:rPr>
   </w:style>
   <w:style w:type="character" w:customStyle="1" w:styleId="OperatorTok">
     <w:name w:val="OperatorTok"/>
     <w:basedOn w:val="VerbatimChar"/>
     <w:rPr>
-      <w:color w:val="5e5e5e"/>
-      <w:shd w:val="clear" w:fill="f1f3f5"/>
+      <w:color w:val="24292e"/>
     </w:rPr>
   </w:style>
   <w:style w:type="character" w:customStyle="1" w:styleId="BuiltInTok">
     <w:name w:val="BuiltInTok"/>
     <w:basedOn w:val="VerbatimChar"/>
     <w:rPr>
-      <w:color w:val="003b4f"/>
-      <w:shd w:val="clear" w:fill="f1f3f5"/>
+      <w:color w:val="d73a49"/>
     </w:rPr>
   </w:style>
   <w:style w:type="character" w:customStyle="1" w:styleId="ExtensionTok">
     <w:name w:val="ExtensionTok"/>
     <w:basedOn w:val="VerbatimChar"/>
     <w:rPr>
-      <w:color w:val="003b4f"/>
-      <w:shd w:val="clear" w:fill="f1f3f5"/>
+      <w:b/>
+      <w:color w:val="d73a49"/>
     </w:rPr>
   </w:style>
   <w:style w:type="character" w:customStyle="1" w:styleId="PreprocessorTok">
     <w:name w:val="PreprocessorTok"/>
     <w:basedOn w:val="VerbatimChar"/>
     <w:rPr>
-      <w:color w:val="ad0000"/>
-      <w:shd w:val="clear" w:fill="f1f3f5"/>
+      <w:color w:val="d73a49"/>
     </w:rPr>
   </w:style>
   <w:style w:type="character" w:customStyle="1" w:styleId="AttributeTok">
     <w:name w:val="AttributeTok"/>
     <w:basedOn w:val="VerbatimChar"/>
     <w:rPr>
-      <w:color w:val="657422"/>
-      <w:shd w:val="clear" w:fill="f1f3f5"/>
+      <w:color w:val="d73a49"/>
     </w:rPr>
   </w:style>
   <w:style w:type="character" w:customStyle="1" w:styleId="RegionMarkerTok">
     <w:name w:val="RegionMarkerTok"/>
     <w:basedOn w:val="VerbatimChar"/>
     <w:rPr>
-      <w:color w:val="003b4f"/>
-      <w:shd w:val="clear" w:fill="f1f3f5"/>
+      <w:color w:val="6a737d"/>
     </w:rPr>
   </w:style>
   <w:style w:type="character" w:customStyle="1" w:styleId="InformationTok">
     <w:name w:val="InformationTok"/>
     <w:basedOn w:val="VerbatimChar"/>
     <w:rPr>
-      <w:color w:val="5e5e5e"/>
-      <w:shd w:val="clear" w:fill="f1f3f5"/>
+      <w:color w:val="6a737d"/>
     </w:rPr>
   </w:style>
   <w:style w:type="character" w:customStyle="1" w:styleId="WarningTok">
     <w:name w:val="WarningTok"/>
     <w:basedOn w:val="VerbatimChar"/>
     <w:rPr>
-      <w:i/>
-      <w:color w:val="5e5e5e"/>
-      <w:shd w:val="clear" w:fill="f1f3f5"/>
+      <w:color w:val="ff5555"/>
     </w:rPr>
   </w:style>
   <w:style w:type="character" w:customStyle="1" w:styleId="AlertTok">
     <w:name w:val="AlertTok"/>
     <w:basedOn w:val="VerbatimChar"/>
     <w:rPr>
-      <w:color w:val="ad0000"/>
-      <w:shd w:val="clear" w:fill="f1f3f5"/>
+      <w:b/>
+      <w:color w:val="ff5555"/>
     </w:rPr>
   </w:style>
   <w:style w:type="character" w:customStyle="1" w:styleId="ErrorTok">
     <w:name w:val="ErrorTok"/>
     <w:basedOn w:val="VerbatimChar"/>
     <w:rPr>
-      <w:color w:val="ad0000"/>
-      <w:shd w:val="clear" w:fill="f1f3f5"/>
+      <w:color w:val="ff5555"/>
+      <w:u/>
     </w:rPr>
   </w:style>
   <w:style w:type="character" w:customStyle="1" w:styleId="NormalTok">
     <w:name w:val="NormalTok"/>
     <w:basedOn w:val="VerbatimChar"/>
     <w:rPr>
-      <w:color w:val="003b4f"/>
-      <w:shd w:val="clear" w:fill="f1f3f5"/>
+      <w:color w:val="24292e"/>
     </w:rPr>
   </w:style>
 </w:styles>
@@ -1153,7 +1473,7 @@
         <a:latin typeface="Aptos" panose="02110004020202020204"/>
         <a:ea typeface=""/>
         <a:cs typeface=""/>
-        <a:font script="Jpan" typeface="游明朝"/>
+        <a:font script="Jpan" typeface="游ゴシック"/>
         <a:font script="Hang" typeface="맑은 고딕"/>
         <a:font script="Hans" typeface="等线"/>
         <a:font script="Hant" typeface="新細明體"/>
@@ -1344,7 +1664,7 @@
   <a:extraClrSchemeLst/>
   <a:extLst>
     <a:ext uri="{05A4C25C-085E-4340-85A3-A5531E510DB2}">
-      <thm15:themeFamily xmlns:thm15="http://schemas.microsoft.com/office/thememl/2012/main" name="Office Theme" id="{2E142A2C-CD16-42D6-873A-C26D2A0506FA}" vid="{1BDDFF52-6CD6-40A5-AB3C-68EB2F1E4D0A}"/>
+      <thm15:themeFamily xmlns:thm15="http://schemas.microsoft.com/office/thememl/2012/main" name="Office Theme" id="{62F939B6-93AF-4DB8-9C6B-D6C7DFDC589F}" vid="{4A3C46E8-61CC-4603-A589-7422A47A8E4A}"/>
     </a:ext>
   </a:extLst>
 </a:theme>

--- a/docs/lectures/lecture_04/04_lecture_powerpoint.docx
+++ b/docs/lectures/lecture_04/04_lecture_powerpoint.docx
@@ -7,7 +7,15 @@
         <w:pStyle w:val="Title"/>
       </w:pPr>
       <w:r>
-        <w:t xml:space="preserve">Lecture 04: T-Tests</w:t>
+        <w:t xml:space="preserve">Lecture 04 — Testing Our Hypothesis</w:t>
+      </w:r>
+    </w:p>
+    <w:p>
+      <w:pPr>
+        <w:pStyle w:val="Subtitle"/>
+      </w:pPr>
+      <w:r>
+        <w:t xml:space="preserve">The two-sample Welch’s t-test from assumptions to results</w:t>
       </w:r>
     </w:p>
     <w:p>
@@ -48,13 +56,13 @@
           <w:b/>
           <w:bCs/>
         </w:rPr>
-        <w:t xml:space="preserve">Loaded</w:t>
-      </w:r>
-      <w:r>
-        <w:t xml:space="preserve"> </w:t>
-      </w:r>
-      <w:r>
-        <w:t xml:space="preserve">our leaf Excel file with</w:t>
+        <w:t xml:space="preserve">Wrangling</w:t>
+      </w:r>
+      <w:r>
+        <w:t xml:space="preserve"> </w:t>
+      </w:r>
+      <w:r>
+        <w:t xml:space="preserve">—</w:t>
       </w:r>
       <w:r>
         <w:t xml:space="preserve"> </w:t>
@@ -63,10 +71,10 @@
         <w:rPr>
           <w:rStyle w:val="VerbatimChar"/>
         </w:rPr>
-        <w:t xml:space="preserve">read_excel()</w:t>
-      </w:r>
-      <w:r>
-        <w:t xml:space="preserve">; inspected with</w:t>
+        <w:t xml:space="preserve">filter()</w:t>
+      </w:r>
+      <w:r>
+        <w:t xml:space="preserve">,</w:t>
       </w:r>
       <w:r>
         <w:t xml:space="preserve"> </w:t>
@@ -75,13 +83,10 @@
         <w:rPr>
           <w:rStyle w:val="VerbatimChar"/>
         </w:rPr>
-        <w:t xml:space="preserve">head()</w:t>
-      </w:r>
-      <w:r>
-        <w:t xml:space="preserve"> </w:t>
-      </w:r>
-      <w:r>
-        <w:t xml:space="preserve">and</w:t>
+        <w:t xml:space="preserve">select()</w:t>
+      </w:r>
+      <w:r>
+        <w:t xml:space="preserve">,</w:t>
       </w:r>
       <w:r>
         <w:t xml:space="preserve"> </w:t>
@@ -90,7 +95,25 @@
         <w:rPr>
           <w:rStyle w:val="VerbatimChar"/>
         </w:rPr>
-        <w:t xml:space="preserve">glimpse()</w:t>
+        <w:t xml:space="preserve">mutate()</w:t>
+      </w:r>
+      <w:r>
+        <w:t xml:space="preserve">,</w:t>
+      </w:r>
+      <w:r>
+        <w:t xml:space="preserve"> </w:t>
+      </w:r>
+      <w:r>
+        <w:rPr>
+          <w:rStyle w:val="VerbatimChar"/>
+        </w:rPr>
+        <w:t xml:space="preserve">arrange()</w:t>
+      </w:r>
+      <w:r>
+        <w:t xml:space="preserve"> </w:t>
+      </w:r>
+      <w:r>
+        <w:t xml:space="preserve">as the core tidyverse verbs</w:t>
       </w:r>
     </w:p>
     <w:p>
@@ -1424,22 +1447,10 @@
         <w:t xml:space="preserve">(</w:t>
       </w:r>
       <w:r>
-        <w:br/>
-      </w:r>
-      <w:r>
-        <w:rPr>
-          <w:rStyle w:val="NormalTok"/>
-        </w:rPr>
-        <w:t xml:space="preserve">  </w:t>
-      </w:r>
-      <w:r>
         <w:rPr>
           <w:rStyle w:val="StringTok"/>
         </w:rPr>
         <w:t xml:space="preserve">"data/2026_06_25_tree_experiment_raw_data.xlsx"</w:t>
-      </w:r>
-      <w:r>
-        <w:br/>
       </w:r>
       <w:r>
         <w:rPr>
@@ -1578,7 +1589,7 @@
               <w:t xml:space="preserve">leveneTest()</w:t>
             </w:r>
             <w:r>
-              <w:t xml:space="preserve">, which we will use to check whether our two groups have similar variance.</w:t>
+              <w:t xml:space="preserve">, which we use to check whether our two groups have similar variance.</w:t>
             </w:r>
           </w:p>
           <w:p>
@@ -3505,25 +3516,6 @@
         </w:tc>
       </w:tr>
     </w:tbl>
-    <w:p>
-      <w:pPr>
-        <w:pStyle w:val="BodyText"/>
-      </w:pPr>
-      <w:r>
-        <w:t xml:space="preserve">📖</w:t>
-      </w:r>
-      <w:r>
-        <w:t xml:space="preserve"> </w:t>
-      </w:r>
-      <w:hyperlink r:id="rId16">
-        <w:r>
-          <w:rPr>
-            <w:rStyle w:val="Hyperlink"/>
-          </w:rPr>
-          <w:t xml:space="preserve">R4DS §3</w:t>
-        </w:r>
-      </w:hyperlink>
-    </w:p>
     <w:bookmarkEnd w:id="28"/>
     <w:bookmarkStart w:id="31" w:name="why-welchs-dont-assume-equal-variance"/>
     <w:p>
@@ -3845,7 +3837,7 @@
         <w:t xml:space="preserve"> </w:t>
       </w:r>
       <w:r>
-        <w:t xml:space="preserve">equal: almost identical result to standard t-test — minimal loss of power</w:t>
+        <w:t xml:space="preserve">equal: almost identical result — minimal loss of power</w:t>
       </w:r>
     </w:p>
     <w:p>
@@ -4010,7 +4002,7 @@
               <w:pStyle w:val="BodyText"/>
             </w:pPr>
             <w:pPr>
-              <w:spacing w:before="16" w:after="16"/>
+              <w:spacing w:before="16"/>
             </w:pPr>
             <w:r>
               <w:rPr>
@@ -4042,27 +4034,30 @@
               <w:t xml:space="preserve">for all two-group comparisons.</w:t>
             </w:r>
           </w:p>
+          <w:p>
+            <w:pPr>
+              <w:pStyle w:val="BodyText"/>
+            </w:pPr>
+            <w:pPr>
+              <w:spacing w:after="16"/>
+            </w:pPr>
+            <w:r>
+              <w:t xml:space="preserve">In R:</w:t>
+            </w:r>
+            <w:r>
+              <w:t xml:space="preserve"> </w:t>
+            </w:r>
+            <w:r>
+              <w:rPr>
+                <w:rStyle w:val="VerbatimChar"/>
+              </w:rPr>
+              <w:t xml:space="preserve">var.equal = FALSE</w:t>
+            </w:r>
+          </w:p>
           <w:p/>
         </w:tc>
       </w:tr>
     </w:tbl>
-    <w:p>
-      <w:pPr>
-        <w:pStyle w:val="BodyText"/>
-      </w:pPr>
-      <w:r>
-        <w:t xml:space="preserve">In R:</w:t>
-      </w:r>
-      <w:r>
-        <w:t xml:space="preserve"> </w:t>
-      </w:r>
-      <w:r>
-        <w:rPr>
-          <w:rStyle w:val="VerbatimChar"/>
-        </w:rPr>
-        <w:t xml:space="preserve">var.equal = FALSE</w:t>
-      </w:r>
-    </w:p>
     <w:bookmarkEnd w:id="31"/>
     <w:bookmarkStart w:id="32" w:name="the-welchs-formula-in-action"/>
     <w:p>
@@ -4081,7 +4076,7 @@
         <w:rPr>
           <w:rStyle w:val="CommentTok"/>
         </w:rPr>
-        <w:t xml:space="preserve"># Pull stats from the data and compute t by hand --------</w:t>
+        <w:t xml:space="preserve"># Pull stats and compute t by hand ----------------------</w:t>
       </w:r>
       <w:r>
         <w:br/>
@@ -5344,70 +5339,7 @@
         <w:pStyle w:val="FirstParagraph"/>
       </w:pPr>
       <w:r>
-        <w:rPr>
-          <w:b/>
-          <w:bCs/>
-        </w:rPr>
-        <w:t xml:space="preserve">The t-statistic tells us:</w:t>
-      </w:r>
-      <w:r>
-        <w:t xml:space="preserve"> </w:t>
-      </w:r>
-      <w:r>
-        <w:t xml:space="preserve">the observed difference is ~10 standard errors above zero — very far from what we’d expect if H₀ were true.</w:t>
-      </w:r>
-    </w:p>
-    <w:p>
-      <w:pPr>
-        <w:pStyle w:val="BodyText"/>
-      </w:pPr>
-      <w:r>
-        <w:t xml:space="preserve">We compare this to the</w:t>
-      </w:r>
-      <w:r>
-        <w:t xml:space="preserve"> </w:t>
-      </w:r>
-      <w:r>
-        <w:rPr>
-          <w:b/>
-          <w:bCs/>
-        </w:rPr>
-        <w:t xml:space="preserve">t-distribution</w:t>
-      </w:r>
-      <w:r>
-        <w:t xml:space="preserve"> </w:t>
-      </w:r>
-      <w:r>
-        <w:t xml:space="preserve">with Welch-Satterthwaite</w:t>
-      </w:r>
-      <w:r>
-        <w:t xml:space="preserve"> </w:t>
-      </w:r>
-      <w:r>
-        <w:rPr>
-          <w:i/>
-          <w:iCs/>
-        </w:rPr>
-        <w:t xml:space="preserve">df</w:t>
-      </w:r>
-      <w:r>
-        <w:t xml:space="preserve"> </w:t>
-      </w:r>
-      <w:r>
-        <w:t xml:space="preserve">to get the</w:t>
-      </w:r>
-      <w:r>
-        <w:t xml:space="preserve"> </w:t>
-      </w:r>
-      <w:r>
-        <w:rPr>
-          <w:i/>
-          <w:iCs/>
-        </w:rPr>
-        <w:t xml:space="preserve">p</w:t>
-      </w:r>
-      <w:r>
-        <w:t xml:space="preserve">-value.</w:t>
+        <w:t xml:space="preserve">The observed difference is ~10 standard errors above zero — very far from what we’d expect if H₀ were true.</w:t>
       </w:r>
     </w:p>
     <w:bookmarkEnd w:id="32"/>
@@ -8050,25 +7982,6 @@
         </w:tc>
       </w:tr>
     </w:tbl>
-    <w:p>
-      <w:pPr>
-        <w:pStyle w:val="BodyText"/>
-      </w:pPr>
-      <w:r>
-        <w:t xml:space="preserve">📖</w:t>
-      </w:r>
-      <w:r>
-        <w:t xml:space="preserve"> </w:t>
-      </w:r>
-      <w:hyperlink r:id="rId17">
-        <w:r>
-          <w:rPr>
-            <w:rStyle w:val="Hyperlink"/>
-          </w:rPr>
-          <w:t xml:space="preserve">Data Carpentry</w:t>
-        </w:r>
-      </w:hyperlink>
-    </w:p>
     <w:bookmarkEnd w:id="48"/>
     <w:bookmarkStart w:id="49" w:name="step-4-check-variance-levenes-test"/>
     <w:p>
@@ -8592,909 +8505,6 @@
           <w:bCs/>
         </w:rPr>
         <w:t xml:space="preserve">Key arguments:</w:t>
-      </w:r>
-    </w:p>
-    <w:tbl>
-      <w:tblPr>
-        <w:tblStyle w:val="Table"/>
-        <w:tblW w:type="pct" w:w="5000"/>
-        <w:tblLayout w:type="fixed"/>
-        <w:tblLook w:firstRow="1" w:lastRow="0" w:firstColumn="0" w:lastColumn="0" w:noHBand="0" w:noVBand="0" w:val="0020"/>
-      </w:tblPr>
-      <w:tblGrid>
-        <w:gridCol w:w="3960"/>
-        <w:gridCol w:w="3960"/>
-      </w:tblGrid>
-      <w:tr>
-        <w:trPr>
-          <w:tblHeader w:val="on"/>
-        </w:trPr>
-        <w:tc>
-          <w:tcPr/>
-          <w:p>
-            <w:pPr>
-              <w:pStyle w:val="Compact"/>
-            </w:pPr>
-            <w:r>
-              <w:t xml:space="preserve">argument</w:t>
-            </w:r>
-          </w:p>
-        </w:tc>
-        <w:tc>
-          <w:tcPr/>
-          <w:p>
-            <w:pPr>
-              <w:pStyle w:val="Compact"/>
-            </w:pPr>
-            <w:r>
-              <w:t xml:space="preserve">what it does</w:t>
-            </w:r>
-          </w:p>
-        </w:tc>
-      </w:tr>
-      <w:tr>
-        <w:tc>
-          <w:tcPr/>
-          <w:p>
-            <w:pPr>
-              <w:pStyle w:val="Compact"/>
-            </w:pPr>
-            <w:r>
-              <w:rPr>
-                <w:rStyle w:val="VerbatimChar"/>
-              </w:rPr>
-              <w:t xml:space="preserve">weight_g ~ side</w:t>
-            </w:r>
-          </w:p>
-        </w:tc>
-        <w:tc>
-          <w:tcPr/>
-          <w:p>
-            <w:pPr>
-              <w:pStyle w:val="Compact"/>
-            </w:pPr>
-            <w:r>
-              <w:t xml:space="preserve">formula: compare</w:t>
-            </w:r>
-            <w:r>
-              <w:t xml:space="preserve"> </w:t>
-            </w:r>
-            <w:r>
-              <w:rPr>
-                <w:rStyle w:val="VerbatimChar"/>
-              </w:rPr>
-              <w:t xml:space="preserve">weight_g</w:t>
-            </w:r>
-            <w:r>
-              <w:t xml:space="preserve"> </w:t>
-            </w:r>
-            <w:r>
-              <w:t xml:space="preserve">between levels of</w:t>
-            </w:r>
-            <w:r>
-              <w:t xml:space="preserve"> </w:t>
-            </w:r>
-            <w:r>
-              <w:rPr>
-                <w:rStyle w:val="VerbatimChar"/>
-              </w:rPr>
-              <w:t xml:space="preserve">side</w:t>
-            </w:r>
-          </w:p>
-        </w:tc>
-      </w:tr>
-      <w:tr>
-        <w:tc>
-          <w:tcPr/>
-          <w:p>
-            <w:pPr>
-              <w:pStyle w:val="Compact"/>
-            </w:pPr>
-            <w:r>
-              <w:rPr>
-                <w:rStyle w:val="VerbatimChar"/>
-              </w:rPr>
-              <w:t xml:space="preserve">var.equal = FALSE</w:t>
-            </w:r>
-          </w:p>
-        </w:tc>
-        <w:tc>
-          <w:tcPr/>
-          <w:p>
-            <w:pPr>
-              <w:pStyle w:val="Compact"/>
-            </w:pPr>
-            <w:r>
-              <w:t xml:space="preserve">use Welch’s correction</w:t>
-            </w:r>
-          </w:p>
-        </w:tc>
-      </w:tr>
-      <w:tr>
-        <w:tc>
-          <w:tcPr/>
-          <w:p>
-            <w:pPr>
-              <w:pStyle w:val="Compact"/>
-            </w:pPr>
-            <w:r>
-              <w:rPr>
-                <w:rStyle w:val="VerbatimChar"/>
-              </w:rPr>
-              <w:t xml:space="preserve">alternative = "two.sided"</w:t>
-            </w:r>
-          </w:p>
-        </w:tc>
-        <w:tc>
-          <w:tcPr/>
-          <w:p>
-            <w:pPr>
-              <w:pStyle w:val="Compact"/>
-            </w:pPr>
-            <w:r>
-              <w:t xml:space="preserve">two-tailed test</w:t>
-            </w:r>
-          </w:p>
-        </w:tc>
-      </w:tr>
-    </w:tbl>
-    <w:p>
-      <w:pPr>
-        <w:pStyle w:val="BodyText"/>
-      </w:pPr>
-      <w:r>
-        <w:t xml:space="preserve">The result is a model object. We will decode each line of the output on the next slide.</w:t>
-      </w:r>
-    </w:p>
-    <w:bookmarkEnd w:id="50"/>
-    <w:bookmarkStart w:id="51" w:name="reading-the-t.test-output"/>
-    <w:p>
-      <w:pPr>
-        <w:pStyle w:val="Heading1"/>
-      </w:pPr>
-      <w:r>
-        <w:t xml:space="preserve">Reading the</w:t>
-      </w:r>
-      <w:r>
-        <w:t xml:space="preserve"> </w:t>
-      </w:r>
-      <w:r>
-        <w:rPr>
-          <w:rStyle w:val="VerbatimChar"/>
-        </w:rPr>
-        <w:t xml:space="preserve">t.test()</w:t>
-      </w:r>
-      <w:r>
-        <w:t xml:space="preserve"> </w:t>
-      </w:r>
-      <w:r>
-        <w:t xml:space="preserve">Output</w:t>
-      </w:r>
-    </w:p>
-    <w:p>
-      <w:pPr>
-        <w:pStyle w:val="SourceCode"/>
-      </w:pPr>
-      <w:r>
-        <w:rPr>
-          <w:rStyle w:val="CommentTok"/>
-        </w:rPr>
-        <w:t xml:space="preserve"># Extract individual values from the model object ------</w:t>
-      </w:r>
-      <w:r>
-        <w:br/>
-      </w:r>
-      <w:r>
-        <w:rPr>
-          <w:rStyle w:val="FunctionTok"/>
-        </w:rPr>
-        <w:t xml:space="preserve">cat</w:t>
-      </w:r>
-      <w:r>
-        <w:rPr>
-          <w:rStyle w:val="NormalTok"/>
-        </w:rPr>
-        <w:t xml:space="preserve">(</w:t>
-      </w:r>
-      <w:r>
-        <w:rPr>
-          <w:rStyle w:val="StringTok"/>
-        </w:rPr>
-        <w:t xml:space="preserve">"t-statistic  :"</w:t>
-      </w:r>
-      <w:r>
-        <w:rPr>
-          <w:rStyle w:val="NormalTok"/>
-        </w:rPr>
-        <w:t xml:space="preserve">, </w:t>
-      </w:r>
-      <w:r>
-        <w:rPr>
-          <w:rStyle w:val="FunctionTok"/>
-        </w:rPr>
-        <w:t xml:space="preserve">round</w:t>
-      </w:r>
-      <w:r>
-        <w:rPr>
-          <w:rStyle w:val="NormalTok"/>
-        </w:rPr>
-        <w:t xml:space="preserve">(leaf_ttest_model</w:t>
-      </w:r>
-      <w:r>
-        <w:rPr>
-          <w:rStyle w:val="SpecialCharTok"/>
-        </w:rPr>
-        <w:t xml:space="preserve">$</w:t>
-      </w:r>
-      <w:r>
-        <w:rPr>
-          <w:rStyle w:val="NormalTok"/>
-        </w:rPr>
-        <w:t xml:space="preserve">statistic,  </w:t>
-      </w:r>
-      <w:r>
-        <w:rPr>
-          <w:rStyle w:val="DecValTok"/>
-        </w:rPr>
-        <w:t xml:space="preserve">3</w:t>
-      </w:r>
-      <w:r>
-        <w:rPr>
-          <w:rStyle w:val="NormalTok"/>
-        </w:rPr>
-        <w:t xml:space="preserve">), </w:t>
-      </w:r>
-      <w:r>
-        <w:rPr>
-          <w:rStyle w:val="StringTok"/>
-        </w:rPr>
-        <w:t xml:space="preserve">"</w:t>
-      </w:r>
-      <w:r>
-        <w:rPr>
-          <w:rStyle w:val="SpecialCharTok"/>
-        </w:rPr>
-        <w:t xml:space="preserve">\n</w:t>
-      </w:r>
-      <w:r>
-        <w:rPr>
-          <w:rStyle w:val="StringTok"/>
-        </w:rPr>
-        <w:t xml:space="preserve">"</w:t>
-      </w:r>
-      <w:r>
-        <w:rPr>
-          <w:rStyle w:val="NormalTok"/>
-        </w:rPr>
-        <w:t xml:space="preserve">)</w:t>
-      </w:r>
-    </w:p>
-    <w:p>
-      <w:pPr>
-        <w:pStyle w:val="SourceCode"/>
-      </w:pPr>
-      <w:r>
-        <w:rPr>
-          <w:rStyle w:val="VerbatimChar"/>
-        </w:rPr>
-        <w:t xml:space="preserve">t-statistic  : 9.733 </w:t>
-      </w:r>
-    </w:p>
-    <w:p>
-      <w:pPr>
-        <w:pStyle w:val="SourceCode"/>
-      </w:pPr>
-      <w:r>
-        <w:rPr>
-          <w:rStyle w:val="FunctionTok"/>
-        </w:rPr>
-        <w:t xml:space="preserve">cat</w:t>
-      </w:r>
-      <w:r>
-        <w:rPr>
-          <w:rStyle w:val="NormalTok"/>
-        </w:rPr>
-        <w:t xml:space="preserve">(</w:t>
-      </w:r>
-      <w:r>
-        <w:rPr>
-          <w:rStyle w:val="StringTok"/>
-        </w:rPr>
-        <w:t xml:space="preserve">"df (Welch)   :"</w:t>
-      </w:r>
-      <w:r>
-        <w:rPr>
-          <w:rStyle w:val="NormalTok"/>
-        </w:rPr>
-        <w:t xml:space="preserve">, </w:t>
-      </w:r>
-      <w:r>
-        <w:rPr>
-          <w:rStyle w:val="FunctionTok"/>
-        </w:rPr>
-        <w:t xml:space="preserve">round</w:t>
-      </w:r>
-      <w:r>
-        <w:rPr>
-          <w:rStyle w:val="NormalTok"/>
-        </w:rPr>
-        <w:t xml:space="preserve">(leaf_ttest_model</w:t>
-      </w:r>
-      <w:r>
-        <w:rPr>
-          <w:rStyle w:val="SpecialCharTok"/>
-        </w:rPr>
-        <w:t xml:space="preserve">$</w:t>
-      </w:r>
-      <w:r>
-        <w:rPr>
-          <w:rStyle w:val="NormalTok"/>
-        </w:rPr>
-        <w:t xml:space="preserve">parameter,  </w:t>
-      </w:r>
-      <w:r>
-        <w:rPr>
-          <w:rStyle w:val="DecValTok"/>
-        </w:rPr>
-        <w:t xml:space="preserve">2</w:t>
-      </w:r>
-      <w:r>
-        <w:rPr>
-          <w:rStyle w:val="NormalTok"/>
-        </w:rPr>
-        <w:t xml:space="preserve">), </w:t>
-      </w:r>
-      <w:r>
-        <w:rPr>
-          <w:rStyle w:val="StringTok"/>
-        </w:rPr>
-        <w:t xml:space="preserve">"</w:t>
-      </w:r>
-      <w:r>
-        <w:rPr>
-          <w:rStyle w:val="SpecialCharTok"/>
-        </w:rPr>
-        <w:t xml:space="preserve">\n</w:t>
-      </w:r>
-      <w:r>
-        <w:rPr>
-          <w:rStyle w:val="StringTok"/>
-        </w:rPr>
-        <w:t xml:space="preserve">"</w:t>
-      </w:r>
-      <w:r>
-        <w:rPr>
-          <w:rStyle w:val="NormalTok"/>
-        </w:rPr>
-        <w:t xml:space="preserve">)</w:t>
-      </w:r>
-    </w:p>
-    <w:p>
-      <w:pPr>
-        <w:pStyle w:val="SourceCode"/>
-      </w:pPr>
-      <w:r>
-        <w:rPr>
-          <w:rStyle w:val="VerbatimChar"/>
-        </w:rPr>
-        <w:t xml:space="preserve">df (Welch)   : 16.83 </w:t>
-      </w:r>
-    </w:p>
-    <w:p>
-      <w:pPr>
-        <w:pStyle w:val="SourceCode"/>
-      </w:pPr>
-      <w:r>
-        <w:rPr>
-          <w:rStyle w:val="FunctionTok"/>
-        </w:rPr>
-        <w:t xml:space="preserve">cat</w:t>
-      </w:r>
-      <w:r>
-        <w:rPr>
-          <w:rStyle w:val="NormalTok"/>
-        </w:rPr>
-        <w:t xml:space="preserve">(</w:t>
-      </w:r>
-      <w:r>
-        <w:rPr>
-          <w:rStyle w:val="StringTok"/>
-        </w:rPr>
-        <w:t xml:space="preserve">"p-value      :"</w:t>
-      </w:r>
-      <w:r>
-        <w:rPr>
-          <w:rStyle w:val="NormalTok"/>
-        </w:rPr>
-        <w:t xml:space="preserve">, </w:t>
-      </w:r>
-      <w:r>
-        <w:rPr>
-          <w:rStyle w:val="FunctionTok"/>
-        </w:rPr>
-        <w:t xml:space="preserve">signif</w:t>
-      </w:r>
-      <w:r>
-        <w:rPr>
-          <w:rStyle w:val="NormalTok"/>
-        </w:rPr>
-        <w:t xml:space="preserve">(leaf_ttest_model</w:t>
-      </w:r>
-      <w:r>
-        <w:rPr>
-          <w:rStyle w:val="SpecialCharTok"/>
-        </w:rPr>
-        <w:t xml:space="preserve">$</w:t>
-      </w:r>
-      <w:r>
-        <w:rPr>
-          <w:rStyle w:val="NormalTok"/>
-        </w:rPr>
-        <w:t xml:space="preserve">p.value,   </w:t>
-      </w:r>
-      <w:r>
-        <w:rPr>
-          <w:rStyle w:val="DecValTok"/>
-        </w:rPr>
-        <w:t xml:space="preserve">3</w:t>
-      </w:r>
-      <w:r>
-        <w:rPr>
-          <w:rStyle w:val="NormalTok"/>
-        </w:rPr>
-        <w:t xml:space="preserve">), </w:t>
-      </w:r>
-      <w:r>
-        <w:rPr>
-          <w:rStyle w:val="StringTok"/>
-        </w:rPr>
-        <w:t xml:space="preserve">"</w:t>
-      </w:r>
-      <w:r>
-        <w:rPr>
-          <w:rStyle w:val="SpecialCharTok"/>
-        </w:rPr>
-        <w:t xml:space="preserve">\n</w:t>
-      </w:r>
-      <w:r>
-        <w:rPr>
-          <w:rStyle w:val="StringTok"/>
-        </w:rPr>
-        <w:t xml:space="preserve">"</w:t>
-      </w:r>
-      <w:r>
-        <w:rPr>
-          <w:rStyle w:val="NormalTok"/>
-        </w:rPr>
-        <w:t xml:space="preserve">)</w:t>
-      </w:r>
-    </w:p>
-    <w:p>
-      <w:pPr>
-        <w:pStyle w:val="SourceCode"/>
-      </w:pPr>
-      <w:r>
-        <w:rPr>
-          <w:rStyle w:val="VerbatimChar"/>
-        </w:rPr>
-        <w:t xml:space="preserve">p-value      : 2.51e-08 </w:t>
-      </w:r>
-    </w:p>
-    <w:p>
-      <w:pPr>
-        <w:pStyle w:val="SourceCode"/>
-      </w:pPr>
-      <w:r>
-        <w:rPr>
-          <w:rStyle w:val="FunctionTok"/>
-        </w:rPr>
-        <w:t xml:space="preserve">cat</w:t>
-      </w:r>
-      <w:r>
-        <w:rPr>
-          <w:rStyle w:val="NormalTok"/>
-        </w:rPr>
-        <w:t xml:space="preserve">(</w:t>
-      </w:r>
-      <w:r>
-        <w:rPr>
-          <w:rStyle w:val="StringTok"/>
-        </w:rPr>
-        <w:t xml:space="preserve">"95% CI       :"</w:t>
-      </w:r>
-      <w:r>
-        <w:rPr>
-          <w:rStyle w:val="NormalTok"/>
-        </w:rPr>
-        <w:t xml:space="preserve">, </w:t>
-      </w:r>
-      <w:r>
-        <w:rPr>
-          <w:rStyle w:val="FunctionTok"/>
-        </w:rPr>
-        <w:t xml:space="preserve">round</w:t>
-      </w:r>
-      <w:r>
-        <w:rPr>
-          <w:rStyle w:val="NormalTok"/>
-        </w:rPr>
-        <w:t xml:space="preserve">(leaf_ttest_model</w:t>
-      </w:r>
-      <w:r>
-        <w:rPr>
-          <w:rStyle w:val="SpecialCharTok"/>
-        </w:rPr>
-        <w:t xml:space="preserve">$</w:t>
-      </w:r>
-      <w:r>
-        <w:rPr>
-          <w:rStyle w:val="NormalTok"/>
-        </w:rPr>
-        <w:t xml:space="preserve">conf.int[</w:t>
-      </w:r>
-      <w:r>
-        <w:rPr>
-          <w:rStyle w:val="DecValTok"/>
-        </w:rPr>
-        <w:t xml:space="preserve">1</w:t>
-      </w:r>
-      <w:r>
-        <w:rPr>
-          <w:rStyle w:val="NormalTok"/>
-        </w:rPr>
-        <w:t xml:space="preserve">],</w:t>
-      </w:r>
-      <w:r>
-        <w:rPr>
-          <w:rStyle w:val="DecValTok"/>
-        </w:rPr>
-        <w:t xml:space="preserve">2</w:t>
-      </w:r>
-      <w:r>
-        <w:rPr>
-          <w:rStyle w:val="NormalTok"/>
-        </w:rPr>
-        <w:t xml:space="preserve">),</w:t>
-      </w:r>
-      <w:r>
-        <w:br/>
-      </w:r>
-      <w:r>
-        <w:rPr>
-          <w:rStyle w:val="NormalTok"/>
-        </w:rPr>
-        <w:t xml:space="preserve">    </w:t>
-      </w:r>
-      <w:r>
-        <w:rPr>
-          <w:rStyle w:val="StringTok"/>
-        </w:rPr>
-        <w:t xml:space="preserve">"to"</w:t>
-      </w:r>
-      <w:r>
-        <w:rPr>
-          <w:rStyle w:val="NormalTok"/>
-        </w:rPr>
-        <w:t xml:space="preserve">, </w:t>
-      </w:r>
-      <w:r>
-        <w:rPr>
-          <w:rStyle w:val="FunctionTok"/>
-        </w:rPr>
-        <w:t xml:space="preserve">round</w:t>
-      </w:r>
-      <w:r>
-        <w:rPr>
-          <w:rStyle w:val="NormalTok"/>
-        </w:rPr>
-        <w:t xml:space="preserve">(leaf_ttest_model</w:t>
-      </w:r>
-      <w:r>
-        <w:rPr>
-          <w:rStyle w:val="SpecialCharTok"/>
-        </w:rPr>
-        <w:t xml:space="preserve">$</w:t>
-      </w:r>
-      <w:r>
-        <w:rPr>
-          <w:rStyle w:val="NormalTok"/>
-        </w:rPr>
-        <w:t xml:space="preserve">conf.int[</w:t>
-      </w:r>
-      <w:r>
-        <w:rPr>
-          <w:rStyle w:val="DecValTok"/>
-        </w:rPr>
-        <w:t xml:space="preserve">2</w:t>
-      </w:r>
-      <w:r>
-        <w:rPr>
-          <w:rStyle w:val="NormalTok"/>
-        </w:rPr>
-        <w:t xml:space="preserve">], </w:t>
-      </w:r>
-      <w:r>
-        <w:rPr>
-          <w:rStyle w:val="DecValTok"/>
-        </w:rPr>
-        <w:t xml:space="preserve">2</w:t>
-      </w:r>
-      <w:r>
-        <w:rPr>
-          <w:rStyle w:val="NormalTok"/>
-        </w:rPr>
-        <w:t xml:space="preserve">), </w:t>
-      </w:r>
-      <w:r>
-        <w:rPr>
-          <w:rStyle w:val="StringTok"/>
-        </w:rPr>
-        <w:t xml:space="preserve">"g</w:t>
-      </w:r>
-      <w:r>
-        <w:rPr>
-          <w:rStyle w:val="SpecialCharTok"/>
-        </w:rPr>
-        <w:t xml:space="preserve">\n</w:t>
-      </w:r>
-      <w:r>
-        <w:rPr>
-          <w:rStyle w:val="StringTok"/>
-        </w:rPr>
-        <w:t xml:space="preserve">"</w:t>
-      </w:r>
-      <w:r>
-        <w:rPr>
-          <w:rStyle w:val="NormalTok"/>
-        </w:rPr>
-        <w:t xml:space="preserve">)</w:t>
-      </w:r>
-    </w:p>
-    <w:p>
-      <w:pPr>
-        <w:pStyle w:val="SourceCode"/>
-      </w:pPr>
-      <w:r>
-        <w:rPr>
-          <w:rStyle w:val="VerbatimChar"/>
-        </w:rPr>
-        <w:t xml:space="preserve">95% CI       : 3.13 to 4.87 g</w:t>
-      </w:r>
-    </w:p>
-    <w:p>
-      <w:pPr>
-        <w:pStyle w:val="SourceCode"/>
-      </w:pPr>
-      <w:r>
-        <w:rPr>
-          <w:rStyle w:val="FunctionTok"/>
-        </w:rPr>
-        <w:t xml:space="preserve">cat</w:t>
-      </w:r>
-      <w:r>
-        <w:rPr>
-          <w:rStyle w:val="NormalTok"/>
-        </w:rPr>
-        <w:t xml:space="preserve">(</w:t>
-      </w:r>
-      <w:r>
-        <w:rPr>
-          <w:rStyle w:val="StringTok"/>
-        </w:rPr>
-        <w:t xml:space="preserve">"Mean shady   :"</w:t>
-      </w:r>
-      <w:r>
-        <w:rPr>
-          <w:rStyle w:val="NormalTok"/>
-        </w:rPr>
-        <w:t xml:space="preserve">, </w:t>
-      </w:r>
-      <w:r>
-        <w:rPr>
-          <w:rStyle w:val="FunctionTok"/>
-        </w:rPr>
-        <w:t xml:space="preserve">round</w:t>
-      </w:r>
-      <w:r>
-        <w:rPr>
-          <w:rStyle w:val="NormalTok"/>
-        </w:rPr>
-        <w:t xml:space="preserve">(leaf_ttest_model</w:t>
-      </w:r>
-      <w:r>
-        <w:rPr>
-          <w:rStyle w:val="SpecialCharTok"/>
-        </w:rPr>
-        <w:t xml:space="preserve">$</w:t>
-      </w:r>
-      <w:r>
-        <w:rPr>
-          <w:rStyle w:val="NormalTok"/>
-        </w:rPr>
-        <w:t xml:space="preserve">estimate[</w:t>
-      </w:r>
-      <w:r>
-        <w:rPr>
-          <w:rStyle w:val="DecValTok"/>
-        </w:rPr>
-        <w:t xml:space="preserve">1</w:t>
-      </w:r>
-      <w:r>
-        <w:rPr>
-          <w:rStyle w:val="NormalTok"/>
-        </w:rPr>
-        <w:t xml:space="preserve">], </w:t>
-      </w:r>
-      <w:r>
-        <w:rPr>
-          <w:rStyle w:val="DecValTok"/>
-        </w:rPr>
-        <w:t xml:space="preserve">2</w:t>
-      </w:r>
-      <w:r>
-        <w:rPr>
-          <w:rStyle w:val="NormalTok"/>
-        </w:rPr>
-        <w:t xml:space="preserve">), </w:t>
-      </w:r>
-      <w:r>
-        <w:rPr>
-          <w:rStyle w:val="StringTok"/>
-        </w:rPr>
-        <w:t xml:space="preserve">"g</w:t>
-      </w:r>
-      <w:r>
-        <w:rPr>
-          <w:rStyle w:val="SpecialCharTok"/>
-        </w:rPr>
-        <w:t xml:space="preserve">\n</w:t>
-      </w:r>
-      <w:r>
-        <w:rPr>
-          <w:rStyle w:val="StringTok"/>
-        </w:rPr>
-        <w:t xml:space="preserve">"</w:t>
-      </w:r>
-      <w:r>
-        <w:rPr>
-          <w:rStyle w:val="NormalTok"/>
-        </w:rPr>
-        <w:t xml:space="preserve">)</w:t>
-      </w:r>
-    </w:p>
-    <w:p>
-      <w:pPr>
-        <w:pStyle w:val="SourceCode"/>
-      </w:pPr>
-      <w:r>
-        <w:rPr>
-          <w:rStyle w:val="VerbatimChar"/>
-        </w:rPr>
-        <w:t xml:space="preserve">Mean shady   : 7.8 g</w:t>
-      </w:r>
-    </w:p>
-    <w:p>
-      <w:pPr>
-        <w:pStyle w:val="SourceCode"/>
-      </w:pPr>
-      <w:r>
-        <w:rPr>
-          <w:rStyle w:val="FunctionTok"/>
-        </w:rPr>
-        <w:t xml:space="preserve">cat</w:t>
-      </w:r>
-      <w:r>
-        <w:rPr>
-          <w:rStyle w:val="NormalTok"/>
-        </w:rPr>
-        <w:t xml:space="preserve">(</w:t>
-      </w:r>
-      <w:r>
-        <w:rPr>
-          <w:rStyle w:val="StringTok"/>
-        </w:rPr>
-        <w:t xml:space="preserve">"Mean sunny   :"</w:t>
-      </w:r>
-      <w:r>
-        <w:rPr>
-          <w:rStyle w:val="NormalTok"/>
-        </w:rPr>
-        <w:t xml:space="preserve">, </w:t>
-      </w:r>
-      <w:r>
-        <w:rPr>
-          <w:rStyle w:val="FunctionTok"/>
-        </w:rPr>
-        <w:t xml:space="preserve">round</w:t>
-      </w:r>
-      <w:r>
-        <w:rPr>
-          <w:rStyle w:val="NormalTok"/>
-        </w:rPr>
-        <w:t xml:space="preserve">(leaf_ttest_model</w:t>
-      </w:r>
-      <w:r>
-        <w:rPr>
-          <w:rStyle w:val="SpecialCharTok"/>
-        </w:rPr>
-        <w:t xml:space="preserve">$</w:t>
-      </w:r>
-      <w:r>
-        <w:rPr>
-          <w:rStyle w:val="NormalTok"/>
-        </w:rPr>
-        <w:t xml:space="preserve">estimate[</w:t>
-      </w:r>
-      <w:r>
-        <w:rPr>
-          <w:rStyle w:val="DecValTok"/>
-        </w:rPr>
-        <w:t xml:space="preserve">2</w:t>
-      </w:r>
-      <w:r>
-        <w:rPr>
-          <w:rStyle w:val="NormalTok"/>
-        </w:rPr>
-        <w:t xml:space="preserve">], </w:t>
-      </w:r>
-      <w:r>
-        <w:rPr>
-          <w:rStyle w:val="DecValTok"/>
-        </w:rPr>
-        <w:t xml:space="preserve">2</w:t>
-      </w:r>
-      <w:r>
-        <w:rPr>
-          <w:rStyle w:val="NormalTok"/>
-        </w:rPr>
-        <w:t xml:space="preserve">), </w:t>
-      </w:r>
-      <w:r>
-        <w:rPr>
-          <w:rStyle w:val="StringTok"/>
-        </w:rPr>
-        <w:t xml:space="preserve">"g</w:t>
-      </w:r>
-      <w:r>
-        <w:rPr>
-          <w:rStyle w:val="SpecialCharTok"/>
-        </w:rPr>
-        <w:t xml:space="preserve">\n</w:t>
-      </w:r>
-      <w:r>
-        <w:rPr>
-          <w:rStyle w:val="StringTok"/>
-        </w:rPr>
-        <w:t xml:space="preserve">"</w:t>
-      </w:r>
-      <w:r>
-        <w:rPr>
-          <w:rStyle w:val="NormalTok"/>
-        </w:rPr>
-        <w:t xml:space="preserve">)</w:t>
-      </w:r>
-    </w:p>
-    <w:p>
-      <w:pPr>
-        <w:pStyle w:val="SourceCode"/>
-      </w:pPr>
-      <w:r>
-        <w:rPr>
-          <w:rStyle w:val="VerbatimChar"/>
-        </w:rPr>
-        <w:t xml:space="preserve">Mean sunny   : 3.8 g</w:t>
-      </w:r>
-    </w:p>
-    <w:p>
-      <w:pPr>
-        <w:pStyle w:val="FirstParagraph"/>
-      </w:pPr>
-      <w:r>
-        <w:rPr>
-          <w:b/>
-          <w:bCs/>
-        </w:rPr>
-        <w:t xml:space="preserve">Line by line:</w:t>
       </w:r>
     </w:p>
     <w:tbl>
@@ -9518,7 +8528,7 @@
               <w:pStyle w:val="Compact"/>
             </w:pPr>
             <w:r>
-              <w:t xml:space="preserve">output</w:t>
+              <w:t xml:space="preserve">argument</w:t>
             </w:r>
           </w:p>
         </w:tc>
@@ -9529,7 +8539,7 @@
               <w:pStyle w:val="Compact"/>
             </w:pPr>
             <w:r>
-              <w:t xml:space="preserve">meaning</w:t>
+              <w:t xml:space="preserve">what it does</w:t>
             </w:r>
           </w:p>
         </w:tc>
@@ -9545,7 +8555,7 @@
               <w:rPr>
                 <w:rStyle w:val="VerbatimChar"/>
               </w:rPr>
-              <w:t xml:space="preserve">t</w:t>
+              <w:t xml:space="preserve">weight_g ~ side</w:t>
             </w:r>
           </w:p>
         </w:tc>
@@ -9556,7 +8566,31 @@
               <w:pStyle w:val="Compact"/>
             </w:pPr>
             <w:r>
-              <w:t xml:space="preserve">our calculated t-statistic</w:t>
+              <w:t xml:space="preserve">compare</w:t>
+            </w:r>
+            <w:r>
+              <w:t xml:space="preserve"> </w:t>
+            </w:r>
+            <w:r>
+              <w:rPr>
+                <w:rStyle w:val="VerbatimChar"/>
+              </w:rPr>
+              <w:t xml:space="preserve">weight_g</w:t>
+            </w:r>
+            <w:r>
+              <w:t xml:space="preserve"> </w:t>
+            </w:r>
+            <w:r>
+              <w:t xml:space="preserve">between levels of</w:t>
+            </w:r>
+            <w:r>
+              <w:t xml:space="preserve"> </w:t>
+            </w:r>
+            <w:r>
+              <w:rPr>
+                <w:rStyle w:val="VerbatimChar"/>
+              </w:rPr>
+              <w:t xml:space="preserve">side</w:t>
             </w:r>
           </w:p>
         </w:tc>
@@ -9572,7 +8606,7 @@
               <w:rPr>
                 <w:rStyle w:val="VerbatimChar"/>
               </w:rPr>
-              <w:t xml:space="preserve">df</w:t>
+              <w:t xml:space="preserve">var.equal = FALSE</w:t>
             </w:r>
           </w:p>
         </w:tc>
@@ -9583,7 +8617,7 @@
               <w:pStyle w:val="Compact"/>
             </w:pPr>
             <w:r>
-              <w:t xml:space="preserve">Welch-Satterthwaite df (non-integer is normal!)</w:t>
+              <w:t xml:space="preserve">use Welch’s correction</w:t>
             </w:r>
           </w:p>
         </w:tc>
@@ -9599,7 +8633,7 @@
               <w:rPr>
                 <w:rStyle w:val="VerbatimChar"/>
               </w:rPr>
-              <w:t xml:space="preserve">p-value</w:t>
+              <w:t xml:space="preserve">alternative = "two.sided"</w:t>
             </w:r>
           </w:p>
         </w:tc>
@@ -9610,7 +8644,804 @@
               <w:pStyle w:val="Compact"/>
             </w:pPr>
             <w:r>
-              <w:t xml:space="preserve">probability of this result if H₀ is true</w:t>
+              <w:t xml:space="preserve">two-tailed test</w:t>
+            </w:r>
+          </w:p>
+        </w:tc>
+      </w:tr>
+    </w:tbl>
+    <w:p>
+      <w:pPr>
+        <w:pStyle w:val="BodyText"/>
+      </w:pPr>
+      <w:r>
+        <w:t xml:space="preserve">The result is a model object. We decode each line of the output on the next slide.</w:t>
+      </w:r>
+    </w:p>
+    <w:bookmarkEnd w:id="50"/>
+    <w:bookmarkStart w:id="51" w:name="reading-the-t.test-output"/>
+    <w:p>
+      <w:pPr>
+        <w:pStyle w:val="Heading1"/>
+      </w:pPr>
+      <w:r>
+        <w:t xml:space="preserve">Reading the</w:t>
+      </w:r>
+      <w:r>
+        <w:t xml:space="preserve"> </w:t>
+      </w:r>
+      <w:r>
+        <w:rPr>
+          <w:rStyle w:val="VerbatimChar"/>
+        </w:rPr>
+        <w:t xml:space="preserve">t.test()</w:t>
+      </w:r>
+      <w:r>
+        <w:t xml:space="preserve"> </w:t>
+      </w:r>
+      <w:r>
+        <w:t xml:space="preserve">Output</w:t>
+      </w:r>
+    </w:p>
+    <w:p>
+      <w:pPr>
+        <w:pStyle w:val="SourceCode"/>
+      </w:pPr>
+      <w:r>
+        <w:rPr>
+          <w:rStyle w:val="CommentTok"/>
+        </w:rPr>
+        <w:t xml:space="preserve"># Extract individual values from the model object ------</w:t>
+      </w:r>
+      <w:r>
+        <w:br/>
+      </w:r>
+      <w:r>
+        <w:rPr>
+          <w:rStyle w:val="FunctionTok"/>
+        </w:rPr>
+        <w:t xml:space="preserve">cat</w:t>
+      </w:r>
+      <w:r>
+        <w:rPr>
+          <w:rStyle w:val="NormalTok"/>
+        </w:rPr>
+        <w:t xml:space="preserve">(</w:t>
+      </w:r>
+      <w:r>
+        <w:rPr>
+          <w:rStyle w:val="StringTok"/>
+        </w:rPr>
+        <w:t xml:space="preserve">"t-statistic  :"</w:t>
+      </w:r>
+      <w:r>
+        <w:rPr>
+          <w:rStyle w:val="NormalTok"/>
+        </w:rPr>
+        <w:t xml:space="preserve">, </w:t>
+      </w:r>
+      <w:r>
+        <w:rPr>
+          <w:rStyle w:val="FunctionTok"/>
+        </w:rPr>
+        <w:t xml:space="preserve">round</w:t>
+      </w:r>
+      <w:r>
+        <w:rPr>
+          <w:rStyle w:val="NormalTok"/>
+        </w:rPr>
+        <w:t xml:space="preserve">(leaf_ttest_model</w:t>
+      </w:r>
+      <w:r>
+        <w:rPr>
+          <w:rStyle w:val="SpecialCharTok"/>
+        </w:rPr>
+        <w:t xml:space="preserve">$</w:t>
+      </w:r>
+      <w:r>
+        <w:rPr>
+          <w:rStyle w:val="NormalTok"/>
+        </w:rPr>
+        <w:t xml:space="preserve">statistic,  </w:t>
+      </w:r>
+      <w:r>
+        <w:rPr>
+          <w:rStyle w:val="DecValTok"/>
+        </w:rPr>
+        <w:t xml:space="preserve">3</w:t>
+      </w:r>
+      <w:r>
+        <w:rPr>
+          <w:rStyle w:val="NormalTok"/>
+        </w:rPr>
+        <w:t xml:space="preserve">), </w:t>
+      </w:r>
+      <w:r>
+        <w:rPr>
+          <w:rStyle w:val="StringTok"/>
+        </w:rPr>
+        <w:t xml:space="preserve">"</w:t>
+      </w:r>
+      <w:r>
+        <w:rPr>
+          <w:rStyle w:val="SpecialCharTok"/>
+        </w:rPr>
+        <w:t xml:space="preserve">\n</w:t>
+      </w:r>
+      <w:r>
+        <w:rPr>
+          <w:rStyle w:val="StringTok"/>
+        </w:rPr>
+        <w:t xml:space="preserve">"</w:t>
+      </w:r>
+      <w:r>
+        <w:rPr>
+          <w:rStyle w:val="NormalTok"/>
+        </w:rPr>
+        <w:t xml:space="preserve">)</w:t>
+      </w:r>
+    </w:p>
+    <w:p>
+      <w:pPr>
+        <w:pStyle w:val="SourceCode"/>
+      </w:pPr>
+      <w:r>
+        <w:rPr>
+          <w:rStyle w:val="VerbatimChar"/>
+        </w:rPr>
+        <w:t xml:space="preserve">t-statistic  : 9.733 </w:t>
+      </w:r>
+    </w:p>
+    <w:p>
+      <w:pPr>
+        <w:pStyle w:val="SourceCode"/>
+      </w:pPr>
+      <w:r>
+        <w:rPr>
+          <w:rStyle w:val="FunctionTok"/>
+        </w:rPr>
+        <w:t xml:space="preserve">cat</w:t>
+      </w:r>
+      <w:r>
+        <w:rPr>
+          <w:rStyle w:val="NormalTok"/>
+        </w:rPr>
+        <w:t xml:space="preserve">(</w:t>
+      </w:r>
+      <w:r>
+        <w:rPr>
+          <w:rStyle w:val="StringTok"/>
+        </w:rPr>
+        <w:t xml:space="preserve">"df (Welch)   :"</w:t>
+      </w:r>
+      <w:r>
+        <w:rPr>
+          <w:rStyle w:val="NormalTok"/>
+        </w:rPr>
+        <w:t xml:space="preserve">, </w:t>
+      </w:r>
+      <w:r>
+        <w:rPr>
+          <w:rStyle w:val="FunctionTok"/>
+        </w:rPr>
+        <w:t xml:space="preserve">round</w:t>
+      </w:r>
+      <w:r>
+        <w:rPr>
+          <w:rStyle w:val="NormalTok"/>
+        </w:rPr>
+        <w:t xml:space="preserve">(leaf_ttest_model</w:t>
+      </w:r>
+      <w:r>
+        <w:rPr>
+          <w:rStyle w:val="SpecialCharTok"/>
+        </w:rPr>
+        <w:t xml:space="preserve">$</w:t>
+      </w:r>
+      <w:r>
+        <w:rPr>
+          <w:rStyle w:val="NormalTok"/>
+        </w:rPr>
+        <w:t xml:space="preserve">parameter,  </w:t>
+      </w:r>
+      <w:r>
+        <w:rPr>
+          <w:rStyle w:val="DecValTok"/>
+        </w:rPr>
+        <w:t xml:space="preserve">2</w:t>
+      </w:r>
+      <w:r>
+        <w:rPr>
+          <w:rStyle w:val="NormalTok"/>
+        </w:rPr>
+        <w:t xml:space="preserve">), </w:t>
+      </w:r>
+      <w:r>
+        <w:rPr>
+          <w:rStyle w:val="StringTok"/>
+        </w:rPr>
+        <w:t xml:space="preserve">"</w:t>
+      </w:r>
+      <w:r>
+        <w:rPr>
+          <w:rStyle w:val="SpecialCharTok"/>
+        </w:rPr>
+        <w:t xml:space="preserve">\n</w:t>
+      </w:r>
+      <w:r>
+        <w:rPr>
+          <w:rStyle w:val="StringTok"/>
+        </w:rPr>
+        <w:t xml:space="preserve">"</w:t>
+      </w:r>
+      <w:r>
+        <w:rPr>
+          <w:rStyle w:val="NormalTok"/>
+        </w:rPr>
+        <w:t xml:space="preserve">)</w:t>
+      </w:r>
+    </w:p>
+    <w:p>
+      <w:pPr>
+        <w:pStyle w:val="SourceCode"/>
+      </w:pPr>
+      <w:r>
+        <w:rPr>
+          <w:rStyle w:val="VerbatimChar"/>
+        </w:rPr>
+        <w:t xml:space="preserve">df (Welch)   : 16.83 </w:t>
+      </w:r>
+    </w:p>
+    <w:p>
+      <w:pPr>
+        <w:pStyle w:val="SourceCode"/>
+      </w:pPr>
+      <w:r>
+        <w:rPr>
+          <w:rStyle w:val="FunctionTok"/>
+        </w:rPr>
+        <w:t xml:space="preserve">cat</w:t>
+      </w:r>
+      <w:r>
+        <w:rPr>
+          <w:rStyle w:val="NormalTok"/>
+        </w:rPr>
+        <w:t xml:space="preserve">(</w:t>
+      </w:r>
+      <w:r>
+        <w:rPr>
+          <w:rStyle w:val="StringTok"/>
+        </w:rPr>
+        <w:t xml:space="preserve">"p-value      :"</w:t>
+      </w:r>
+      <w:r>
+        <w:rPr>
+          <w:rStyle w:val="NormalTok"/>
+        </w:rPr>
+        <w:t xml:space="preserve">, </w:t>
+      </w:r>
+      <w:r>
+        <w:rPr>
+          <w:rStyle w:val="FunctionTok"/>
+        </w:rPr>
+        <w:t xml:space="preserve">signif</w:t>
+      </w:r>
+      <w:r>
+        <w:rPr>
+          <w:rStyle w:val="NormalTok"/>
+        </w:rPr>
+        <w:t xml:space="preserve">(leaf_ttest_model</w:t>
+      </w:r>
+      <w:r>
+        <w:rPr>
+          <w:rStyle w:val="SpecialCharTok"/>
+        </w:rPr>
+        <w:t xml:space="preserve">$</w:t>
+      </w:r>
+      <w:r>
+        <w:rPr>
+          <w:rStyle w:val="NormalTok"/>
+        </w:rPr>
+        <w:t xml:space="preserve">p.value,   </w:t>
+      </w:r>
+      <w:r>
+        <w:rPr>
+          <w:rStyle w:val="DecValTok"/>
+        </w:rPr>
+        <w:t xml:space="preserve">3</w:t>
+      </w:r>
+      <w:r>
+        <w:rPr>
+          <w:rStyle w:val="NormalTok"/>
+        </w:rPr>
+        <w:t xml:space="preserve">), </w:t>
+      </w:r>
+      <w:r>
+        <w:rPr>
+          <w:rStyle w:val="StringTok"/>
+        </w:rPr>
+        <w:t xml:space="preserve">"</w:t>
+      </w:r>
+      <w:r>
+        <w:rPr>
+          <w:rStyle w:val="SpecialCharTok"/>
+        </w:rPr>
+        <w:t xml:space="preserve">\n</w:t>
+      </w:r>
+      <w:r>
+        <w:rPr>
+          <w:rStyle w:val="StringTok"/>
+        </w:rPr>
+        <w:t xml:space="preserve">"</w:t>
+      </w:r>
+      <w:r>
+        <w:rPr>
+          <w:rStyle w:val="NormalTok"/>
+        </w:rPr>
+        <w:t xml:space="preserve">)</w:t>
+      </w:r>
+    </w:p>
+    <w:p>
+      <w:pPr>
+        <w:pStyle w:val="SourceCode"/>
+      </w:pPr>
+      <w:r>
+        <w:rPr>
+          <w:rStyle w:val="VerbatimChar"/>
+        </w:rPr>
+        <w:t xml:space="preserve">p-value      : 2.51e-08 </w:t>
+      </w:r>
+    </w:p>
+    <w:p>
+      <w:pPr>
+        <w:pStyle w:val="SourceCode"/>
+      </w:pPr>
+      <w:r>
+        <w:rPr>
+          <w:rStyle w:val="FunctionTok"/>
+        </w:rPr>
+        <w:t xml:space="preserve">cat</w:t>
+      </w:r>
+      <w:r>
+        <w:rPr>
+          <w:rStyle w:val="NormalTok"/>
+        </w:rPr>
+        <w:t xml:space="preserve">(</w:t>
+      </w:r>
+      <w:r>
+        <w:rPr>
+          <w:rStyle w:val="StringTok"/>
+        </w:rPr>
+        <w:t xml:space="preserve">"95% CI       :"</w:t>
+      </w:r>
+      <w:r>
+        <w:rPr>
+          <w:rStyle w:val="NormalTok"/>
+        </w:rPr>
+        <w:t xml:space="preserve">, </w:t>
+      </w:r>
+      <w:r>
+        <w:rPr>
+          <w:rStyle w:val="FunctionTok"/>
+        </w:rPr>
+        <w:t xml:space="preserve">round</w:t>
+      </w:r>
+      <w:r>
+        <w:rPr>
+          <w:rStyle w:val="NormalTok"/>
+        </w:rPr>
+        <w:t xml:space="preserve">(leaf_ttest_model</w:t>
+      </w:r>
+      <w:r>
+        <w:rPr>
+          <w:rStyle w:val="SpecialCharTok"/>
+        </w:rPr>
+        <w:t xml:space="preserve">$</w:t>
+      </w:r>
+      <w:r>
+        <w:rPr>
+          <w:rStyle w:val="NormalTok"/>
+        </w:rPr>
+        <w:t xml:space="preserve">conf.int[</w:t>
+      </w:r>
+      <w:r>
+        <w:rPr>
+          <w:rStyle w:val="DecValTok"/>
+        </w:rPr>
+        <w:t xml:space="preserve">1</w:t>
+      </w:r>
+      <w:r>
+        <w:rPr>
+          <w:rStyle w:val="NormalTok"/>
+        </w:rPr>
+        <w:t xml:space="preserve">],</w:t>
+      </w:r>
+      <w:r>
+        <w:rPr>
+          <w:rStyle w:val="DecValTok"/>
+        </w:rPr>
+        <w:t xml:space="preserve">2</w:t>
+      </w:r>
+      <w:r>
+        <w:rPr>
+          <w:rStyle w:val="NormalTok"/>
+        </w:rPr>
+        <w:t xml:space="preserve">),</w:t>
+      </w:r>
+      <w:r>
+        <w:br/>
+      </w:r>
+      <w:r>
+        <w:rPr>
+          <w:rStyle w:val="NormalTok"/>
+        </w:rPr>
+        <w:t xml:space="preserve">    </w:t>
+      </w:r>
+      <w:r>
+        <w:rPr>
+          <w:rStyle w:val="StringTok"/>
+        </w:rPr>
+        <w:t xml:space="preserve">"to"</w:t>
+      </w:r>
+      <w:r>
+        <w:rPr>
+          <w:rStyle w:val="NormalTok"/>
+        </w:rPr>
+        <w:t xml:space="preserve">, </w:t>
+      </w:r>
+      <w:r>
+        <w:rPr>
+          <w:rStyle w:val="FunctionTok"/>
+        </w:rPr>
+        <w:t xml:space="preserve">round</w:t>
+      </w:r>
+      <w:r>
+        <w:rPr>
+          <w:rStyle w:val="NormalTok"/>
+        </w:rPr>
+        <w:t xml:space="preserve">(leaf_ttest_model</w:t>
+      </w:r>
+      <w:r>
+        <w:rPr>
+          <w:rStyle w:val="SpecialCharTok"/>
+        </w:rPr>
+        <w:t xml:space="preserve">$</w:t>
+      </w:r>
+      <w:r>
+        <w:rPr>
+          <w:rStyle w:val="NormalTok"/>
+        </w:rPr>
+        <w:t xml:space="preserve">conf.int[</w:t>
+      </w:r>
+      <w:r>
+        <w:rPr>
+          <w:rStyle w:val="DecValTok"/>
+        </w:rPr>
+        <w:t xml:space="preserve">2</w:t>
+      </w:r>
+      <w:r>
+        <w:rPr>
+          <w:rStyle w:val="NormalTok"/>
+        </w:rPr>
+        <w:t xml:space="preserve">], </w:t>
+      </w:r>
+      <w:r>
+        <w:rPr>
+          <w:rStyle w:val="DecValTok"/>
+        </w:rPr>
+        <w:t xml:space="preserve">2</w:t>
+      </w:r>
+      <w:r>
+        <w:rPr>
+          <w:rStyle w:val="NormalTok"/>
+        </w:rPr>
+        <w:t xml:space="preserve">), </w:t>
+      </w:r>
+      <w:r>
+        <w:rPr>
+          <w:rStyle w:val="StringTok"/>
+        </w:rPr>
+        <w:t xml:space="preserve">"g</w:t>
+      </w:r>
+      <w:r>
+        <w:rPr>
+          <w:rStyle w:val="SpecialCharTok"/>
+        </w:rPr>
+        <w:t xml:space="preserve">\n</w:t>
+      </w:r>
+      <w:r>
+        <w:rPr>
+          <w:rStyle w:val="StringTok"/>
+        </w:rPr>
+        <w:t xml:space="preserve">"</w:t>
+      </w:r>
+      <w:r>
+        <w:rPr>
+          <w:rStyle w:val="NormalTok"/>
+        </w:rPr>
+        <w:t xml:space="preserve">)</w:t>
+      </w:r>
+    </w:p>
+    <w:p>
+      <w:pPr>
+        <w:pStyle w:val="SourceCode"/>
+      </w:pPr>
+      <w:r>
+        <w:rPr>
+          <w:rStyle w:val="VerbatimChar"/>
+        </w:rPr>
+        <w:t xml:space="preserve">95% CI       : 3.13 to 4.87 g</w:t>
+      </w:r>
+    </w:p>
+    <w:p>
+      <w:pPr>
+        <w:pStyle w:val="SourceCode"/>
+      </w:pPr>
+      <w:r>
+        <w:rPr>
+          <w:rStyle w:val="FunctionTok"/>
+        </w:rPr>
+        <w:t xml:space="preserve">cat</w:t>
+      </w:r>
+      <w:r>
+        <w:rPr>
+          <w:rStyle w:val="NormalTok"/>
+        </w:rPr>
+        <w:t xml:space="preserve">(</w:t>
+      </w:r>
+      <w:r>
+        <w:rPr>
+          <w:rStyle w:val="StringTok"/>
+        </w:rPr>
+        <w:t xml:space="preserve">"Mean shady   :"</w:t>
+      </w:r>
+      <w:r>
+        <w:rPr>
+          <w:rStyle w:val="NormalTok"/>
+        </w:rPr>
+        <w:t xml:space="preserve">, </w:t>
+      </w:r>
+      <w:r>
+        <w:rPr>
+          <w:rStyle w:val="FunctionTok"/>
+        </w:rPr>
+        <w:t xml:space="preserve">round</w:t>
+      </w:r>
+      <w:r>
+        <w:rPr>
+          <w:rStyle w:val="NormalTok"/>
+        </w:rPr>
+        <w:t xml:space="preserve">(leaf_ttest_model</w:t>
+      </w:r>
+      <w:r>
+        <w:rPr>
+          <w:rStyle w:val="SpecialCharTok"/>
+        </w:rPr>
+        <w:t xml:space="preserve">$</w:t>
+      </w:r>
+      <w:r>
+        <w:rPr>
+          <w:rStyle w:val="NormalTok"/>
+        </w:rPr>
+        <w:t xml:space="preserve">estimate[</w:t>
+      </w:r>
+      <w:r>
+        <w:rPr>
+          <w:rStyle w:val="DecValTok"/>
+        </w:rPr>
+        <w:t xml:space="preserve">1</w:t>
+      </w:r>
+      <w:r>
+        <w:rPr>
+          <w:rStyle w:val="NormalTok"/>
+        </w:rPr>
+        <w:t xml:space="preserve">], </w:t>
+      </w:r>
+      <w:r>
+        <w:rPr>
+          <w:rStyle w:val="DecValTok"/>
+        </w:rPr>
+        <w:t xml:space="preserve">2</w:t>
+      </w:r>
+      <w:r>
+        <w:rPr>
+          <w:rStyle w:val="NormalTok"/>
+        </w:rPr>
+        <w:t xml:space="preserve">), </w:t>
+      </w:r>
+      <w:r>
+        <w:rPr>
+          <w:rStyle w:val="StringTok"/>
+        </w:rPr>
+        <w:t xml:space="preserve">"g</w:t>
+      </w:r>
+      <w:r>
+        <w:rPr>
+          <w:rStyle w:val="SpecialCharTok"/>
+        </w:rPr>
+        <w:t xml:space="preserve">\n</w:t>
+      </w:r>
+      <w:r>
+        <w:rPr>
+          <w:rStyle w:val="StringTok"/>
+        </w:rPr>
+        <w:t xml:space="preserve">"</w:t>
+      </w:r>
+      <w:r>
+        <w:rPr>
+          <w:rStyle w:val="NormalTok"/>
+        </w:rPr>
+        <w:t xml:space="preserve">)</w:t>
+      </w:r>
+    </w:p>
+    <w:p>
+      <w:pPr>
+        <w:pStyle w:val="SourceCode"/>
+      </w:pPr>
+      <w:r>
+        <w:rPr>
+          <w:rStyle w:val="VerbatimChar"/>
+        </w:rPr>
+        <w:t xml:space="preserve">Mean shady   : 7.8 g</w:t>
+      </w:r>
+    </w:p>
+    <w:p>
+      <w:pPr>
+        <w:pStyle w:val="SourceCode"/>
+      </w:pPr>
+      <w:r>
+        <w:rPr>
+          <w:rStyle w:val="FunctionTok"/>
+        </w:rPr>
+        <w:t xml:space="preserve">cat</w:t>
+      </w:r>
+      <w:r>
+        <w:rPr>
+          <w:rStyle w:val="NormalTok"/>
+        </w:rPr>
+        <w:t xml:space="preserve">(</w:t>
+      </w:r>
+      <w:r>
+        <w:rPr>
+          <w:rStyle w:val="StringTok"/>
+        </w:rPr>
+        <w:t xml:space="preserve">"Mean sunny   :"</w:t>
+      </w:r>
+      <w:r>
+        <w:rPr>
+          <w:rStyle w:val="NormalTok"/>
+        </w:rPr>
+        <w:t xml:space="preserve">, </w:t>
+      </w:r>
+      <w:r>
+        <w:rPr>
+          <w:rStyle w:val="FunctionTok"/>
+        </w:rPr>
+        <w:t xml:space="preserve">round</w:t>
+      </w:r>
+      <w:r>
+        <w:rPr>
+          <w:rStyle w:val="NormalTok"/>
+        </w:rPr>
+        <w:t xml:space="preserve">(leaf_ttest_model</w:t>
+      </w:r>
+      <w:r>
+        <w:rPr>
+          <w:rStyle w:val="SpecialCharTok"/>
+        </w:rPr>
+        <w:t xml:space="preserve">$</w:t>
+      </w:r>
+      <w:r>
+        <w:rPr>
+          <w:rStyle w:val="NormalTok"/>
+        </w:rPr>
+        <w:t xml:space="preserve">estimate[</w:t>
+      </w:r>
+      <w:r>
+        <w:rPr>
+          <w:rStyle w:val="DecValTok"/>
+        </w:rPr>
+        <w:t xml:space="preserve">2</w:t>
+      </w:r>
+      <w:r>
+        <w:rPr>
+          <w:rStyle w:val="NormalTok"/>
+        </w:rPr>
+        <w:t xml:space="preserve">], </w:t>
+      </w:r>
+      <w:r>
+        <w:rPr>
+          <w:rStyle w:val="DecValTok"/>
+        </w:rPr>
+        <w:t xml:space="preserve">2</w:t>
+      </w:r>
+      <w:r>
+        <w:rPr>
+          <w:rStyle w:val="NormalTok"/>
+        </w:rPr>
+        <w:t xml:space="preserve">), </w:t>
+      </w:r>
+      <w:r>
+        <w:rPr>
+          <w:rStyle w:val="StringTok"/>
+        </w:rPr>
+        <w:t xml:space="preserve">"g</w:t>
+      </w:r>
+      <w:r>
+        <w:rPr>
+          <w:rStyle w:val="SpecialCharTok"/>
+        </w:rPr>
+        <w:t xml:space="preserve">\n</w:t>
+      </w:r>
+      <w:r>
+        <w:rPr>
+          <w:rStyle w:val="StringTok"/>
+        </w:rPr>
+        <w:t xml:space="preserve">"</w:t>
+      </w:r>
+      <w:r>
+        <w:rPr>
+          <w:rStyle w:val="NormalTok"/>
+        </w:rPr>
+        <w:t xml:space="preserve">)</w:t>
+      </w:r>
+    </w:p>
+    <w:p>
+      <w:pPr>
+        <w:pStyle w:val="SourceCode"/>
+      </w:pPr>
+      <w:r>
+        <w:rPr>
+          <w:rStyle w:val="VerbatimChar"/>
+        </w:rPr>
+        <w:t xml:space="preserve">Mean sunny   : 3.8 g</w:t>
+      </w:r>
+    </w:p>
+    <w:p>
+      <w:pPr>
+        <w:pStyle w:val="FirstParagraph"/>
+      </w:pPr>
+      <w:r>
+        <w:rPr>
+          <w:b/>
+          <w:bCs/>
+        </w:rPr>
+        <w:t xml:space="preserve">Line by line:</w:t>
+      </w:r>
+    </w:p>
+    <w:tbl>
+      <w:tblPr>
+        <w:tblStyle w:val="Table"/>
+        <w:tblW w:type="auto" w:w="0"/>
+        <w:tblLook w:firstRow="1" w:lastRow="0" w:firstColumn="0" w:lastColumn="0" w:noHBand="0" w:noVBand="0" w:val="0020"/>
+      </w:tblPr>
+      <w:tblGrid>
+        <w:gridCol w:w="3960"/>
+        <w:gridCol w:w="3960"/>
+      </w:tblGrid>
+      <w:tr>
+        <w:trPr>
+          <w:tblHeader w:val="on"/>
+        </w:trPr>
+        <w:tc>
+          <w:tcPr/>
+          <w:p>
+            <w:pPr>
+              <w:pStyle w:val="Compact"/>
+            </w:pPr>
+            <w:r>
+              <w:t xml:space="preserve">output</w:t>
+            </w:r>
+          </w:p>
+        </w:tc>
+        <w:tc>
+          <w:tcPr/>
+          <w:p>
+            <w:pPr>
+              <w:pStyle w:val="Compact"/>
+            </w:pPr>
+            <w:r>
+              <w:t xml:space="preserve">meaning</w:t>
             </w:r>
           </w:p>
         </w:tc>
@@ -9626,7 +9457,7 @@
               <w:rPr>
                 <w:rStyle w:val="VerbatimChar"/>
               </w:rPr>
-              <w:t xml:space="preserve">95% CI</w:t>
+              <w:t xml:space="preserve">t</w:t>
             </w:r>
           </w:p>
         </w:tc>
@@ -9637,7 +9468,7 @@
               <w:pStyle w:val="Compact"/>
             </w:pPr>
             <w:r>
-              <w:t xml:space="preserve">plausible range for the true difference in means</w:t>
+              <w:t xml:space="preserve">our calculated t-statistic</w:t>
             </w:r>
           </w:p>
         </w:tc>
@@ -9653,7 +9484,7 @@
               <w:rPr>
                 <w:rStyle w:val="VerbatimChar"/>
               </w:rPr>
-              <w:t xml:space="preserve">mean of shady/sunny</w:t>
+              <w:t xml:space="preserve">df</w:t>
             </w:r>
           </w:p>
         </w:tc>
@@ -9664,6 +9495,87 @@
               <w:pStyle w:val="Compact"/>
             </w:pPr>
             <w:r>
+              <w:t xml:space="preserve">Welch-Satterthwaite df (non-integer is normal!)</w:t>
+            </w:r>
+          </w:p>
+        </w:tc>
+      </w:tr>
+      <w:tr>
+        <w:tc>
+          <w:tcPr/>
+          <w:p>
+            <w:pPr>
+              <w:pStyle w:val="Compact"/>
+            </w:pPr>
+            <w:r>
+              <w:rPr>
+                <w:rStyle w:val="VerbatimChar"/>
+              </w:rPr>
+              <w:t xml:space="preserve">p-value</w:t>
+            </w:r>
+          </w:p>
+        </w:tc>
+        <w:tc>
+          <w:tcPr/>
+          <w:p>
+            <w:pPr>
+              <w:pStyle w:val="Compact"/>
+            </w:pPr>
+            <w:r>
+              <w:t xml:space="preserve">probability of this result if H₀ is true</w:t>
+            </w:r>
+          </w:p>
+        </w:tc>
+      </w:tr>
+      <w:tr>
+        <w:tc>
+          <w:tcPr/>
+          <w:p>
+            <w:pPr>
+              <w:pStyle w:val="Compact"/>
+            </w:pPr>
+            <w:r>
+              <w:rPr>
+                <w:rStyle w:val="VerbatimChar"/>
+              </w:rPr>
+              <w:t xml:space="preserve">95% CI</w:t>
+            </w:r>
+          </w:p>
+        </w:tc>
+        <w:tc>
+          <w:tcPr/>
+          <w:p>
+            <w:pPr>
+              <w:pStyle w:val="Compact"/>
+            </w:pPr>
+            <w:r>
+              <w:t xml:space="preserve">plausible range for the true difference in means</w:t>
+            </w:r>
+          </w:p>
+        </w:tc>
+      </w:tr>
+      <w:tr>
+        <w:tc>
+          <w:tcPr/>
+          <w:p>
+            <w:pPr>
+              <w:pStyle w:val="Compact"/>
+            </w:pPr>
+            <w:r>
+              <w:rPr>
+                <w:rStyle w:val="VerbatimChar"/>
+              </w:rPr>
+              <w:t xml:space="preserve">mean of shady/sunny</w:t>
+            </w:r>
+          </w:p>
+        </w:tc>
+        <w:tc>
+          <w:tcPr/>
+          <w:p>
+            <w:pPr>
+              <w:pStyle w:val="Compact"/>
+            </w:pPr>
+            <w:r>
               <w:t xml:space="preserve">the two group means</w:t>
             </w:r>
           </w:p>
@@ -9691,7 +9603,7 @@
         <w:t xml:space="preserve"> </w:t>
       </w:r>
       <w:r>
-        <w:t xml:space="preserve">is the difference in means we could expect to see if we repeated this study many times.</w:t>
+        <w:t xml:space="preserve">is the range we could expect to see if we repeated this study many times.</w:t>
       </w:r>
     </w:p>
     <w:bookmarkEnd w:id="51"/>
@@ -9713,6 +9625,24 @@
           <w:rStyle w:val="CommentTok"/>
         </w:rPr>
         <w:t xml:space="preserve"># State the decision formally --------------------------</w:t>
+      </w:r>
+      <w:r>
+        <w:br/>
+      </w:r>
+      <w:r>
+        <w:rPr>
+          <w:rStyle w:val="CommentTok"/>
+        </w:rPr>
+        <w:t xml:space="preserve"># if/else: R checks the condition and runs one of two blocks</w:t>
+      </w:r>
+      <w:r>
+        <w:br/>
+      </w:r>
+      <w:r>
+        <w:rPr>
+          <w:rStyle w:val="CommentTok"/>
+        </w:rPr>
+        <w:t xml:space="preserve"># We will learn these formally in the functions lecture</w:t>
       </w:r>
       <w:r>
         <w:br/>
@@ -11283,7 +11213,7 @@
         <w:t xml:space="preserve"> </w:t>
       </w:r>
       <w:r>
-        <w:t xml:space="preserve">shows t and p from the model object</w:t>
+        <w:t xml:space="preserve">pulls t and p directly from the model object</w:t>
       </w:r>
     </w:p>
     <w:p>
@@ -11419,7 +11349,7 @@
               <w:spacing w:before="16" w:after="16"/>
             </w:pPr>
             <w:r>
-              <w:t xml:space="preserve">Embedding test statistics in the plot title or subtitle saves you from copying numbers by hand — and avoids typos in your report.</w:t>
+              <w:t xml:space="preserve">Embedding test statistics in the plot subtitle saves you from copying numbers by hand — and avoids typos in your report.</w:t>
             </w:r>
           </w:p>
           <w:p/>
@@ -12416,7 +12346,7 @@
         </w:numPr>
       </w:pPr>
       <w:r>
-        <w:t xml:space="preserve">Non-overlapping bars suggest a significant difference (but overlapping bars do NOT necessarily mean no significance!)</w:t>
+        <w:t xml:space="preserve">Non-overlapping bars suggest a significant difference</w:t>
       </w:r>
     </w:p>
     <w:p>
@@ -12452,15 +12382,7 @@
         <w:t xml:space="preserve"> </w:t>
       </w:r>
       <w:r>
-        <w:t xml:space="preserve">significant at α = 0.05.</w:t>
-      </w:r>
-    </w:p>
-    <w:p>
-      <w:pPr>
-        <w:pStyle w:val="BodyText"/>
-      </w:pPr>
-      <w:r>
-        <w:t xml:space="preserve">The</w:t>
+        <w:t xml:space="preserve">significant at α = 0.05. The</w:t>
       </w:r>
       <w:r>
         <w:t xml:space="preserve"> </w:t>
@@ -12654,144 +12576,6 @@
           <w:rStyle w:val="NormalTok"/>
         </w:rPr>
         <w:t xml:space="preserve">p.value, </w:t>
-      </w:r>
-      <w:r>
-        <w:rPr>
-          <w:rStyle w:val="DecValTok"/>
-        </w:rPr>
-        <w:t xml:space="preserve">2</w:t>
-      </w:r>
-      <w:r>
-        <w:rPr>
-          <w:rStyle w:val="NormalTok"/>
-        </w:rPr>
-        <w:t xml:space="preserve">)</w:t>
-      </w:r>
-      <w:r>
-        <w:br/>
-      </w:r>
-      <w:r>
-        <w:rPr>
-          <w:rStyle w:val="NormalTok"/>
-        </w:rPr>
-        <w:t xml:space="preserve">ci_lo  </w:t>
-      </w:r>
-      <w:r>
-        <w:rPr>
-          <w:rStyle w:val="OtherTok"/>
-        </w:rPr>
-        <w:t xml:space="preserve">&lt;-</w:t>
-      </w:r>
-      <w:r>
-        <w:rPr>
-          <w:rStyle w:val="NormalTok"/>
-        </w:rPr>
-        <w:t xml:space="preserve"> </w:t>
-      </w:r>
-      <w:r>
-        <w:rPr>
-          <w:rStyle w:val="FunctionTok"/>
-        </w:rPr>
-        <w:t xml:space="preserve">round</w:t>
-      </w:r>
-      <w:r>
-        <w:rPr>
-          <w:rStyle w:val="NormalTok"/>
-        </w:rPr>
-        <w:t xml:space="preserve">(leaf_ttest_model</w:t>
-      </w:r>
-      <w:r>
-        <w:rPr>
-          <w:rStyle w:val="SpecialCharTok"/>
-        </w:rPr>
-        <w:t xml:space="preserve">$</w:t>
-      </w:r>
-      <w:r>
-        <w:rPr>
-          <w:rStyle w:val="NormalTok"/>
-        </w:rPr>
-        <w:t xml:space="preserve">conf.int[</w:t>
-      </w:r>
-      <w:r>
-        <w:rPr>
-          <w:rStyle w:val="DecValTok"/>
-        </w:rPr>
-        <w:t xml:space="preserve">1</w:t>
-      </w:r>
-      <w:r>
-        <w:rPr>
-          <w:rStyle w:val="NormalTok"/>
-        </w:rPr>
-        <w:t xml:space="preserve">], </w:t>
-      </w:r>
-      <w:r>
-        <w:rPr>
-          <w:rStyle w:val="DecValTok"/>
-        </w:rPr>
-        <w:t xml:space="preserve">2</w:t>
-      </w:r>
-      <w:r>
-        <w:rPr>
-          <w:rStyle w:val="NormalTok"/>
-        </w:rPr>
-        <w:t xml:space="preserve">)</w:t>
-      </w:r>
-      <w:r>
-        <w:br/>
-      </w:r>
-      <w:r>
-        <w:rPr>
-          <w:rStyle w:val="NormalTok"/>
-        </w:rPr>
-        <w:t xml:space="preserve">ci_hi  </w:t>
-      </w:r>
-      <w:r>
-        <w:rPr>
-          <w:rStyle w:val="OtherTok"/>
-        </w:rPr>
-        <w:t xml:space="preserve">&lt;-</w:t>
-      </w:r>
-      <w:r>
-        <w:rPr>
-          <w:rStyle w:val="NormalTok"/>
-        </w:rPr>
-        <w:t xml:space="preserve"> </w:t>
-      </w:r>
-      <w:r>
-        <w:rPr>
-          <w:rStyle w:val="FunctionTok"/>
-        </w:rPr>
-        <w:t xml:space="preserve">round</w:t>
-      </w:r>
-      <w:r>
-        <w:rPr>
-          <w:rStyle w:val="NormalTok"/>
-        </w:rPr>
-        <w:t xml:space="preserve">(leaf_ttest_model</w:t>
-      </w:r>
-      <w:r>
-        <w:rPr>
-          <w:rStyle w:val="SpecialCharTok"/>
-        </w:rPr>
-        <w:t xml:space="preserve">$</w:t>
-      </w:r>
-      <w:r>
-        <w:rPr>
-          <w:rStyle w:val="NormalTok"/>
-        </w:rPr>
-        <w:t xml:space="preserve">conf.int[</w:t>
-      </w:r>
-      <w:r>
-        <w:rPr>
-          <w:rStyle w:val="DecValTok"/>
-        </w:rPr>
-        <w:t xml:space="preserve">2</w:t>
-      </w:r>
-      <w:r>
-        <w:rPr>
-          <w:rStyle w:val="NormalTok"/>
-        </w:rPr>
-        <w:t xml:space="preserve">], </w:t>
       </w:r>
       <w:r>
         <w:rPr>
@@ -13641,7 +13425,7 @@
         <w:rPr>
           <w:rStyle w:val="AttributeTok"/>
         </w:rPr>
-        <w:t xml:space="preserve">plot =</w:t>
+        <w:t xml:space="preserve">plot   =</w:t>
       </w:r>
       <w:r>
         <w:rPr>
@@ -13662,7 +13446,7 @@
         <w:rPr>
           <w:rStyle w:val="AttributeTok"/>
         </w:rPr>
-        <w:t xml:space="preserve">width =</w:t>
+        <w:t xml:space="preserve">width  =</w:t>
       </w:r>
       <w:r>
         <w:rPr>
@@ -13797,7 +13581,7 @@
         <w:rPr>
           <w:rStyle w:val="AttributeTok"/>
         </w:rPr>
-        <w:t xml:space="preserve">plot =</w:t>
+        <w:t xml:space="preserve">plot   =</w:t>
       </w:r>
       <w:r>
         <w:rPr>
@@ -13818,7 +13602,7 @@
         <w:rPr>
           <w:rStyle w:val="AttributeTok"/>
         </w:rPr>
-        <w:t xml:space="preserve">width =</w:t>
+        <w:t xml:space="preserve">width  =</w:t>
       </w:r>
       <w:r>
         <w:rPr>
@@ -14292,12 +14076,6 @@
         </w:rPr>
         <w:t xml:space="preserve">t.test(y ~ group, data, var.equal = FALSE, alternative = "two.sided")</w:t>
       </w:r>
-      <w:r>
-        <w:t xml:space="preserve"> </w:t>
-      </w:r>
-      <w:r>
-        <w:t xml:space="preserve">— the test</w:t>
-      </w:r>
     </w:p>
     <w:p>
       <w:pPr>
@@ -14353,22 +14131,16 @@
         </w:numPr>
       </w:pPr>
       <w:r>
-        <w:t xml:space="preserve">Embedding results in</w:t>
-      </w:r>
-      <w:r>
-        <w:t xml:space="preserve"> </w:t>
-      </w:r>
-      <w:r>
         <w:rPr>
           <w:rStyle w:val="VerbatimChar"/>
         </w:rPr>
-        <w:t xml:space="preserve">subtitle = paste0(...)</w:t>
-      </w:r>
-      <w:r>
-        <w:t xml:space="preserve"> </w:t>
-      </w:r>
-      <w:r>
-        <w:t xml:space="preserve">— reproducible figure labels</w:t>
+        <w:t xml:space="preserve">paste0(...)</w:t>
+      </w:r>
+      <w:r>
+        <w:t xml:space="preserve"> </w:t>
+      </w:r>
+      <w:r>
+        <w:t xml:space="preserve">in subtitle — embed test statistics in figures</w:t>
       </w:r>
     </w:p>
     <w:p>
@@ -14485,7 +14257,7 @@
         </w:numPr>
       </w:pPr>
       <w:r>
-        <w:t xml:space="preserve">More than two groups? → ANOVA</w:t>
+        <w:t xml:space="preserve">Linear regression — predicting leaf area from paper tracing mass</w:t>
       </w:r>
     </w:p>
     <w:p>
@@ -14497,7 +14269,16 @@
         </w:numPr>
       </w:pPr>
       <w:r>
-        <w:t xml:space="preserve">Checking ANOVA assumptions</w:t>
+        <w:t xml:space="preserve">Building a calibration curve with</w:t>
+      </w:r>
+      <w:r>
+        <w:t xml:space="preserve"> </w:t>
+      </w:r>
+      <w:r>
+        <w:rPr>
+          <w:rStyle w:val="VerbatimChar"/>
+        </w:rPr>
+        <w:t xml:space="preserve">lm()</w:t>
       </w:r>
     </w:p>
     <w:p>
@@ -14509,7 +14290,7 @@
         </w:numPr>
       </w:pPr>
       <w:r>
-        <w:t xml:space="preserve">Post-hoc tests (which groups differ?)</w:t>
+        <w:t xml:space="preserve">R², residuals, and assumption checking</w:t>
       </w:r>
     </w:p>
     <w:bookmarkEnd w:id="70"/>

--- a/docs/lectures/lecture_04/04_lecture_powerpoint.docx
+++ b/docs/lectures/lecture_04/04_lecture_powerpoint.docx
@@ -31,7 +31,7 @@
         <w:pStyle w:val="Date"/>
       </w:pPr>
       <w:r>
-        <w:t xml:space="preserve">2026-06-28</w:t>
+        <w:t xml:space="preserve">2026-06-30</w:t>
       </w:r>
     </w:p>
     <w:bookmarkStart w:id="12" w:name="where-we-left-off-lecture-03"/>
@@ -425,13 +425,7 @@
               <w:spacing w:after="16"/>
             </w:pPr>
             <w:r>
-              <w:t xml:space="preserve">We described the pattern in our data.</w:t>
-            </w:r>
-            <w:r>
-              <w:t xml:space="preserve"> </w:t>
-            </w:r>
-            <w:r>
-              <w:t xml:space="preserve">Today we formally test whether that pattern is</w:t>
+              <w:t xml:space="preserve">We described the pattern in our data. Today we formally test whether that pattern is</w:t>
             </w:r>
             <w:r>
               <w:t xml:space="preserve"> </w:t>
@@ -1577,7 +1571,46 @@
               <w:t xml:space="preserve"> </w:t>
             </w:r>
             <w:r>
-              <w:t xml:space="preserve">is the Companion to Applied Regression package. It contains</w:t>
+              <w:t xml:space="preserve">is the</w:t>
+            </w:r>
+            <w:r>
+              <w:t xml:space="preserve"> </w:t>
+            </w:r>
+            <w:r>
+              <w:rPr>
+                <w:b/>
+                <w:bCs/>
+              </w:rPr>
+              <w:t xml:space="preserve">C</w:t>
+            </w:r>
+            <w:r>
+              <w:t xml:space="preserve">ompanion to</w:t>
+            </w:r>
+            <w:r>
+              <w:t xml:space="preserve"> </w:t>
+            </w:r>
+            <w:r>
+              <w:rPr>
+                <w:b/>
+                <w:bCs/>
+              </w:rPr>
+              <w:t xml:space="preserve">A</w:t>
+            </w:r>
+            <w:r>
+              <w:t xml:space="preserve">pplied</w:t>
+            </w:r>
+            <w:r>
+              <w:t xml:space="preserve"> </w:t>
+            </w:r>
+            <w:r>
+              <w:rPr>
+                <w:b/>
+                <w:bCs/>
+              </w:rPr>
+              <w:t xml:space="preserve">R</w:t>
+            </w:r>
+            <w:r>
+              <w:t xml:space="preserve">egression package. It contains</w:t>
             </w:r>
             <w:r>
               <w:t xml:space="preserve"> </w:t>
@@ -2068,6 +2101,18 @@
         </w:numPr>
       </w:pPr>
       <w:r>
+        <w:t xml:space="preserve">RESULTS:</w:t>
+      </w:r>
+    </w:p>
+    <w:p>
+      <w:pPr>
+        <w:pStyle w:val="Compact"/>
+        <w:numPr>
+          <w:ilvl w:val="1"/>
+          <w:numId w:val="1009"/>
+        </w:numPr>
+      </w:pPr>
+      <w:r>
         <w:t xml:space="preserve">Shady mean:</w:t>
       </w:r>
       <w:r>
@@ -2079,6 +2124,56 @@
           <w:bCs/>
         </w:rPr>
         <w:t xml:space="preserve">7.80 g</w:t>
+      </w:r>
+    </w:p>
+    <w:p>
+      <w:pPr>
+        <w:pStyle w:val="Compact"/>
+        <w:numPr>
+          <w:ilvl w:val="1"/>
+          <w:numId w:val="1009"/>
+        </w:numPr>
+      </w:pPr>
+      <w:r>
+        <w:t xml:space="preserve">Sunny mean:</w:t>
+      </w:r>
+      <w:r>
+        <w:t xml:space="preserve"> </w:t>
+      </w:r>
+      <w:r>
+        <w:rPr>
+          <w:b/>
+          <w:bCs/>
+        </w:rPr>
+        <w:t xml:space="preserve">3.80 g</w:t>
+      </w:r>
+    </w:p>
+    <w:p>
+      <w:pPr>
+        <w:pStyle w:val="Compact"/>
+        <w:numPr>
+          <w:ilvl w:val="1"/>
+          <w:numId w:val="1009"/>
+        </w:numPr>
+      </w:pPr>
+      <w:r>
+        <w:t xml:space="preserve">Difference:</w:t>
+      </w:r>
+      <w:r>
+        <w:t xml:space="preserve"> </w:t>
+      </w:r>
+      <w:r>
+        <w:rPr>
+          <w:b/>
+          <w:bCs/>
+        </w:rPr>
+        <w:t xml:space="preserve">4.0 g</w:t>
+      </w:r>
+      <w:r>
+        <w:t xml:space="preserve"> </w:t>
+      </w:r>
+      <w:r>
+        <w:t xml:space="preserve">— a big gap!</w:t>
       </w:r>
     </w:p>
     <w:p>
@@ -2090,17 +2185,11 @@
         </w:numPr>
       </w:pPr>
       <w:r>
-        <w:t xml:space="preserve">Sunny mean:</w:t>
-      </w:r>
-      <w:r>
-        <w:t xml:space="preserve"> </w:t>
-      </w:r>
-      <w:r>
         <w:rPr>
           <w:b/>
           <w:bCs/>
         </w:rPr>
-        <w:t xml:space="preserve">3.80 g</w:t>
+        <w:t xml:space="preserve">But is that gap real, or could it just be sampling noise?</w:t>
       </w:r>
     </w:p>
     <w:p>
@@ -2112,43 +2201,23 @@
         </w:numPr>
       </w:pPr>
       <w:r>
-        <w:t xml:space="preserve">Difference:</w:t>
-      </w:r>
-      <w:r>
-        <w:t xml:space="preserve"> </w:t>
-      </w:r>
+        <w:t xml:space="preserve">With only n = 10 per group, random chance could produce apparent differences.</w:t>
+      </w:r>
+    </w:p>
+    <w:p>
+      <w:pPr>
+        <w:pStyle w:val="Compact"/>
+        <w:numPr>
+          <w:ilvl w:val="0"/>
+          <w:numId w:val="1008"/>
+        </w:numPr>
+      </w:pPr>
       <w:r>
         <w:rPr>
           <w:b/>
           <w:bCs/>
         </w:rPr>
-        <w:t xml:space="preserve">4.0 g</w:t>
-      </w:r>
-      <w:r>
-        <w:t xml:space="preserve"> </w:t>
-      </w:r>
-      <w:r>
-        <w:t xml:space="preserve">— a big gap!</w:t>
-      </w:r>
-    </w:p>
-    <w:p>
-      <w:pPr>
-        <w:pStyle w:val="FirstParagraph"/>
-      </w:pPr>
-      <w:r>
-        <w:rPr>
-          <w:b/>
-          <w:bCs/>
-        </w:rPr>
-        <w:t xml:space="preserve">But is that gap real, or could it just be sampling noise?</w:t>
-      </w:r>
-    </w:p>
-    <w:p>
-      <w:pPr>
-        <w:pStyle w:val="BodyText"/>
-      </w:pPr>
-      <w:r>
-        <w:t xml:space="preserve">With only n = 10 per group, random chance could produce apparent differences. We need a formal test to quantify the probability.</w:t>
+        <w:t xml:space="preserve">We need a formal test to quantify the probability.</w:t>
       </w:r>
     </w:p>
     <w:bookmarkEnd w:id="23"/>
@@ -2865,7 +2934,7 @@
         <w:pStyle w:val="Compact"/>
         <w:numPr>
           <w:ilvl w:val="0"/>
-          <w:numId w:val="1009"/>
+          <w:numId w:val="1010"/>
         </w:numPr>
       </w:pPr>
       <w:r>
@@ -2887,7 +2956,7 @@
         <w:pStyle w:val="Compact"/>
         <w:numPr>
           <w:ilvl w:val="0"/>
-          <w:numId w:val="1009"/>
+          <w:numId w:val="1010"/>
         </w:numPr>
       </w:pPr>
       <w:r>
@@ -2915,7 +2984,7 @@
         <w:pStyle w:val="Compact"/>
         <w:numPr>
           <w:ilvl w:val="0"/>
-          <w:numId w:val="1009"/>
+          <w:numId w:val="1010"/>
         </w:numPr>
       </w:pPr>
       <w:r>
@@ -3167,7 +3236,7 @@
         <w:pStyle w:val="Compact"/>
         <w:numPr>
           <w:ilvl w:val="0"/>
-          <w:numId w:val="1010"/>
+          <w:numId w:val="1011"/>
         </w:numPr>
       </w:pPr>
       <w:r>
@@ -3195,7 +3264,7 @@
         <w:pStyle w:val="Compact"/>
         <w:numPr>
           <w:ilvl w:val="0"/>
-          <w:numId w:val="1010"/>
+          <w:numId w:val="1011"/>
         </w:numPr>
       </w:pPr>
       <w:r>
@@ -3541,13 +3610,7 @@
         <w:t xml:space="preserve"> </w:t>
       </w:r>
       <w:r>
-        <w:t xml:space="preserve">— pools the two variances into one estimate.</w:t>
-      </w:r>
-      <w:r>
-        <w:t xml:space="preserve"> </w:t>
-      </w:r>
-      <w:r>
-        <w:t xml:space="preserve">Requires both groups to have the</w:t>
+        <w:t xml:space="preserve">— pools the two variances into one estimate. Requires both groups to have the</w:t>
       </w:r>
       <w:r>
         <w:t xml:space="preserve"> </w:t>
@@ -3578,13 +3641,7 @@
         <w:t xml:space="preserve"> </w:t>
       </w:r>
       <w:r>
-        <w:t xml:space="preserve">— uses each group’s variance separately.</w:t>
-      </w:r>
-      <w:r>
-        <w:t xml:space="preserve"> </w:t>
-      </w:r>
-      <w:r>
-        <w:t xml:space="preserve">Does</w:t>
+        <w:t xml:space="preserve">— uses each group’s variance separately. Does</w:t>
       </w:r>
       <w:r>
         <w:t xml:space="preserve"> </w:t>
@@ -3817,7 +3874,7 @@
         <w:pStyle w:val="Compact"/>
         <w:numPr>
           <w:ilvl w:val="0"/>
-          <w:numId w:val="1011"/>
+          <w:numId w:val="1012"/>
         </w:numPr>
       </w:pPr>
       <w:r>
@@ -3845,7 +3902,7 @@
         <w:pStyle w:val="Compact"/>
         <w:numPr>
           <w:ilvl w:val="0"/>
-          <w:numId w:val="1011"/>
+          <w:numId w:val="1012"/>
         </w:numPr>
       </w:pPr>
       <w:r>
@@ -3889,10 +3946,14 @@
         <w:pStyle w:val="Compact"/>
         <w:numPr>
           <w:ilvl w:val="0"/>
-          <w:numId w:val="1011"/>
+          <w:numId w:val="1012"/>
         </w:numPr>
       </w:pPr>
       <w:r>
+        <w:rPr>
+          <w:b/>
+          <w:bCs/>
+        </w:rPr>
         <w:t xml:space="preserve">Welch’s protects you either way</w:t>
       </w:r>
     </w:p>
@@ -4050,6 +4111,8 @@
             <w:r>
               <w:rPr>
                 <w:rStyle w:val="VerbatimChar"/>
+                <w:b/>
+                <w:bCs/>
               </w:rPr>
               <w:t xml:space="preserve">var.equal = FALSE</w:t>
             </w:r>
@@ -5192,7 +5255,7 @@
         <w:pStyle w:val="Compact"/>
         <w:numPr>
           <w:ilvl w:val="0"/>
-          <w:numId w:val="1012"/>
+          <w:numId w:val="1013"/>
         </w:numPr>
       </w:pPr>
       <w:r>
@@ -5214,7 +5277,7 @@
         <w:pStyle w:val="Compact"/>
         <w:numPr>
           <w:ilvl w:val="0"/>
-          <w:numId w:val="1012"/>
+          <w:numId w:val="1013"/>
         </w:numPr>
       </w:pPr>
       <w:r>
@@ -5327,7 +5390,7 @@
         <w:pStyle w:val="Compact"/>
         <w:numPr>
           <w:ilvl w:val="0"/>
-          <w:numId w:val="1012"/>
+          <w:numId w:val="1013"/>
         </w:numPr>
       </w:pPr>
       <w:r>
@@ -5464,7 +5527,7 @@
               <w:t xml:space="preserve"> </w:t>
             </w:r>
             <w:r>
-              <w:t xml:space="preserve">— histogram</w:t>
+              <w:t xml:space="preserve">— histogram/box plot</w:t>
             </w:r>
           </w:p>
         </w:tc>
@@ -6096,7 +6159,7 @@
         <w:pStyle w:val="Compact"/>
         <w:numPr>
           <w:ilvl w:val="0"/>
-          <w:numId w:val="1013"/>
+          <w:numId w:val="1014"/>
         </w:numPr>
       </w:pPr>
       <w:r>
@@ -6108,7 +6171,7 @@
         <w:pStyle w:val="Compact"/>
         <w:numPr>
           <w:ilvl w:val="0"/>
-          <w:numId w:val="1013"/>
+          <w:numId w:val="1014"/>
         </w:numPr>
       </w:pPr>
       <w:r>
@@ -6132,7 +6195,7 @@
         <w:pStyle w:val="Compact"/>
         <w:numPr>
           <w:ilvl w:val="0"/>
-          <w:numId w:val="1013"/>
+          <w:numId w:val="1014"/>
         </w:numPr>
       </w:pPr>
       <w:r>
@@ -6704,7 +6767,7 @@
         <w:pStyle w:val="Compact"/>
         <w:numPr>
           <w:ilvl w:val="0"/>
-          <w:numId w:val="1014"/>
+          <w:numId w:val="1015"/>
         </w:numPr>
       </w:pPr>
       <w:r>
@@ -6732,7 +6795,7 @@
         <w:pStyle w:val="Compact"/>
         <w:numPr>
           <w:ilvl w:val="0"/>
-          <w:numId w:val="1014"/>
+          <w:numId w:val="1015"/>
         </w:numPr>
       </w:pPr>
       <w:r>
@@ -6760,7 +6823,7 @@
         <w:pStyle w:val="Compact"/>
         <w:numPr>
           <w:ilvl w:val="0"/>
-          <w:numId w:val="1014"/>
+          <w:numId w:val="1015"/>
         </w:numPr>
       </w:pPr>
       <w:r>
@@ -7356,7 +7419,7 @@
         <w:pStyle w:val="Compact"/>
         <w:numPr>
           <w:ilvl w:val="0"/>
-          <w:numId w:val="1015"/>
+          <w:numId w:val="1016"/>
         </w:numPr>
       </w:pPr>
       <w:r>
@@ -7377,402 +7440,6 @@
       </w:r>
       <w:r>
         <w:t xml:space="preserve">→ data follow a normal distribution</w:t>
-      </w:r>
-    </w:p>
-    <w:p>
-      <w:pPr>
-        <w:pStyle w:val="Compact"/>
-        <w:numPr>
-          <w:ilvl w:val="0"/>
-          <w:numId w:val="1015"/>
-        </w:numPr>
-      </w:pPr>
-      <w:r>
-        <w:t xml:space="preserve">Points</w:t>
-      </w:r>
-      <w:r>
-        <w:t xml:space="preserve"> </w:t>
-      </w:r>
-      <w:r>
-        <w:rPr>
-          <w:b/>
-          <w:bCs/>
-        </w:rPr>
-        <w:t xml:space="preserve">curving away</w:t>
-      </w:r>
-      <w:r>
-        <w:t xml:space="preserve"> </w:t>
-      </w:r>
-      <w:r>
-        <w:t xml:space="preserve">at ends → heavy tails or skew</w:t>
-      </w:r>
-    </w:p>
-    <w:p>
-      <w:pPr>
-        <w:pStyle w:val="Compact"/>
-        <w:numPr>
-          <w:ilvl w:val="0"/>
-          <w:numId w:val="1015"/>
-        </w:numPr>
-      </w:pPr>
-      <w:r>
-        <w:t xml:space="preserve">With only n = 10, some deviation is expected and acceptable</w:t>
-      </w:r>
-    </w:p>
-    <w:p>
-      <w:pPr>
-        <w:pStyle w:val="FirstParagraph"/>
-      </w:pPr>
-      <w:r>
-        <w:t xml:space="preserve">If points follow the line roughly, we are comfortable proceeding with the t-test.</w:t>
-      </w:r>
-    </w:p>
-    <w:bookmarkEnd w:id="45"/>
-    <w:bookmarkStart w:id="48" w:name="step-3-check-normality-shapiro-wilk-test"/>
-    <w:p>
-      <w:pPr>
-        <w:pStyle w:val="Heading1"/>
-      </w:pPr>
-      <w:r>
-        <w:t xml:space="preserve">Step 3 — Check Normality: Shapiro-Wilk Test</w:t>
-      </w:r>
-    </w:p>
-    <w:p>
-      <w:pPr>
-        <w:pStyle w:val="SourceCode"/>
-      </w:pPr>
-      <w:r>
-        <w:rPr>
-          <w:rStyle w:val="CommentTok"/>
-        </w:rPr>
-        <w:t xml:space="preserve"># Shapiro-Wilk test for the sunny side -----------------</w:t>
-      </w:r>
-      <w:r>
-        <w:br/>
-      </w:r>
-      <w:r>
-        <w:rPr>
-          <w:rStyle w:val="NormalTok"/>
-        </w:rPr>
-        <w:t xml:space="preserve">tree_df </w:t>
-      </w:r>
-      <w:r>
-        <w:rPr>
-          <w:rStyle w:val="SpecialCharTok"/>
-        </w:rPr>
-        <w:t xml:space="preserve">%&gt;%</w:t>
-      </w:r>
-      <w:r>
-        <w:br/>
-      </w:r>
-      <w:r>
-        <w:rPr>
-          <w:rStyle w:val="NormalTok"/>
-        </w:rPr>
-        <w:t xml:space="preserve">  </w:t>
-      </w:r>
-      <w:r>
-        <w:rPr>
-          <w:rStyle w:val="FunctionTok"/>
-        </w:rPr>
-        <w:t xml:space="preserve">filter</w:t>
-      </w:r>
-      <w:r>
-        <w:rPr>
-          <w:rStyle w:val="NormalTok"/>
-        </w:rPr>
-        <w:t xml:space="preserve">(side </w:t>
-      </w:r>
-      <w:r>
-        <w:rPr>
-          <w:rStyle w:val="SpecialCharTok"/>
-        </w:rPr>
-        <w:t xml:space="preserve">==</w:t>
-      </w:r>
-      <w:r>
-        <w:rPr>
-          <w:rStyle w:val="NormalTok"/>
-        </w:rPr>
-        <w:t xml:space="preserve"> </w:t>
-      </w:r>
-      <w:r>
-        <w:rPr>
-          <w:rStyle w:val="StringTok"/>
-        </w:rPr>
-        <w:t xml:space="preserve">"sunny"</w:t>
-      </w:r>
-      <w:r>
-        <w:rPr>
-          <w:rStyle w:val="NormalTok"/>
-        </w:rPr>
-        <w:t xml:space="preserve">) </w:t>
-      </w:r>
-      <w:r>
-        <w:rPr>
-          <w:rStyle w:val="SpecialCharTok"/>
-        </w:rPr>
-        <w:t xml:space="preserve">%&gt;%</w:t>
-      </w:r>
-      <w:r>
-        <w:br/>
-      </w:r>
-      <w:r>
-        <w:rPr>
-          <w:rStyle w:val="NormalTok"/>
-        </w:rPr>
-        <w:t xml:space="preserve">  </w:t>
-      </w:r>
-      <w:r>
-        <w:rPr>
-          <w:rStyle w:val="FunctionTok"/>
-        </w:rPr>
-        <w:t xml:space="preserve">pull</w:t>
-      </w:r>
-      <w:r>
-        <w:rPr>
-          <w:rStyle w:val="NormalTok"/>
-        </w:rPr>
-        <w:t xml:space="preserve">(weight_g) </w:t>
-      </w:r>
-      <w:r>
-        <w:rPr>
-          <w:rStyle w:val="SpecialCharTok"/>
-        </w:rPr>
-        <w:t xml:space="preserve">%&gt;%</w:t>
-      </w:r>
-      <w:r>
-        <w:br/>
-      </w:r>
-      <w:r>
-        <w:rPr>
-          <w:rStyle w:val="NormalTok"/>
-        </w:rPr>
-        <w:t xml:space="preserve">  </w:t>
-      </w:r>
-      <w:r>
-        <w:rPr>
-          <w:rStyle w:val="FunctionTok"/>
-        </w:rPr>
-        <w:t xml:space="preserve">shapiro.test</w:t>
-      </w:r>
-      <w:r>
-        <w:rPr>
-          <w:rStyle w:val="NormalTok"/>
-        </w:rPr>
-        <w:t xml:space="preserve">()</w:t>
-      </w:r>
-    </w:p>
-    <w:p>
-      <w:pPr>
-        <w:pStyle w:val="SourceCode"/>
-      </w:pPr>
-      <w:r>
-        <w:br/>
-      </w:r>
-      <w:r>
-        <w:rPr>
-          <w:rStyle w:val="VerbatimChar"/>
-        </w:rPr>
-        <w:t xml:space="preserve">    Shapiro-Wilk normality test</w:t>
-      </w:r>
-      <w:r>
-        <w:br/>
-      </w:r>
-      <w:r>
-        <w:br/>
-      </w:r>
-      <w:r>
-        <w:rPr>
-          <w:rStyle w:val="VerbatimChar"/>
-        </w:rPr>
-        <w:t xml:space="preserve">data:  .</w:t>
-      </w:r>
-      <w:r>
-        <w:br/>
-      </w:r>
-      <w:r>
-        <w:rPr>
-          <w:rStyle w:val="VerbatimChar"/>
-        </w:rPr>
-        <w:t xml:space="preserve">W = 0.8197, p-value = 0.02513</w:t>
-      </w:r>
-    </w:p>
-    <w:p>
-      <w:pPr>
-        <w:pStyle w:val="SourceCode"/>
-      </w:pPr>
-      <w:r>
-        <w:rPr>
-          <w:rStyle w:val="CommentTok"/>
-        </w:rPr>
-        <w:t xml:space="preserve"># Shapiro-Wilk test for the shady side -----------------</w:t>
-      </w:r>
-      <w:r>
-        <w:br/>
-      </w:r>
-      <w:r>
-        <w:rPr>
-          <w:rStyle w:val="NormalTok"/>
-        </w:rPr>
-        <w:t xml:space="preserve">tree_df </w:t>
-      </w:r>
-      <w:r>
-        <w:rPr>
-          <w:rStyle w:val="SpecialCharTok"/>
-        </w:rPr>
-        <w:t xml:space="preserve">%&gt;%</w:t>
-      </w:r>
-      <w:r>
-        <w:br/>
-      </w:r>
-      <w:r>
-        <w:rPr>
-          <w:rStyle w:val="NormalTok"/>
-        </w:rPr>
-        <w:t xml:space="preserve">  </w:t>
-      </w:r>
-      <w:r>
-        <w:rPr>
-          <w:rStyle w:val="FunctionTok"/>
-        </w:rPr>
-        <w:t xml:space="preserve">filter</w:t>
-      </w:r>
-      <w:r>
-        <w:rPr>
-          <w:rStyle w:val="NormalTok"/>
-        </w:rPr>
-        <w:t xml:space="preserve">(side </w:t>
-      </w:r>
-      <w:r>
-        <w:rPr>
-          <w:rStyle w:val="SpecialCharTok"/>
-        </w:rPr>
-        <w:t xml:space="preserve">==</w:t>
-      </w:r>
-      <w:r>
-        <w:rPr>
-          <w:rStyle w:val="NormalTok"/>
-        </w:rPr>
-        <w:t xml:space="preserve"> </w:t>
-      </w:r>
-      <w:r>
-        <w:rPr>
-          <w:rStyle w:val="StringTok"/>
-        </w:rPr>
-        <w:t xml:space="preserve">"shady"</w:t>
-      </w:r>
-      <w:r>
-        <w:rPr>
-          <w:rStyle w:val="NormalTok"/>
-        </w:rPr>
-        <w:t xml:space="preserve">) </w:t>
-      </w:r>
-      <w:r>
-        <w:rPr>
-          <w:rStyle w:val="SpecialCharTok"/>
-        </w:rPr>
-        <w:t xml:space="preserve">%&gt;%</w:t>
-      </w:r>
-      <w:r>
-        <w:br/>
-      </w:r>
-      <w:r>
-        <w:rPr>
-          <w:rStyle w:val="NormalTok"/>
-        </w:rPr>
-        <w:t xml:space="preserve">  </w:t>
-      </w:r>
-      <w:r>
-        <w:rPr>
-          <w:rStyle w:val="FunctionTok"/>
-        </w:rPr>
-        <w:t xml:space="preserve">pull</w:t>
-      </w:r>
-      <w:r>
-        <w:rPr>
-          <w:rStyle w:val="NormalTok"/>
-        </w:rPr>
-        <w:t xml:space="preserve">(weight_g) </w:t>
-      </w:r>
-      <w:r>
-        <w:rPr>
-          <w:rStyle w:val="SpecialCharTok"/>
-        </w:rPr>
-        <w:t xml:space="preserve">%&gt;%</w:t>
-      </w:r>
-      <w:r>
-        <w:br/>
-      </w:r>
-      <w:r>
-        <w:rPr>
-          <w:rStyle w:val="NormalTok"/>
-        </w:rPr>
-        <w:t xml:space="preserve">  </w:t>
-      </w:r>
-      <w:r>
-        <w:rPr>
-          <w:rStyle w:val="FunctionTok"/>
-        </w:rPr>
-        <w:t xml:space="preserve">shapiro.test</w:t>
-      </w:r>
-      <w:r>
-        <w:rPr>
-          <w:rStyle w:val="NormalTok"/>
-        </w:rPr>
-        <w:t xml:space="preserve">()</w:t>
-      </w:r>
-    </w:p>
-    <w:p>
-      <w:pPr>
-        <w:pStyle w:val="SourceCode"/>
-      </w:pPr>
-      <w:r>
-        <w:br/>
-      </w:r>
-      <w:r>
-        <w:rPr>
-          <w:rStyle w:val="VerbatimChar"/>
-        </w:rPr>
-        <w:t xml:space="preserve">    Shapiro-Wilk normality test</w:t>
-      </w:r>
-      <w:r>
-        <w:br/>
-      </w:r>
-      <w:r>
-        <w:br/>
-      </w:r>
-      <w:r>
-        <w:rPr>
-          <w:rStyle w:val="VerbatimChar"/>
-        </w:rPr>
-        <w:t xml:space="preserve">data:  .</w:t>
-      </w:r>
-      <w:r>
-        <w:br/>
-      </w:r>
-      <w:r>
-        <w:rPr>
-          <w:rStyle w:val="VerbatimChar"/>
-        </w:rPr>
-        <w:t xml:space="preserve">W = 0.89461, p-value = 0.191</w:t>
-      </w:r>
-    </w:p>
-    <w:p>
-      <w:pPr>
-        <w:pStyle w:val="FirstParagraph"/>
-      </w:pPr>
-      <w:r>
-        <w:rPr>
-          <w:b/>
-          <w:bCs/>
-        </w:rPr>
-        <w:t xml:space="preserve">Shapiro-Wilk H₀:</w:t>
-      </w:r>
-      <w:r>
-        <w:t xml:space="preserve"> </w:t>
-      </w:r>
-      <w:r>
-        <w:t xml:space="preserve">the data are normally distributed.</w:t>
       </w:r>
     </w:p>
     <w:p>
@@ -7784,17 +7451,7 @@
         </w:numPr>
       </w:pPr>
       <w:r>
-        <w:rPr>
-          <w:i/>
-          <w:iCs/>
-        </w:rPr>
-        <w:t xml:space="preserve">p</w:t>
-      </w:r>
-      <w:r>
-        <w:t xml:space="preserve"> </w:t>
-      </w:r>
-      <w:r>
-        <w:t xml:space="preserve">&gt; 0.05 →</w:t>
+        <w:t xml:space="preserve">Points</w:t>
       </w:r>
       <w:r>
         <w:t xml:space="preserve"> </w:t>
@@ -7804,13 +7461,13 @@
           <w:b/>
           <w:bCs/>
         </w:rPr>
-        <w:t xml:space="preserve">fail to reject</w:t>
-      </w:r>
-      <w:r>
-        <w:t xml:space="preserve"> </w:t>
-      </w:r>
-      <w:r>
-        <w:t xml:space="preserve">normality → proceed with t-test</w:t>
+        <w:t xml:space="preserve">curving away</w:t>
+      </w:r>
+      <w:r>
+        <w:t xml:space="preserve"> </w:t>
+      </w:r>
+      <w:r>
+        <w:t xml:space="preserve">at ends → heavy tails or skew</w:t>
       </w:r>
     </w:p>
     <w:p>
@@ -7819,6 +7476,412 @@
         <w:numPr>
           <w:ilvl w:val="0"/>
           <w:numId w:val="1016"/>
+        </w:numPr>
+      </w:pPr>
+      <w:r>
+        <w:t xml:space="preserve">With only n = 10, some deviation is expected and acceptable</w:t>
+      </w:r>
+    </w:p>
+    <w:p>
+      <w:pPr>
+        <w:pStyle w:val="FirstParagraph"/>
+      </w:pPr>
+      <w:r>
+        <w:t xml:space="preserve">If points follow the line roughly, we are comfortable proceeding with the t-test.</w:t>
+      </w:r>
+    </w:p>
+    <w:bookmarkEnd w:id="45"/>
+    <w:bookmarkStart w:id="48" w:name="step-3-check-normality-shapiro-wilk-test"/>
+    <w:p>
+      <w:pPr>
+        <w:pStyle w:val="Heading1"/>
+      </w:pPr>
+      <w:r>
+        <w:t xml:space="preserve">Step 3 — Check Normality: Shapiro-Wilk Test</w:t>
+      </w:r>
+    </w:p>
+    <w:p>
+      <w:pPr>
+        <w:pStyle w:val="SourceCode"/>
+      </w:pPr>
+      <w:r>
+        <w:rPr>
+          <w:rStyle w:val="CommentTok"/>
+        </w:rPr>
+        <w:t xml:space="preserve"># Shapiro-Wilk test for the sunny side -----------------</w:t>
+      </w:r>
+      <w:r>
+        <w:br/>
+      </w:r>
+      <w:r>
+        <w:rPr>
+          <w:rStyle w:val="NormalTok"/>
+        </w:rPr>
+        <w:t xml:space="preserve">tree_df </w:t>
+      </w:r>
+      <w:r>
+        <w:rPr>
+          <w:rStyle w:val="SpecialCharTok"/>
+        </w:rPr>
+        <w:t xml:space="preserve">%&gt;%</w:t>
+      </w:r>
+      <w:r>
+        <w:br/>
+      </w:r>
+      <w:r>
+        <w:rPr>
+          <w:rStyle w:val="NormalTok"/>
+        </w:rPr>
+        <w:t xml:space="preserve">  </w:t>
+      </w:r>
+      <w:r>
+        <w:rPr>
+          <w:rStyle w:val="FunctionTok"/>
+        </w:rPr>
+        <w:t xml:space="preserve">filter</w:t>
+      </w:r>
+      <w:r>
+        <w:rPr>
+          <w:rStyle w:val="NormalTok"/>
+        </w:rPr>
+        <w:t xml:space="preserve">(side </w:t>
+      </w:r>
+      <w:r>
+        <w:rPr>
+          <w:rStyle w:val="SpecialCharTok"/>
+        </w:rPr>
+        <w:t xml:space="preserve">==</w:t>
+      </w:r>
+      <w:r>
+        <w:rPr>
+          <w:rStyle w:val="NormalTok"/>
+        </w:rPr>
+        <w:t xml:space="preserve"> </w:t>
+      </w:r>
+      <w:r>
+        <w:rPr>
+          <w:rStyle w:val="StringTok"/>
+        </w:rPr>
+        <w:t xml:space="preserve">"sunny"</w:t>
+      </w:r>
+      <w:r>
+        <w:rPr>
+          <w:rStyle w:val="NormalTok"/>
+        </w:rPr>
+        <w:t xml:space="preserve">) </w:t>
+      </w:r>
+      <w:r>
+        <w:rPr>
+          <w:rStyle w:val="SpecialCharTok"/>
+        </w:rPr>
+        <w:t xml:space="preserve">%&gt;%</w:t>
+      </w:r>
+      <w:r>
+        <w:br/>
+      </w:r>
+      <w:r>
+        <w:rPr>
+          <w:rStyle w:val="NormalTok"/>
+        </w:rPr>
+        <w:t xml:space="preserve">  </w:t>
+      </w:r>
+      <w:r>
+        <w:rPr>
+          <w:rStyle w:val="FunctionTok"/>
+        </w:rPr>
+        <w:t xml:space="preserve">pull</w:t>
+      </w:r>
+      <w:r>
+        <w:rPr>
+          <w:rStyle w:val="NormalTok"/>
+        </w:rPr>
+        <w:t xml:space="preserve">(weight_g) </w:t>
+      </w:r>
+      <w:r>
+        <w:rPr>
+          <w:rStyle w:val="SpecialCharTok"/>
+        </w:rPr>
+        <w:t xml:space="preserve">%&gt;%</w:t>
+      </w:r>
+      <w:r>
+        <w:br/>
+      </w:r>
+      <w:r>
+        <w:rPr>
+          <w:rStyle w:val="NormalTok"/>
+        </w:rPr>
+        <w:t xml:space="preserve">  </w:t>
+      </w:r>
+      <w:r>
+        <w:rPr>
+          <w:rStyle w:val="FunctionTok"/>
+        </w:rPr>
+        <w:t xml:space="preserve">shapiro.test</w:t>
+      </w:r>
+      <w:r>
+        <w:rPr>
+          <w:rStyle w:val="NormalTok"/>
+        </w:rPr>
+        <w:t xml:space="preserve">()</w:t>
+      </w:r>
+    </w:p>
+    <w:p>
+      <w:pPr>
+        <w:pStyle w:val="SourceCode"/>
+      </w:pPr>
+      <w:r>
+        <w:br/>
+      </w:r>
+      <w:r>
+        <w:rPr>
+          <w:rStyle w:val="VerbatimChar"/>
+        </w:rPr>
+        <w:t xml:space="preserve">    Shapiro-Wilk normality test</w:t>
+      </w:r>
+      <w:r>
+        <w:br/>
+      </w:r>
+      <w:r>
+        <w:br/>
+      </w:r>
+      <w:r>
+        <w:rPr>
+          <w:rStyle w:val="VerbatimChar"/>
+        </w:rPr>
+        <w:t xml:space="preserve">data:  .</w:t>
+      </w:r>
+      <w:r>
+        <w:br/>
+      </w:r>
+      <w:r>
+        <w:rPr>
+          <w:rStyle w:val="VerbatimChar"/>
+        </w:rPr>
+        <w:t xml:space="preserve">W = 0.8197, p-value = 0.02513</w:t>
+      </w:r>
+    </w:p>
+    <w:p>
+      <w:pPr>
+        <w:pStyle w:val="SourceCode"/>
+      </w:pPr>
+      <w:r>
+        <w:rPr>
+          <w:rStyle w:val="CommentTok"/>
+        </w:rPr>
+        <w:t xml:space="preserve"># Shapiro-Wilk test for the shady side -----------------</w:t>
+      </w:r>
+      <w:r>
+        <w:br/>
+      </w:r>
+      <w:r>
+        <w:rPr>
+          <w:rStyle w:val="NormalTok"/>
+        </w:rPr>
+        <w:t xml:space="preserve">tree_df </w:t>
+      </w:r>
+      <w:r>
+        <w:rPr>
+          <w:rStyle w:val="SpecialCharTok"/>
+        </w:rPr>
+        <w:t xml:space="preserve">%&gt;%</w:t>
+      </w:r>
+      <w:r>
+        <w:br/>
+      </w:r>
+      <w:r>
+        <w:rPr>
+          <w:rStyle w:val="NormalTok"/>
+        </w:rPr>
+        <w:t xml:space="preserve">  </w:t>
+      </w:r>
+      <w:r>
+        <w:rPr>
+          <w:rStyle w:val="FunctionTok"/>
+        </w:rPr>
+        <w:t xml:space="preserve">filter</w:t>
+      </w:r>
+      <w:r>
+        <w:rPr>
+          <w:rStyle w:val="NormalTok"/>
+        </w:rPr>
+        <w:t xml:space="preserve">(side </w:t>
+      </w:r>
+      <w:r>
+        <w:rPr>
+          <w:rStyle w:val="SpecialCharTok"/>
+        </w:rPr>
+        <w:t xml:space="preserve">==</w:t>
+      </w:r>
+      <w:r>
+        <w:rPr>
+          <w:rStyle w:val="NormalTok"/>
+        </w:rPr>
+        <w:t xml:space="preserve"> </w:t>
+      </w:r>
+      <w:r>
+        <w:rPr>
+          <w:rStyle w:val="StringTok"/>
+        </w:rPr>
+        <w:t xml:space="preserve">"shady"</w:t>
+      </w:r>
+      <w:r>
+        <w:rPr>
+          <w:rStyle w:val="NormalTok"/>
+        </w:rPr>
+        <w:t xml:space="preserve">) </w:t>
+      </w:r>
+      <w:r>
+        <w:rPr>
+          <w:rStyle w:val="SpecialCharTok"/>
+        </w:rPr>
+        <w:t xml:space="preserve">%&gt;%</w:t>
+      </w:r>
+      <w:r>
+        <w:br/>
+      </w:r>
+      <w:r>
+        <w:rPr>
+          <w:rStyle w:val="NormalTok"/>
+        </w:rPr>
+        <w:t xml:space="preserve">  </w:t>
+      </w:r>
+      <w:r>
+        <w:rPr>
+          <w:rStyle w:val="FunctionTok"/>
+        </w:rPr>
+        <w:t xml:space="preserve">pull</w:t>
+      </w:r>
+      <w:r>
+        <w:rPr>
+          <w:rStyle w:val="NormalTok"/>
+        </w:rPr>
+        <w:t xml:space="preserve">(weight_g) </w:t>
+      </w:r>
+      <w:r>
+        <w:rPr>
+          <w:rStyle w:val="SpecialCharTok"/>
+        </w:rPr>
+        <w:t xml:space="preserve">%&gt;%</w:t>
+      </w:r>
+      <w:r>
+        <w:br/>
+      </w:r>
+      <w:r>
+        <w:rPr>
+          <w:rStyle w:val="NormalTok"/>
+        </w:rPr>
+        <w:t xml:space="preserve">  </w:t>
+      </w:r>
+      <w:r>
+        <w:rPr>
+          <w:rStyle w:val="FunctionTok"/>
+        </w:rPr>
+        <w:t xml:space="preserve">shapiro.test</w:t>
+      </w:r>
+      <w:r>
+        <w:rPr>
+          <w:rStyle w:val="NormalTok"/>
+        </w:rPr>
+        <w:t xml:space="preserve">()</w:t>
+      </w:r>
+    </w:p>
+    <w:p>
+      <w:pPr>
+        <w:pStyle w:val="SourceCode"/>
+      </w:pPr>
+      <w:r>
+        <w:br/>
+      </w:r>
+      <w:r>
+        <w:rPr>
+          <w:rStyle w:val="VerbatimChar"/>
+        </w:rPr>
+        <w:t xml:space="preserve">    Shapiro-Wilk normality test</w:t>
+      </w:r>
+      <w:r>
+        <w:br/>
+      </w:r>
+      <w:r>
+        <w:br/>
+      </w:r>
+      <w:r>
+        <w:rPr>
+          <w:rStyle w:val="VerbatimChar"/>
+        </w:rPr>
+        <w:t xml:space="preserve">data:  .</w:t>
+      </w:r>
+      <w:r>
+        <w:br/>
+      </w:r>
+      <w:r>
+        <w:rPr>
+          <w:rStyle w:val="VerbatimChar"/>
+        </w:rPr>
+        <w:t xml:space="preserve">W = 0.89461, p-value = 0.191</w:t>
+      </w:r>
+    </w:p>
+    <w:p>
+      <w:pPr>
+        <w:pStyle w:val="FirstParagraph"/>
+      </w:pPr>
+      <w:r>
+        <w:rPr>
+          <w:b/>
+          <w:bCs/>
+        </w:rPr>
+        <w:t xml:space="preserve">Shapiro-Wilk H₀:</w:t>
+      </w:r>
+      <w:r>
+        <w:t xml:space="preserve"> </w:t>
+      </w:r>
+      <w:r>
+        <w:t xml:space="preserve">the data are normally distributed.</w:t>
+      </w:r>
+    </w:p>
+    <w:p>
+      <w:pPr>
+        <w:pStyle w:val="Compact"/>
+        <w:numPr>
+          <w:ilvl w:val="0"/>
+          <w:numId w:val="1017"/>
+        </w:numPr>
+      </w:pPr>
+      <w:r>
+        <w:rPr>
+          <w:i/>
+          <w:iCs/>
+        </w:rPr>
+        <w:t xml:space="preserve">p</w:t>
+      </w:r>
+      <w:r>
+        <w:t xml:space="preserve"> </w:t>
+      </w:r>
+      <w:r>
+        <w:t xml:space="preserve">&gt; 0.05 →</w:t>
+      </w:r>
+      <w:r>
+        <w:t xml:space="preserve"> </w:t>
+      </w:r>
+      <w:r>
+        <w:rPr>
+          <w:b/>
+          <w:bCs/>
+        </w:rPr>
+        <w:t xml:space="preserve">fail to reject</w:t>
+      </w:r>
+      <w:r>
+        <w:t xml:space="preserve"> </w:t>
+      </w:r>
+      <w:r>
+        <w:t xml:space="preserve">normality → proceed with t-test</w:t>
+      </w:r>
+    </w:p>
+    <w:p>
+      <w:pPr>
+        <w:pStyle w:val="Compact"/>
+        <w:numPr>
+          <w:ilvl w:val="0"/>
+          <w:numId w:val="1017"/>
         </w:numPr>
       </w:pPr>
       <w:r>
@@ -8116,7 +8179,7 @@
         <w:pStyle w:val="Compact"/>
         <w:numPr>
           <w:ilvl w:val="0"/>
-          <w:numId w:val="1017"/>
+          <w:numId w:val="1018"/>
         </w:numPr>
       </w:pPr>
       <w:r>
@@ -8138,7 +8201,7 @@
         <w:pStyle w:val="Compact"/>
         <w:numPr>
           <w:ilvl w:val="0"/>
-          <w:numId w:val="1017"/>
+          <w:numId w:val="1018"/>
         </w:numPr>
       </w:pPr>
       <w:r>
@@ -8510,12 +8573,13 @@
     <w:tbl>
       <w:tblPr>
         <w:tblStyle w:val="Table"/>
-        <w:tblW w:type="auto" w:w="0"/>
+        <w:tblW w:type="pct" w:w="5000"/>
+        <w:tblLayout w:type="fixed"/>
         <w:tblLook w:firstRow="1" w:lastRow="0" w:firstColumn="0" w:lastColumn="0" w:noHBand="0" w:noVBand="0" w:val="0020"/>
       </w:tblPr>
       <w:tblGrid>
-        <w:gridCol w:w="3960"/>
-        <w:gridCol w:w="3960"/>
+        <w:gridCol w:w="3103"/>
+        <w:gridCol w:w="4816"/>
       </w:tblGrid>
       <w:tr>
         <w:trPr>
@@ -9412,12 +9476,13 @@
     <w:tbl>
       <w:tblPr>
         <w:tblStyle w:val="Table"/>
-        <w:tblW w:type="auto" w:w="0"/>
+        <w:tblW w:type="pct" w:w="5000"/>
+        <w:tblLayout w:type="fixed"/>
         <w:tblLook w:firstRow="1" w:lastRow="0" w:firstColumn="0" w:lastColumn="0" w:noHBand="0" w:noVBand="0" w:val="0020"/>
       </w:tblPr>
       <w:tblGrid>
-        <w:gridCol w:w="3960"/>
-        <w:gridCol w:w="3960"/>
+        <w:gridCol w:w="2495"/>
+        <w:gridCol w:w="5424"/>
       </w:tblGrid>
       <w:tr>
         <w:trPr>
@@ -10363,7 +10428,7 @@
         <w:pStyle w:val="Compact"/>
         <w:numPr>
           <w:ilvl w:val="0"/>
-          <w:numId w:val="1018"/>
+          <w:numId w:val="1019"/>
         </w:numPr>
       </w:pPr>
       <w:r>
@@ -10375,7 +10440,7 @@
         <w:pStyle w:val="Compact"/>
         <w:numPr>
           <w:ilvl w:val="0"/>
-          <w:numId w:val="1018"/>
+          <w:numId w:val="1019"/>
         </w:numPr>
       </w:pPr>
       <w:r>
@@ -10387,7 +10452,7 @@
         <w:pStyle w:val="Compact"/>
         <w:numPr>
           <w:ilvl w:val="0"/>
-          <w:numId w:val="1018"/>
+          <w:numId w:val="1019"/>
         </w:numPr>
       </w:pPr>
       <w:r>
@@ -11200,7 +11265,7 @@
         <w:pStyle w:val="Compact"/>
         <w:numPr>
           <w:ilvl w:val="0"/>
-          <w:numId w:val="1019"/>
+          <w:numId w:val="1020"/>
         </w:numPr>
       </w:pPr>
       <w:r>
@@ -11221,7 +11286,7 @@
         <w:pStyle w:val="Compact"/>
         <w:numPr>
           <w:ilvl w:val="0"/>
-          <w:numId w:val="1019"/>
+          <w:numId w:val="1020"/>
         </w:numPr>
       </w:pPr>
       <w:r>
@@ -11233,7 +11298,7 @@
         <w:pStyle w:val="Compact"/>
         <w:numPr>
           <w:ilvl w:val="0"/>
-          <w:numId w:val="1019"/>
+          <w:numId w:val="1020"/>
         </w:numPr>
       </w:pPr>
       <w:r>
@@ -12314,7 +12379,7 @@
         <w:pStyle w:val="Compact"/>
         <w:numPr>
           <w:ilvl w:val="0"/>
-          <w:numId w:val="1020"/>
+          <w:numId w:val="1021"/>
         </w:numPr>
       </w:pPr>
       <w:r>
@@ -12335,925 +12400,6 @@
       </w:r>
       <w:r>
         <w:t xml:space="preserve">— precision of the mean estimate</w:t>
-      </w:r>
-    </w:p>
-    <w:p>
-      <w:pPr>
-        <w:pStyle w:val="Compact"/>
-        <w:numPr>
-          <w:ilvl w:val="0"/>
-          <w:numId w:val="1020"/>
-        </w:numPr>
-      </w:pPr>
-      <w:r>
-        <w:t xml:space="preserve">Non-overlapping bars suggest a significant difference</w:t>
-      </w:r>
-    </w:p>
-    <w:p>
-      <w:pPr>
-        <w:pStyle w:val="FirstParagraph"/>
-      </w:pPr>
-      <w:r>
-        <w:rPr>
-          <w:b/>
-          <w:bCs/>
-        </w:rPr>
-        <w:t xml:space="preserve">Rule of thumb:</w:t>
-      </w:r>
-    </w:p>
-    <w:p>
-      <w:pPr>
-        <w:pStyle w:val="BodyText"/>
-      </w:pPr>
-      <w:r>
-        <w:t xml:space="preserve">If error bars overlap by less than half the bar length, the difference is</w:t>
-      </w:r>
-      <w:r>
-        <w:t xml:space="preserve"> </w:t>
-      </w:r>
-      <w:r>
-        <w:rPr>
-          <w:i/>
-          <w:iCs/>
-        </w:rPr>
-        <w:t xml:space="preserve">likely</w:t>
-      </w:r>
-      <w:r>
-        <w:t xml:space="preserve"> </w:t>
-      </w:r>
-      <w:r>
-        <w:t xml:space="preserve">significant at α = 0.05. The</w:t>
-      </w:r>
-      <w:r>
-        <w:t xml:space="preserve"> </w:t>
-      </w:r>
-      <w:r>
-        <w:rPr>
-          <w:i/>
-          <w:iCs/>
-        </w:rPr>
-        <w:t xml:space="preserve">p</w:t>
-      </w:r>
-      <w:r>
-        <w:t xml:space="preserve">-value from the t-test is the definitive answer.</w:t>
-      </w:r>
-    </w:p>
-    <w:bookmarkEnd w:id="64"/>
-    <w:bookmarkStart w:id="65" w:name="how-to-report-results-in-science"/>
-    <w:p>
-      <w:pPr>
-        <w:pStyle w:val="Heading1"/>
-      </w:pPr>
-      <w:r>
-        <w:t xml:space="preserve">How to Report Results in Science</w:t>
-      </w:r>
-    </w:p>
-    <w:p>
-      <w:pPr>
-        <w:pStyle w:val="SourceCode"/>
-      </w:pPr>
-      <w:r>
-        <w:rPr>
-          <w:rStyle w:val="CommentTok"/>
-        </w:rPr>
-        <w:t xml:space="preserve"># Compute reporting values from the model object -------</w:t>
-      </w:r>
-      <w:r>
-        <w:br/>
-      </w:r>
-      <w:r>
-        <w:rPr>
-          <w:rStyle w:val="NormalTok"/>
-        </w:rPr>
-        <w:t xml:space="preserve">t_val  </w:t>
-      </w:r>
-      <w:r>
-        <w:rPr>
-          <w:rStyle w:val="OtherTok"/>
-        </w:rPr>
-        <w:t xml:space="preserve">&lt;-</w:t>
-      </w:r>
-      <w:r>
-        <w:rPr>
-          <w:rStyle w:val="NormalTok"/>
-        </w:rPr>
-        <w:t xml:space="preserve"> </w:t>
-      </w:r>
-      <w:r>
-        <w:rPr>
-          <w:rStyle w:val="FunctionTok"/>
-        </w:rPr>
-        <w:t xml:space="preserve">round</w:t>
-      </w:r>
-      <w:r>
-        <w:rPr>
-          <w:rStyle w:val="NormalTok"/>
-        </w:rPr>
-        <w:t xml:space="preserve">(leaf_ttest_model</w:t>
-      </w:r>
-      <w:r>
-        <w:rPr>
-          <w:rStyle w:val="SpecialCharTok"/>
-        </w:rPr>
-        <w:t xml:space="preserve">$</w:t>
-      </w:r>
-      <w:r>
-        <w:rPr>
-          <w:rStyle w:val="NormalTok"/>
-        </w:rPr>
-        <w:t xml:space="preserve">statistic, </w:t>
-      </w:r>
-      <w:r>
-        <w:rPr>
-          <w:rStyle w:val="DecValTok"/>
-        </w:rPr>
-        <w:t xml:space="preserve">2</w:t>
-      </w:r>
-      <w:r>
-        <w:rPr>
-          <w:rStyle w:val="NormalTok"/>
-        </w:rPr>
-        <w:t xml:space="preserve">)</w:t>
-      </w:r>
-      <w:r>
-        <w:br/>
-      </w:r>
-      <w:r>
-        <w:rPr>
-          <w:rStyle w:val="NormalTok"/>
-        </w:rPr>
-        <w:t xml:space="preserve">df_val </w:t>
-      </w:r>
-      <w:r>
-        <w:rPr>
-          <w:rStyle w:val="OtherTok"/>
-        </w:rPr>
-        <w:t xml:space="preserve">&lt;-</w:t>
-      </w:r>
-      <w:r>
-        <w:rPr>
-          <w:rStyle w:val="NormalTok"/>
-        </w:rPr>
-        <w:t xml:space="preserve"> </w:t>
-      </w:r>
-      <w:r>
-        <w:rPr>
-          <w:rStyle w:val="FunctionTok"/>
-        </w:rPr>
-        <w:t xml:space="preserve">round</w:t>
-      </w:r>
-      <w:r>
-        <w:rPr>
-          <w:rStyle w:val="NormalTok"/>
-        </w:rPr>
-        <w:t xml:space="preserve">(leaf_ttest_model</w:t>
-      </w:r>
-      <w:r>
-        <w:rPr>
-          <w:rStyle w:val="SpecialCharTok"/>
-        </w:rPr>
-        <w:t xml:space="preserve">$</w:t>
-      </w:r>
-      <w:r>
-        <w:rPr>
-          <w:rStyle w:val="NormalTok"/>
-        </w:rPr>
-        <w:t xml:space="preserve">parameter, </w:t>
-      </w:r>
-      <w:r>
-        <w:rPr>
-          <w:rStyle w:val="DecValTok"/>
-        </w:rPr>
-        <w:t xml:space="preserve">1</w:t>
-      </w:r>
-      <w:r>
-        <w:rPr>
-          <w:rStyle w:val="NormalTok"/>
-        </w:rPr>
-        <w:t xml:space="preserve">)</w:t>
-      </w:r>
-      <w:r>
-        <w:br/>
-      </w:r>
-      <w:r>
-        <w:rPr>
-          <w:rStyle w:val="NormalTok"/>
-        </w:rPr>
-        <w:t xml:space="preserve">p_val2 </w:t>
-      </w:r>
-      <w:r>
-        <w:rPr>
-          <w:rStyle w:val="OtherTok"/>
-        </w:rPr>
-        <w:t xml:space="preserve">&lt;-</w:t>
-      </w:r>
-      <w:r>
-        <w:rPr>
-          <w:rStyle w:val="NormalTok"/>
-        </w:rPr>
-        <w:t xml:space="preserve"> </w:t>
-      </w:r>
-      <w:r>
-        <w:rPr>
-          <w:rStyle w:val="FunctionTok"/>
-        </w:rPr>
-        <w:t xml:space="preserve">signif</w:t>
-      </w:r>
-      <w:r>
-        <w:rPr>
-          <w:rStyle w:val="NormalTok"/>
-        </w:rPr>
-        <w:t xml:space="preserve">(leaf_ttest_model</w:t>
-      </w:r>
-      <w:r>
-        <w:rPr>
-          <w:rStyle w:val="SpecialCharTok"/>
-        </w:rPr>
-        <w:t xml:space="preserve">$</w:t>
-      </w:r>
-      <w:r>
-        <w:rPr>
-          <w:rStyle w:val="NormalTok"/>
-        </w:rPr>
-        <w:t xml:space="preserve">p.value, </w:t>
-      </w:r>
-      <w:r>
-        <w:rPr>
-          <w:rStyle w:val="DecValTok"/>
-        </w:rPr>
-        <w:t xml:space="preserve">2</w:t>
-      </w:r>
-      <w:r>
-        <w:rPr>
-          <w:rStyle w:val="NormalTok"/>
-        </w:rPr>
-        <w:t xml:space="preserve">)</w:t>
-      </w:r>
-      <w:r>
-        <w:br/>
-      </w:r>
-      <w:r>
-        <w:br/>
-      </w:r>
-      <w:r>
-        <w:rPr>
-          <w:rStyle w:val="FunctionTok"/>
-        </w:rPr>
-        <w:t xml:space="preserve">cat</w:t>
-      </w:r>
-      <w:r>
-        <w:rPr>
-          <w:rStyle w:val="NormalTok"/>
-        </w:rPr>
-        <w:t xml:space="preserve">(</w:t>
-      </w:r>
-      <w:r>
-        <w:rPr>
-          <w:rStyle w:val="StringTok"/>
-        </w:rPr>
-        <w:t xml:space="preserve">"--- Results sentence ---</w:t>
-      </w:r>
-      <w:r>
-        <w:rPr>
-          <w:rStyle w:val="SpecialCharTok"/>
-        </w:rPr>
-        <w:t xml:space="preserve">\n</w:t>
-      </w:r>
-      <w:r>
-        <w:rPr>
-          <w:rStyle w:val="StringTok"/>
-        </w:rPr>
-        <w:t xml:space="preserve">"</w:t>
-      </w:r>
-      <w:r>
-        <w:rPr>
-          <w:rStyle w:val="NormalTok"/>
-        </w:rPr>
-        <w:t xml:space="preserve">)</w:t>
-      </w:r>
-    </w:p>
-    <w:p>
-      <w:pPr>
-        <w:pStyle w:val="SourceCode"/>
-      </w:pPr>
-      <w:r>
-        <w:rPr>
-          <w:rStyle w:val="VerbatimChar"/>
-        </w:rPr>
-        <w:t xml:space="preserve">--- Results sentence ---</w:t>
-      </w:r>
-    </w:p>
-    <w:p>
-      <w:pPr>
-        <w:pStyle w:val="SourceCode"/>
-      </w:pPr>
-      <w:r>
-        <w:rPr>
-          <w:rStyle w:val="FunctionTok"/>
-        </w:rPr>
-        <w:t xml:space="preserve">cat</w:t>
-      </w:r>
-      <w:r>
-        <w:rPr>
-          <w:rStyle w:val="NormalTok"/>
-        </w:rPr>
-        <w:t xml:space="preserve">(</w:t>
-      </w:r>
-      <w:r>
-        <w:rPr>
-          <w:rStyle w:val="StringTok"/>
-        </w:rPr>
-        <w:t xml:space="preserve">"Shady-side leaves were significantly heavier than</w:t>
-      </w:r>
-      <w:r>
-        <w:rPr>
-          <w:rStyle w:val="SpecialCharTok"/>
-        </w:rPr>
-        <w:t xml:space="preserve">\n</w:t>
-      </w:r>
-      <w:r>
-        <w:rPr>
-          <w:rStyle w:val="StringTok"/>
-        </w:rPr>
-        <w:t xml:space="preserve">"</w:t>
-      </w:r>
-      <w:r>
-        <w:rPr>
-          <w:rStyle w:val="NormalTok"/>
-        </w:rPr>
-        <w:t xml:space="preserve">)</w:t>
-      </w:r>
-    </w:p>
-    <w:p>
-      <w:pPr>
-        <w:pStyle w:val="SourceCode"/>
-      </w:pPr>
-      <w:r>
-        <w:rPr>
-          <w:rStyle w:val="VerbatimChar"/>
-        </w:rPr>
-        <w:t xml:space="preserve">Shady-side leaves were significantly heavier than</w:t>
-      </w:r>
-    </w:p>
-    <w:p>
-      <w:pPr>
-        <w:pStyle w:val="SourceCode"/>
-      </w:pPr>
-      <w:r>
-        <w:rPr>
-          <w:rStyle w:val="FunctionTok"/>
-        </w:rPr>
-        <w:t xml:space="preserve">cat</w:t>
-      </w:r>
-      <w:r>
-        <w:rPr>
-          <w:rStyle w:val="NormalTok"/>
-        </w:rPr>
-        <w:t xml:space="preserve">(</w:t>
-      </w:r>
-      <w:r>
-        <w:rPr>
-          <w:rStyle w:val="StringTok"/>
-        </w:rPr>
-        <w:t xml:space="preserve">"sunny-side leaves (Welch's t-test: t("</w:t>
-      </w:r>
-      <w:r>
-        <w:rPr>
-          <w:rStyle w:val="NormalTok"/>
-        </w:rPr>
-        <w:t xml:space="preserve">, df_val, </w:t>
-      </w:r>
-      <w:r>
-        <w:rPr>
-          <w:rStyle w:val="StringTok"/>
-        </w:rPr>
-        <w:t xml:space="preserve">") ="</w:t>
-      </w:r>
-      <w:r>
-        <w:rPr>
-          <w:rStyle w:val="NormalTok"/>
-        </w:rPr>
-        <w:t xml:space="preserve">,</w:t>
-      </w:r>
-      <w:r>
-        <w:br/>
-      </w:r>
-      <w:r>
-        <w:rPr>
-          <w:rStyle w:val="NormalTok"/>
-        </w:rPr>
-        <w:t xml:space="preserve">    t_val, </w:t>
-      </w:r>
-      <w:r>
-        <w:rPr>
-          <w:rStyle w:val="StringTok"/>
-        </w:rPr>
-        <w:t xml:space="preserve">", p ="</w:t>
-      </w:r>
-      <w:r>
-        <w:rPr>
-          <w:rStyle w:val="NormalTok"/>
-        </w:rPr>
-        <w:t xml:space="preserve">, p_val2, </w:t>
-      </w:r>
-      <w:r>
-        <w:rPr>
-          <w:rStyle w:val="StringTok"/>
-        </w:rPr>
-        <w:t xml:space="preserve">").</w:t>
-      </w:r>
-      <w:r>
-        <w:rPr>
-          <w:rStyle w:val="SpecialCharTok"/>
-        </w:rPr>
-        <w:t xml:space="preserve">\n</w:t>
-      </w:r>
-      <w:r>
-        <w:rPr>
-          <w:rStyle w:val="StringTok"/>
-        </w:rPr>
-        <w:t xml:space="preserve">"</w:t>
-      </w:r>
-      <w:r>
-        <w:rPr>
-          <w:rStyle w:val="NormalTok"/>
-        </w:rPr>
-        <w:t xml:space="preserve">)</w:t>
-      </w:r>
-    </w:p>
-    <w:p>
-      <w:pPr>
-        <w:pStyle w:val="SourceCode"/>
-      </w:pPr>
-      <w:r>
-        <w:rPr>
-          <w:rStyle w:val="VerbatimChar"/>
-        </w:rPr>
-        <w:t xml:space="preserve">sunny-side leaves (Welch's t-test: t( 16.8 ) = 9.73 , p = 2.5e-08 ).</w:t>
-      </w:r>
-    </w:p>
-    <w:p>
-      <w:pPr>
-        <w:pStyle w:val="SourceCode"/>
-      </w:pPr>
-      <w:r>
-        <w:rPr>
-          <w:rStyle w:val="FunctionTok"/>
-        </w:rPr>
-        <w:t xml:space="preserve">cat</w:t>
-      </w:r>
-      <w:r>
-        <w:rPr>
-          <w:rStyle w:val="NormalTok"/>
-        </w:rPr>
-        <w:t xml:space="preserve">(</w:t>
-      </w:r>
-      <w:r>
-        <w:rPr>
-          <w:rStyle w:val="StringTok"/>
-        </w:rPr>
-        <w:t xml:space="preserve">"Mean ± SE: shady ="</w:t>
-      </w:r>
-      <w:r>
-        <w:rPr>
-          <w:rStyle w:val="NormalTok"/>
-        </w:rPr>
-        <w:t xml:space="preserve">,</w:t>
-      </w:r>
-      <w:r>
-        <w:br/>
-      </w:r>
-      <w:r>
-        <w:rPr>
-          <w:rStyle w:val="NormalTok"/>
-        </w:rPr>
-        <w:t xml:space="preserve">    </w:t>
-      </w:r>
-      <w:r>
-        <w:rPr>
-          <w:rStyle w:val="FunctionTok"/>
-        </w:rPr>
-        <w:t xml:space="preserve">round</w:t>
-      </w:r>
-      <w:r>
-        <w:rPr>
-          <w:rStyle w:val="NormalTok"/>
-        </w:rPr>
-        <w:t xml:space="preserve">(leaf_ttest_model</w:t>
-      </w:r>
-      <w:r>
-        <w:rPr>
-          <w:rStyle w:val="SpecialCharTok"/>
-        </w:rPr>
-        <w:t xml:space="preserve">$</w:t>
-      </w:r>
-      <w:r>
-        <w:rPr>
-          <w:rStyle w:val="NormalTok"/>
-        </w:rPr>
-        <w:t xml:space="preserve">estimate[</w:t>
-      </w:r>
-      <w:r>
-        <w:rPr>
-          <w:rStyle w:val="DecValTok"/>
-        </w:rPr>
-        <w:t xml:space="preserve">1</w:t>
-      </w:r>
-      <w:r>
-        <w:rPr>
-          <w:rStyle w:val="NormalTok"/>
-        </w:rPr>
-        <w:t xml:space="preserve">], </w:t>
-      </w:r>
-      <w:r>
-        <w:rPr>
-          <w:rStyle w:val="DecValTok"/>
-        </w:rPr>
-        <w:t xml:space="preserve">2</w:t>
-      </w:r>
-      <w:r>
-        <w:rPr>
-          <w:rStyle w:val="NormalTok"/>
-        </w:rPr>
-        <w:t xml:space="preserve">), </w:t>
-      </w:r>
-      <w:r>
-        <w:rPr>
-          <w:rStyle w:val="StringTok"/>
-        </w:rPr>
-        <w:t xml:space="preserve">"±"</w:t>
-      </w:r>
-      <w:r>
-        <w:rPr>
-          <w:rStyle w:val="NormalTok"/>
-        </w:rPr>
-        <w:t xml:space="preserve">,</w:t>
-      </w:r>
-      <w:r>
-        <w:br/>
-      </w:r>
-      <w:r>
-        <w:rPr>
-          <w:rStyle w:val="NormalTok"/>
-        </w:rPr>
-        <w:t xml:space="preserve">    </w:t>
-      </w:r>
-      <w:r>
-        <w:rPr>
-          <w:rStyle w:val="FunctionTok"/>
-        </w:rPr>
-        <w:t xml:space="preserve">round</w:t>
-      </w:r>
-      <w:r>
-        <w:rPr>
-          <w:rStyle w:val="NormalTok"/>
-        </w:rPr>
-        <w:t xml:space="preserve">(recap_df</w:t>
-      </w:r>
-      <w:r>
-        <w:rPr>
-          <w:rStyle w:val="SpecialCharTok"/>
-        </w:rPr>
-        <w:t xml:space="preserve">$</w:t>
-      </w:r>
-      <w:r>
-        <w:rPr>
-          <w:rStyle w:val="NormalTok"/>
-        </w:rPr>
-        <w:t xml:space="preserve">se_wt[recap_df</w:t>
-      </w:r>
-      <w:r>
-        <w:rPr>
-          <w:rStyle w:val="SpecialCharTok"/>
-        </w:rPr>
-        <w:t xml:space="preserve">$</w:t>
-      </w:r>
-      <w:r>
-        <w:rPr>
-          <w:rStyle w:val="NormalTok"/>
-        </w:rPr>
-        <w:t xml:space="preserve">side </w:t>
-      </w:r>
-      <w:r>
-        <w:rPr>
-          <w:rStyle w:val="SpecialCharTok"/>
-        </w:rPr>
-        <w:t xml:space="preserve">==</w:t>
-      </w:r>
-      <w:r>
-        <w:rPr>
-          <w:rStyle w:val="NormalTok"/>
-        </w:rPr>
-        <w:t xml:space="preserve"> </w:t>
-      </w:r>
-      <w:r>
-        <w:rPr>
-          <w:rStyle w:val="StringTok"/>
-        </w:rPr>
-        <w:t xml:space="preserve">"shady"</w:t>
-      </w:r>
-      <w:r>
-        <w:rPr>
-          <w:rStyle w:val="NormalTok"/>
-        </w:rPr>
-        <w:t xml:space="preserve">], </w:t>
-      </w:r>
-      <w:r>
-        <w:rPr>
-          <w:rStyle w:val="DecValTok"/>
-        </w:rPr>
-        <w:t xml:space="preserve">2</w:t>
-      </w:r>
-      <w:r>
-        <w:rPr>
-          <w:rStyle w:val="NormalTok"/>
-        </w:rPr>
-        <w:t xml:space="preserve">), </w:t>
-      </w:r>
-      <w:r>
-        <w:rPr>
-          <w:rStyle w:val="StringTok"/>
-        </w:rPr>
-        <w:t xml:space="preserve">"g,</w:t>
-      </w:r>
-      <w:r>
-        <w:rPr>
-          <w:rStyle w:val="SpecialCharTok"/>
-        </w:rPr>
-        <w:t xml:space="preserve">\n</w:t>
-      </w:r>
-      <w:r>
-        <w:rPr>
-          <w:rStyle w:val="StringTok"/>
-        </w:rPr>
-        <w:t xml:space="preserve">"</w:t>
-      </w:r>
-      <w:r>
-        <w:rPr>
-          <w:rStyle w:val="NormalTok"/>
-        </w:rPr>
-        <w:t xml:space="preserve">)</w:t>
-      </w:r>
-    </w:p>
-    <w:p>
-      <w:pPr>
-        <w:pStyle w:val="SourceCode"/>
-      </w:pPr>
-      <w:r>
-        <w:rPr>
-          <w:rStyle w:val="VerbatimChar"/>
-        </w:rPr>
-        <w:t xml:space="preserve">Mean ± SE: shady = 7.8 ± 0.33 g,</w:t>
-      </w:r>
-    </w:p>
-    <w:p>
-      <w:pPr>
-        <w:pStyle w:val="SourceCode"/>
-      </w:pPr>
-      <w:r>
-        <w:rPr>
-          <w:rStyle w:val="FunctionTok"/>
-        </w:rPr>
-        <w:t xml:space="preserve">cat</w:t>
-      </w:r>
-      <w:r>
-        <w:rPr>
-          <w:rStyle w:val="NormalTok"/>
-        </w:rPr>
-        <w:t xml:space="preserve">(</w:t>
-      </w:r>
-      <w:r>
-        <w:rPr>
-          <w:rStyle w:val="StringTok"/>
-        </w:rPr>
-        <w:t xml:space="preserve">"           sunny ="</w:t>
-      </w:r>
-      <w:r>
-        <w:rPr>
-          <w:rStyle w:val="NormalTok"/>
-        </w:rPr>
-        <w:t xml:space="preserve">,</w:t>
-      </w:r>
-      <w:r>
-        <w:br/>
-      </w:r>
-      <w:r>
-        <w:rPr>
-          <w:rStyle w:val="NormalTok"/>
-        </w:rPr>
-        <w:t xml:space="preserve">    </w:t>
-      </w:r>
-      <w:r>
-        <w:rPr>
-          <w:rStyle w:val="FunctionTok"/>
-        </w:rPr>
-        <w:t xml:space="preserve">round</w:t>
-      </w:r>
-      <w:r>
-        <w:rPr>
-          <w:rStyle w:val="NormalTok"/>
-        </w:rPr>
-        <w:t xml:space="preserve">(leaf_ttest_model</w:t>
-      </w:r>
-      <w:r>
-        <w:rPr>
-          <w:rStyle w:val="SpecialCharTok"/>
-        </w:rPr>
-        <w:t xml:space="preserve">$</w:t>
-      </w:r>
-      <w:r>
-        <w:rPr>
-          <w:rStyle w:val="NormalTok"/>
-        </w:rPr>
-        <w:t xml:space="preserve">estimate[</w:t>
-      </w:r>
-      <w:r>
-        <w:rPr>
-          <w:rStyle w:val="DecValTok"/>
-        </w:rPr>
-        <w:t xml:space="preserve">2</w:t>
-      </w:r>
-      <w:r>
-        <w:rPr>
-          <w:rStyle w:val="NormalTok"/>
-        </w:rPr>
-        <w:t xml:space="preserve">], </w:t>
-      </w:r>
-      <w:r>
-        <w:rPr>
-          <w:rStyle w:val="DecValTok"/>
-        </w:rPr>
-        <w:t xml:space="preserve">2</w:t>
-      </w:r>
-      <w:r>
-        <w:rPr>
-          <w:rStyle w:val="NormalTok"/>
-        </w:rPr>
-        <w:t xml:space="preserve">), </w:t>
-      </w:r>
-      <w:r>
-        <w:rPr>
-          <w:rStyle w:val="StringTok"/>
-        </w:rPr>
-        <w:t xml:space="preserve">"±"</w:t>
-      </w:r>
-      <w:r>
-        <w:rPr>
-          <w:rStyle w:val="NormalTok"/>
-        </w:rPr>
-        <w:t xml:space="preserve">,</w:t>
-      </w:r>
-      <w:r>
-        <w:br/>
-      </w:r>
-      <w:r>
-        <w:rPr>
-          <w:rStyle w:val="NormalTok"/>
-        </w:rPr>
-        <w:t xml:space="preserve">    </w:t>
-      </w:r>
-      <w:r>
-        <w:rPr>
-          <w:rStyle w:val="FunctionTok"/>
-        </w:rPr>
-        <w:t xml:space="preserve">round</w:t>
-      </w:r>
-      <w:r>
-        <w:rPr>
-          <w:rStyle w:val="NormalTok"/>
-        </w:rPr>
-        <w:t xml:space="preserve">(recap_df</w:t>
-      </w:r>
-      <w:r>
-        <w:rPr>
-          <w:rStyle w:val="SpecialCharTok"/>
-        </w:rPr>
-        <w:t xml:space="preserve">$</w:t>
-      </w:r>
-      <w:r>
-        <w:rPr>
-          <w:rStyle w:val="NormalTok"/>
-        </w:rPr>
-        <w:t xml:space="preserve">se_wt[recap_df</w:t>
-      </w:r>
-      <w:r>
-        <w:rPr>
-          <w:rStyle w:val="SpecialCharTok"/>
-        </w:rPr>
-        <w:t xml:space="preserve">$</w:t>
-      </w:r>
-      <w:r>
-        <w:rPr>
-          <w:rStyle w:val="NormalTok"/>
-        </w:rPr>
-        <w:t xml:space="preserve">side </w:t>
-      </w:r>
-      <w:r>
-        <w:rPr>
-          <w:rStyle w:val="SpecialCharTok"/>
-        </w:rPr>
-        <w:t xml:space="preserve">==</w:t>
-      </w:r>
-      <w:r>
-        <w:rPr>
-          <w:rStyle w:val="NormalTok"/>
-        </w:rPr>
-        <w:t xml:space="preserve"> </w:t>
-      </w:r>
-      <w:r>
-        <w:rPr>
-          <w:rStyle w:val="StringTok"/>
-        </w:rPr>
-        <w:t xml:space="preserve">"sunny"</w:t>
-      </w:r>
-      <w:r>
-        <w:rPr>
-          <w:rStyle w:val="NormalTok"/>
-        </w:rPr>
-        <w:t xml:space="preserve">], </w:t>
-      </w:r>
-      <w:r>
-        <w:rPr>
-          <w:rStyle w:val="DecValTok"/>
-        </w:rPr>
-        <w:t xml:space="preserve">2</w:t>
-      </w:r>
-      <w:r>
-        <w:rPr>
-          <w:rStyle w:val="NormalTok"/>
-        </w:rPr>
-        <w:t xml:space="preserve">), </w:t>
-      </w:r>
-      <w:r>
-        <w:rPr>
-          <w:rStyle w:val="StringTok"/>
-        </w:rPr>
-        <w:t xml:space="preserve">"g.</w:t>
-      </w:r>
-      <w:r>
-        <w:rPr>
-          <w:rStyle w:val="SpecialCharTok"/>
-        </w:rPr>
-        <w:t xml:space="preserve">\n</w:t>
-      </w:r>
-      <w:r>
-        <w:rPr>
-          <w:rStyle w:val="StringTok"/>
-        </w:rPr>
-        <w:t xml:space="preserve">"</w:t>
-      </w:r>
-      <w:r>
-        <w:rPr>
-          <w:rStyle w:val="NormalTok"/>
-        </w:rPr>
-        <w:t xml:space="preserve">)</w:t>
-      </w:r>
-    </w:p>
-    <w:p>
-      <w:pPr>
-        <w:pStyle w:val="SourceCode"/>
-      </w:pPr>
-      <w:r>
-        <w:rPr>
-          <w:rStyle w:val="VerbatimChar"/>
-        </w:rPr>
-        <w:t xml:space="preserve">           sunny = 3.8 ± 0.25 g.</w:t>
-      </w:r>
-    </w:p>
-    <w:p>
-      <w:pPr>
-        <w:pStyle w:val="FirstParagraph"/>
-      </w:pPr>
-      <w:r>
-        <w:rPr>
-          <w:b/>
-          <w:bCs/>
-        </w:rPr>
-        <w:t xml:space="preserve">Standard format:</w:t>
-      </w:r>
-    </w:p>
-    <w:p>
-      <w:pPr>
-        <w:pStyle w:val="BlockText"/>
-      </w:pPr>
-      <w:r>
-        <w:rPr>
-          <w:i/>
-          <w:iCs/>
-        </w:rPr>
-        <w:t xml:space="preserve">“[Finding] (Welch’s t-test: t(df) = X.XX, p = X.XXX; mean ± SE: group1 = X.X ± X.X units, group2 = X.X ± X.X units).”</w:t>
-      </w:r>
-    </w:p>
-    <w:p>
-      <w:pPr>
-        <w:pStyle w:val="FirstParagraph"/>
-      </w:pPr>
-      <w:r>
-        <w:rPr>
-          <w:b/>
-          <w:bCs/>
-        </w:rPr>
-        <w:t xml:space="preserve">Always include:</w:t>
       </w:r>
     </w:p>
     <w:p>
@@ -13265,7 +12411,914 @@
         </w:numPr>
       </w:pPr>
       <w:r>
-        <w:t xml:space="preserve">Test type (Welch’s t-test)</w:t>
+        <w:t xml:space="preserve">Non-overlapping bars suggest a significant difference</w:t>
+      </w:r>
+    </w:p>
+    <w:p>
+      <w:pPr>
+        <w:pStyle w:val="FirstParagraph"/>
+      </w:pPr>
+      <w:r>
+        <w:rPr>
+          <w:b/>
+          <w:bCs/>
+        </w:rPr>
+        <w:t xml:space="preserve">Rule of thumb:</w:t>
+      </w:r>
+    </w:p>
+    <w:p>
+      <w:pPr>
+        <w:pStyle w:val="BodyText"/>
+      </w:pPr>
+      <w:r>
+        <w:t xml:space="preserve">If error bars overlap by less than half the bar length, the difference is</w:t>
+      </w:r>
+      <w:r>
+        <w:t xml:space="preserve"> </w:t>
+      </w:r>
+      <w:r>
+        <w:rPr>
+          <w:i/>
+          <w:iCs/>
+        </w:rPr>
+        <w:t xml:space="preserve">likely</w:t>
+      </w:r>
+      <w:r>
+        <w:t xml:space="preserve"> </w:t>
+      </w:r>
+      <w:r>
+        <w:t xml:space="preserve">significant at α = 0.05. The</w:t>
+      </w:r>
+      <w:r>
+        <w:t xml:space="preserve"> </w:t>
+      </w:r>
+      <w:r>
+        <w:rPr>
+          <w:i/>
+          <w:iCs/>
+        </w:rPr>
+        <w:t xml:space="preserve">p</w:t>
+      </w:r>
+      <w:r>
+        <w:t xml:space="preserve">-value from the t-test is the definitive answer.</w:t>
+      </w:r>
+    </w:p>
+    <w:bookmarkEnd w:id="64"/>
+    <w:bookmarkStart w:id="65" w:name="how-to-report-results-in-science"/>
+    <w:p>
+      <w:pPr>
+        <w:pStyle w:val="Heading1"/>
+      </w:pPr>
+      <w:r>
+        <w:t xml:space="preserve">How to Report Results in Science</w:t>
+      </w:r>
+    </w:p>
+    <w:p>
+      <w:pPr>
+        <w:pStyle w:val="SourceCode"/>
+      </w:pPr>
+      <w:r>
+        <w:rPr>
+          <w:rStyle w:val="CommentTok"/>
+        </w:rPr>
+        <w:t xml:space="preserve"># Compute reporting values from the model object -------</w:t>
+      </w:r>
+      <w:r>
+        <w:br/>
+      </w:r>
+      <w:r>
+        <w:rPr>
+          <w:rStyle w:val="NormalTok"/>
+        </w:rPr>
+        <w:t xml:space="preserve">t_val  </w:t>
+      </w:r>
+      <w:r>
+        <w:rPr>
+          <w:rStyle w:val="OtherTok"/>
+        </w:rPr>
+        <w:t xml:space="preserve">&lt;-</w:t>
+      </w:r>
+      <w:r>
+        <w:rPr>
+          <w:rStyle w:val="NormalTok"/>
+        </w:rPr>
+        <w:t xml:space="preserve"> </w:t>
+      </w:r>
+      <w:r>
+        <w:rPr>
+          <w:rStyle w:val="FunctionTok"/>
+        </w:rPr>
+        <w:t xml:space="preserve">round</w:t>
+      </w:r>
+      <w:r>
+        <w:rPr>
+          <w:rStyle w:val="NormalTok"/>
+        </w:rPr>
+        <w:t xml:space="preserve">(leaf_ttest_model</w:t>
+      </w:r>
+      <w:r>
+        <w:rPr>
+          <w:rStyle w:val="SpecialCharTok"/>
+        </w:rPr>
+        <w:t xml:space="preserve">$</w:t>
+      </w:r>
+      <w:r>
+        <w:rPr>
+          <w:rStyle w:val="NormalTok"/>
+        </w:rPr>
+        <w:t xml:space="preserve">statistic, </w:t>
+      </w:r>
+      <w:r>
+        <w:rPr>
+          <w:rStyle w:val="DecValTok"/>
+        </w:rPr>
+        <w:t xml:space="preserve">2</w:t>
+      </w:r>
+      <w:r>
+        <w:rPr>
+          <w:rStyle w:val="NormalTok"/>
+        </w:rPr>
+        <w:t xml:space="preserve">)</w:t>
+      </w:r>
+      <w:r>
+        <w:br/>
+      </w:r>
+      <w:r>
+        <w:rPr>
+          <w:rStyle w:val="NormalTok"/>
+        </w:rPr>
+        <w:t xml:space="preserve">df_val </w:t>
+      </w:r>
+      <w:r>
+        <w:rPr>
+          <w:rStyle w:val="OtherTok"/>
+        </w:rPr>
+        <w:t xml:space="preserve">&lt;-</w:t>
+      </w:r>
+      <w:r>
+        <w:rPr>
+          <w:rStyle w:val="NormalTok"/>
+        </w:rPr>
+        <w:t xml:space="preserve"> </w:t>
+      </w:r>
+      <w:r>
+        <w:rPr>
+          <w:rStyle w:val="FunctionTok"/>
+        </w:rPr>
+        <w:t xml:space="preserve">round</w:t>
+      </w:r>
+      <w:r>
+        <w:rPr>
+          <w:rStyle w:val="NormalTok"/>
+        </w:rPr>
+        <w:t xml:space="preserve">(leaf_ttest_model</w:t>
+      </w:r>
+      <w:r>
+        <w:rPr>
+          <w:rStyle w:val="SpecialCharTok"/>
+        </w:rPr>
+        <w:t xml:space="preserve">$</w:t>
+      </w:r>
+      <w:r>
+        <w:rPr>
+          <w:rStyle w:val="NormalTok"/>
+        </w:rPr>
+        <w:t xml:space="preserve">parameter, </w:t>
+      </w:r>
+      <w:r>
+        <w:rPr>
+          <w:rStyle w:val="DecValTok"/>
+        </w:rPr>
+        <w:t xml:space="preserve">1</w:t>
+      </w:r>
+      <w:r>
+        <w:rPr>
+          <w:rStyle w:val="NormalTok"/>
+        </w:rPr>
+        <w:t xml:space="preserve">)</w:t>
+      </w:r>
+      <w:r>
+        <w:br/>
+      </w:r>
+      <w:r>
+        <w:rPr>
+          <w:rStyle w:val="NormalTok"/>
+        </w:rPr>
+        <w:t xml:space="preserve">p_val2 </w:t>
+      </w:r>
+      <w:r>
+        <w:rPr>
+          <w:rStyle w:val="OtherTok"/>
+        </w:rPr>
+        <w:t xml:space="preserve">&lt;-</w:t>
+      </w:r>
+      <w:r>
+        <w:rPr>
+          <w:rStyle w:val="NormalTok"/>
+        </w:rPr>
+        <w:t xml:space="preserve"> </w:t>
+      </w:r>
+      <w:r>
+        <w:rPr>
+          <w:rStyle w:val="FunctionTok"/>
+        </w:rPr>
+        <w:t xml:space="preserve">signif</w:t>
+      </w:r>
+      <w:r>
+        <w:rPr>
+          <w:rStyle w:val="NormalTok"/>
+        </w:rPr>
+        <w:t xml:space="preserve">(leaf_ttest_model</w:t>
+      </w:r>
+      <w:r>
+        <w:rPr>
+          <w:rStyle w:val="SpecialCharTok"/>
+        </w:rPr>
+        <w:t xml:space="preserve">$</w:t>
+      </w:r>
+      <w:r>
+        <w:rPr>
+          <w:rStyle w:val="NormalTok"/>
+        </w:rPr>
+        <w:t xml:space="preserve">p.value, </w:t>
+      </w:r>
+      <w:r>
+        <w:rPr>
+          <w:rStyle w:val="DecValTok"/>
+        </w:rPr>
+        <w:t xml:space="preserve">2</w:t>
+      </w:r>
+      <w:r>
+        <w:rPr>
+          <w:rStyle w:val="NormalTok"/>
+        </w:rPr>
+        <w:t xml:space="preserve">)</w:t>
+      </w:r>
+      <w:r>
+        <w:br/>
+      </w:r>
+      <w:r>
+        <w:br/>
+      </w:r>
+      <w:r>
+        <w:rPr>
+          <w:rStyle w:val="FunctionTok"/>
+        </w:rPr>
+        <w:t xml:space="preserve">cat</w:t>
+      </w:r>
+      <w:r>
+        <w:rPr>
+          <w:rStyle w:val="NormalTok"/>
+        </w:rPr>
+        <w:t xml:space="preserve">(</w:t>
+      </w:r>
+      <w:r>
+        <w:rPr>
+          <w:rStyle w:val="StringTok"/>
+        </w:rPr>
+        <w:t xml:space="preserve">"--- Results sentence ---</w:t>
+      </w:r>
+      <w:r>
+        <w:rPr>
+          <w:rStyle w:val="SpecialCharTok"/>
+        </w:rPr>
+        <w:t xml:space="preserve">\n</w:t>
+      </w:r>
+      <w:r>
+        <w:rPr>
+          <w:rStyle w:val="StringTok"/>
+        </w:rPr>
+        <w:t xml:space="preserve">"</w:t>
+      </w:r>
+      <w:r>
+        <w:rPr>
+          <w:rStyle w:val="NormalTok"/>
+        </w:rPr>
+        <w:t xml:space="preserve">)</w:t>
+      </w:r>
+    </w:p>
+    <w:p>
+      <w:pPr>
+        <w:pStyle w:val="SourceCode"/>
+      </w:pPr>
+      <w:r>
+        <w:rPr>
+          <w:rStyle w:val="VerbatimChar"/>
+        </w:rPr>
+        <w:t xml:space="preserve">--- Results sentence ---</w:t>
+      </w:r>
+    </w:p>
+    <w:p>
+      <w:pPr>
+        <w:pStyle w:val="SourceCode"/>
+      </w:pPr>
+      <w:r>
+        <w:rPr>
+          <w:rStyle w:val="FunctionTok"/>
+        </w:rPr>
+        <w:t xml:space="preserve">cat</w:t>
+      </w:r>
+      <w:r>
+        <w:rPr>
+          <w:rStyle w:val="NormalTok"/>
+        </w:rPr>
+        <w:t xml:space="preserve">(</w:t>
+      </w:r>
+      <w:r>
+        <w:rPr>
+          <w:rStyle w:val="StringTok"/>
+        </w:rPr>
+        <w:t xml:space="preserve">"Shady-side leaves were significantly heavier than</w:t>
+      </w:r>
+      <w:r>
+        <w:rPr>
+          <w:rStyle w:val="SpecialCharTok"/>
+        </w:rPr>
+        <w:t xml:space="preserve">\n</w:t>
+      </w:r>
+      <w:r>
+        <w:rPr>
+          <w:rStyle w:val="StringTok"/>
+        </w:rPr>
+        <w:t xml:space="preserve">"</w:t>
+      </w:r>
+      <w:r>
+        <w:rPr>
+          <w:rStyle w:val="NormalTok"/>
+        </w:rPr>
+        <w:t xml:space="preserve">)</w:t>
+      </w:r>
+    </w:p>
+    <w:p>
+      <w:pPr>
+        <w:pStyle w:val="SourceCode"/>
+      </w:pPr>
+      <w:r>
+        <w:rPr>
+          <w:rStyle w:val="VerbatimChar"/>
+        </w:rPr>
+        <w:t xml:space="preserve">Shady-side leaves were significantly heavier than</w:t>
+      </w:r>
+    </w:p>
+    <w:p>
+      <w:pPr>
+        <w:pStyle w:val="SourceCode"/>
+      </w:pPr>
+      <w:r>
+        <w:rPr>
+          <w:rStyle w:val="FunctionTok"/>
+        </w:rPr>
+        <w:t xml:space="preserve">cat</w:t>
+      </w:r>
+      <w:r>
+        <w:rPr>
+          <w:rStyle w:val="NormalTok"/>
+        </w:rPr>
+        <w:t xml:space="preserve">(</w:t>
+      </w:r>
+      <w:r>
+        <w:rPr>
+          <w:rStyle w:val="StringTok"/>
+        </w:rPr>
+        <w:t xml:space="preserve">"sunny-side leaves (Welch's t-test: t("</w:t>
+      </w:r>
+      <w:r>
+        <w:rPr>
+          <w:rStyle w:val="NormalTok"/>
+        </w:rPr>
+        <w:t xml:space="preserve">, df_val, </w:t>
+      </w:r>
+      <w:r>
+        <w:rPr>
+          <w:rStyle w:val="StringTok"/>
+        </w:rPr>
+        <w:t xml:space="preserve">") ="</w:t>
+      </w:r>
+      <w:r>
+        <w:rPr>
+          <w:rStyle w:val="NormalTok"/>
+        </w:rPr>
+        <w:t xml:space="preserve">,</w:t>
+      </w:r>
+      <w:r>
+        <w:br/>
+      </w:r>
+      <w:r>
+        <w:rPr>
+          <w:rStyle w:val="NormalTok"/>
+        </w:rPr>
+        <w:t xml:space="preserve">    t_val, </w:t>
+      </w:r>
+      <w:r>
+        <w:rPr>
+          <w:rStyle w:val="StringTok"/>
+        </w:rPr>
+        <w:t xml:space="preserve">", p ="</w:t>
+      </w:r>
+      <w:r>
+        <w:rPr>
+          <w:rStyle w:val="NormalTok"/>
+        </w:rPr>
+        <w:t xml:space="preserve">, p_val2, </w:t>
+      </w:r>
+      <w:r>
+        <w:rPr>
+          <w:rStyle w:val="StringTok"/>
+        </w:rPr>
+        <w:t xml:space="preserve">").</w:t>
+      </w:r>
+      <w:r>
+        <w:rPr>
+          <w:rStyle w:val="SpecialCharTok"/>
+        </w:rPr>
+        <w:t xml:space="preserve">\n</w:t>
+      </w:r>
+      <w:r>
+        <w:rPr>
+          <w:rStyle w:val="StringTok"/>
+        </w:rPr>
+        <w:t xml:space="preserve">"</w:t>
+      </w:r>
+      <w:r>
+        <w:rPr>
+          <w:rStyle w:val="NormalTok"/>
+        </w:rPr>
+        <w:t xml:space="preserve">)</w:t>
+      </w:r>
+    </w:p>
+    <w:p>
+      <w:pPr>
+        <w:pStyle w:val="SourceCode"/>
+      </w:pPr>
+      <w:r>
+        <w:rPr>
+          <w:rStyle w:val="VerbatimChar"/>
+        </w:rPr>
+        <w:t xml:space="preserve">sunny-side leaves (Welch's t-test: t( 16.8 ) = 9.73 , p = 2.5e-08 ).</w:t>
+      </w:r>
+    </w:p>
+    <w:p>
+      <w:pPr>
+        <w:pStyle w:val="SourceCode"/>
+      </w:pPr>
+      <w:r>
+        <w:rPr>
+          <w:rStyle w:val="FunctionTok"/>
+        </w:rPr>
+        <w:t xml:space="preserve">cat</w:t>
+      </w:r>
+      <w:r>
+        <w:rPr>
+          <w:rStyle w:val="NormalTok"/>
+        </w:rPr>
+        <w:t xml:space="preserve">(</w:t>
+      </w:r>
+      <w:r>
+        <w:rPr>
+          <w:rStyle w:val="StringTok"/>
+        </w:rPr>
+        <w:t xml:space="preserve">"Mean ± SE: shady ="</w:t>
+      </w:r>
+      <w:r>
+        <w:rPr>
+          <w:rStyle w:val="NormalTok"/>
+        </w:rPr>
+        <w:t xml:space="preserve">,</w:t>
+      </w:r>
+      <w:r>
+        <w:br/>
+      </w:r>
+      <w:r>
+        <w:rPr>
+          <w:rStyle w:val="NormalTok"/>
+        </w:rPr>
+        <w:t xml:space="preserve">    </w:t>
+      </w:r>
+      <w:r>
+        <w:rPr>
+          <w:rStyle w:val="FunctionTok"/>
+        </w:rPr>
+        <w:t xml:space="preserve">round</w:t>
+      </w:r>
+      <w:r>
+        <w:rPr>
+          <w:rStyle w:val="NormalTok"/>
+        </w:rPr>
+        <w:t xml:space="preserve">(leaf_ttest_model</w:t>
+      </w:r>
+      <w:r>
+        <w:rPr>
+          <w:rStyle w:val="SpecialCharTok"/>
+        </w:rPr>
+        <w:t xml:space="preserve">$</w:t>
+      </w:r>
+      <w:r>
+        <w:rPr>
+          <w:rStyle w:val="NormalTok"/>
+        </w:rPr>
+        <w:t xml:space="preserve">estimate[</w:t>
+      </w:r>
+      <w:r>
+        <w:rPr>
+          <w:rStyle w:val="DecValTok"/>
+        </w:rPr>
+        <w:t xml:space="preserve">1</w:t>
+      </w:r>
+      <w:r>
+        <w:rPr>
+          <w:rStyle w:val="NormalTok"/>
+        </w:rPr>
+        <w:t xml:space="preserve">], </w:t>
+      </w:r>
+      <w:r>
+        <w:rPr>
+          <w:rStyle w:val="DecValTok"/>
+        </w:rPr>
+        <w:t xml:space="preserve">2</w:t>
+      </w:r>
+      <w:r>
+        <w:rPr>
+          <w:rStyle w:val="NormalTok"/>
+        </w:rPr>
+        <w:t xml:space="preserve">), </w:t>
+      </w:r>
+      <w:r>
+        <w:rPr>
+          <w:rStyle w:val="StringTok"/>
+        </w:rPr>
+        <w:t xml:space="preserve">"±"</w:t>
+      </w:r>
+      <w:r>
+        <w:rPr>
+          <w:rStyle w:val="NormalTok"/>
+        </w:rPr>
+        <w:t xml:space="preserve">,</w:t>
+      </w:r>
+      <w:r>
+        <w:br/>
+      </w:r>
+      <w:r>
+        <w:rPr>
+          <w:rStyle w:val="NormalTok"/>
+        </w:rPr>
+        <w:t xml:space="preserve">    </w:t>
+      </w:r>
+      <w:r>
+        <w:rPr>
+          <w:rStyle w:val="FunctionTok"/>
+        </w:rPr>
+        <w:t xml:space="preserve">round</w:t>
+      </w:r>
+      <w:r>
+        <w:rPr>
+          <w:rStyle w:val="NormalTok"/>
+        </w:rPr>
+        <w:t xml:space="preserve">(recap_df</w:t>
+      </w:r>
+      <w:r>
+        <w:rPr>
+          <w:rStyle w:val="SpecialCharTok"/>
+        </w:rPr>
+        <w:t xml:space="preserve">$</w:t>
+      </w:r>
+      <w:r>
+        <w:rPr>
+          <w:rStyle w:val="NormalTok"/>
+        </w:rPr>
+        <w:t xml:space="preserve">se_wt[recap_df</w:t>
+      </w:r>
+      <w:r>
+        <w:rPr>
+          <w:rStyle w:val="SpecialCharTok"/>
+        </w:rPr>
+        <w:t xml:space="preserve">$</w:t>
+      </w:r>
+      <w:r>
+        <w:rPr>
+          <w:rStyle w:val="NormalTok"/>
+        </w:rPr>
+        <w:t xml:space="preserve">side </w:t>
+      </w:r>
+      <w:r>
+        <w:rPr>
+          <w:rStyle w:val="SpecialCharTok"/>
+        </w:rPr>
+        <w:t xml:space="preserve">==</w:t>
+      </w:r>
+      <w:r>
+        <w:rPr>
+          <w:rStyle w:val="NormalTok"/>
+        </w:rPr>
+        <w:t xml:space="preserve"> </w:t>
+      </w:r>
+      <w:r>
+        <w:rPr>
+          <w:rStyle w:val="StringTok"/>
+        </w:rPr>
+        <w:t xml:space="preserve">"shady"</w:t>
+      </w:r>
+      <w:r>
+        <w:rPr>
+          <w:rStyle w:val="NormalTok"/>
+        </w:rPr>
+        <w:t xml:space="preserve">], </w:t>
+      </w:r>
+      <w:r>
+        <w:rPr>
+          <w:rStyle w:val="DecValTok"/>
+        </w:rPr>
+        <w:t xml:space="preserve">2</w:t>
+      </w:r>
+      <w:r>
+        <w:rPr>
+          <w:rStyle w:val="NormalTok"/>
+        </w:rPr>
+        <w:t xml:space="preserve">), </w:t>
+      </w:r>
+      <w:r>
+        <w:rPr>
+          <w:rStyle w:val="StringTok"/>
+        </w:rPr>
+        <w:t xml:space="preserve">"g,</w:t>
+      </w:r>
+      <w:r>
+        <w:rPr>
+          <w:rStyle w:val="SpecialCharTok"/>
+        </w:rPr>
+        <w:t xml:space="preserve">\n</w:t>
+      </w:r>
+      <w:r>
+        <w:rPr>
+          <w:rStyle w:val="StringTok"/>
+        </w:rPr>
+        <w:t xml:space="preserve">"</w:t>
+      </w:r>
+      <w:r>
+        <w:rPr>
+          <w:rStyle w:val="NormalTok"/>
+        </w:rPr>
+        <w:t xml:space="preserve">)</w:t>
+      </w:r>
+    </w:p>
+    <w:p>
+      <w:pPr>
+        <w:pStyle w:val="SourceCode"/>
+      </w:pPr>
+      <w:r>
+        <w:rPr>
+          <w:rStyle w:val="VerbatimChar"/>
+        </w:rPr>
+        <w:t xml:space="preserve">Mean ± SE: shady = 7.8 ± 0.33 g,</w:t>
+      </w:r>
+    </w:p>
+    <w:p>
+      <w:pPr>
+        <w:pStyle w:val="SourceCode"/>
+      </w:pPr>
+      <w:r>
+        <w:rPr>
+          <w:rStyle w:val="FunctionTok"/>
+        </w:rPr>
+        <w:t xml:space="preserve">cat</w:t>
+      </w:r>
+      <w:r>
+        <w:rPr>
+          <w:rStyle w:val="NormalTok"/>
+        </w:rPr>
+        <w:t xml:space="preserve">(</w:t>
+      </w:r>
+      <w:r>
+        <w:rPr>
+          <w:rStyle w:val="StringTok"/>
+        </w:rPr>
+        <w:t xml:space="preserve">"           sunny ="</w:t>
+      </w:r>
+      <w:r>
+        <w:rPr>
+          <w:rStyle w:val="NormalTok"/>
+        </w:rPr>
+        <w:t xml:space="preserve">,</w:t>
+      </w:r>
+      <w:r>
+        <w:br/>
+      </w:r>
+      <w:r>
+        <w:rPr>
+          <w:rStyle w:val="NormalTok"/>
+        </w:rPr>
+        <w:t xml:space="preserve">    </w:t>
+      </w:r>
+      <w:r>
+        <w:rPr>
+          <w:rStyle w:val="FunctionTok"/>
+        </w:rPr>
+        <w:t xml:space="preserve">round</w:t>
+      </w:r>
+      <w:r>
+        <w:rPr>
+          <w:rStyle w:val="NormalTok"/>
+        </w:rPr>
+        <w:t xml:space="preserve">(leaf_ttest_model</w:t>
+      </w:r>
+      <w:r>
+        <w:rPr>
+          <w:rStyle w:val="SpecialCharTok"/>
+        </w:rPr>
+        <w:t xml:space="preserve">$</w:t>
+      </w:r>
+      <w:r>
+        <w:rPr>
+          <w:rStyle w:val="NormalTok"/>
+        </w:rPr>
+        <w:t xml:space="preserve">estimate[</w:t>
+      </w:r>
+      <w:r>
+        <w:rPr>
+          <w:rStyle w:val="DecValTok"/>
+        </w:rPr>
+        <w:t xml:space="preserve">2</w:t>
+      </w:r>
+      <w:r>
+        <w:rPr>
+          <w:rStyle w:val="NormalTok"/>
+        </w:rPr>
+        <w:t xml:space="preserve">], </w:t>
+      </w:r>
+      <w:r>
+        <w:rPr>
+          <w:rStyle w:val="DecValTok"/>
+        </w:rPr>
+        <w:t xml:space="preserve">2</w:t>
+      </w:r>
+      <w:r>
+        <w:rPr>
+          <w:rStyle w:val="NormalTok"/>
+        </w:rPr>
+        <w:t xml:space="preserve">), </w:t>
+      </w:r>
+      <w:r>
+        <w:rPr>
+          <w:rStyle w:val="StringTok"/>
+        </w:rPr>
+        <w:t xml:space="preserve">"±"</w:t>
+      </w:r>
+      <w:r>
+        <w:rPr>
+          <w:rStyle w:val="NormalTok"/>
+        </w:rPr>
+        <w:t xml:space="preserve">,</w:t>
+      </w:r>
+      <w:r>
+        <w:br/>
+      </w:r>
+      <w:r>
+        <w:rPr>
+          <w:rStyle w:val="NormalTok"/>
+        </w:rPr>
+        <w:t xml:space="preserve">    </w:t>
+      </w:r>
+      <w:r>
+        <w:rPr>
+          <w:rStyle w:val="FunctionTok"/>
+        </w:rPr>
+        <w:t xml:space="preserve">round</w:t>
+      </w:r>
+      <w:r>
+        <w:rPr>
+          <w:rStyle w:val="NormalTok"/>
+        </w:rPr>
+        <w:t xml:space="preserve">(recap_df</w:t>
+      </w:r>
+      <w:r>
+        <w:rPr>
+          <w:rStyle w:val="SpecialCharTok"/>
+        </w:rPr>
+        <w:t xml:space="preserve">$</w:t>
+      </w:r>
+      <w:r>
+        <w:rPr>
+          <w:rStyle w:val="NormalTok"/>
+        </w:rPr>
+        <w:t xml:space="preserve">se_wt[recap_df</w:t>
+      </w:r>
+      <w:r>
+        <w:rPr>
+          <w:rStyle w:val="SpecialCharTok"/>
+        </w:rPr>
+        <w:t xml:space="preserve">$</w:t>
+      </w:r>
+      <w:r>
+        <w:rPr>
+          <w:rStyle w:val="NormalTok"/>
+        </w:rPr>
+        <w:t xml:space="preserve">side </w:t>
+      </w:r>
+      <w:r>
+        <w:rPr>
+          <w:rStyle w:val="SpecialCharTok"/>
+        </w:rPr>
+        <w:t xml:space="preserve">==</w:t>
+      </w:r>
+      <w:r>
+        <w:rPr>
+          <w:rStyle w:val="NormalTok"/>
+        </w:rPr>
+        <w:t xml:space="preserve"> </w:t>
+      </w:r>
+      <w:r>
+        <w:rPr>
+          <w:rStyle w:val="StringTok"/>
+        </w:rPr>
+        <w:t xml:space="preserve">"sunny"</w:t>
+      </w:r>
+      <w:r>
+        <w:rPr>
+          <w:rStyle w:val="NormalTok"/>
+        </w:rPr>
+        <w:t xml:space="preserve">], </w:t>
+      </w:r>
+      <w:r>
+        <w:rPr>
+          <w:rStyle w:val="DecValTok"/>
+        </w:rPr>
+        <w:t xml:space="preserve">2</w:t>
+      </w:r>
+      <w:r>
+        <w:rPr>
+          <w:rStyle w:val="NormalTok"/>
+        </w:rPr>
+        <w:t xml:space="preserve">), </w:t>
+      </w:r>
+      <w:r>
+        <w:rPr>
+          <w:rStyle w:val="StringTok"/>
+        </w:rPr>
+        <w:t xml:space="preserve">"g.</w:t>
+      </w:r>
+      <w:r>
+        <w:rPr>
+          <w:rStyle w:val="SpecialCharTok"/>
+        </w:rPr>
+        <w:t xml:space="preserve">\n</w:t>
+      </w:r>
+      <w:r>
+        <w:rPr>
+          <w:rStyle w:val="StringTok"/>
+        </w:rPr>
+        <w:t xml:space="preserve">"</w:t>
+      </w:r>
+      <w:r>
+        <w:rPr>
+          <w:rStyle w:val="NormalTok"/>
+        </w:rPr>
+        <w:t xml:space="preserve">)</w:t>
+      </w:r>
+    </w:p>
+    <w:p>
+      <w:pPr>
+        <w:pStyle w:val="SourceCode"/>
+      </w:pPr>
+      <w:r>
+        <w:rPr>
+          <w:rStyle w:val="VerbatimChar"/>
+        </w:rPr>
+        <w:t xml:space="preserve">           sunny = 3.8 ± 0.25 g.</w:t>
+      </w:r>
+    </w:p>
+    <w:p>
+      <w:pPr>
+        <w:pStyle w:val="FirstParagraph"/>
+      </w:pPr>
+      <w:r>
+        <w:rPr>
+          <w:b/>
+          <w:bCs/>
+        </w:rPr>
+        <w:t xml:space="preserve">Standard format:</w:t>
+      </w:r>
+    </w:p>
+    <w:p>
+      <w:pPr>
+        <w:pStyle w:val="BlockText"/>
+      </w:pPr>
+      <w:r>
+        <w:rPr>
+          <w:i/>
+          <w:iCs/>
+        </w:rPr>
+        <w:t xml:space="preserve">“[Finding] (Welch’s t-test: t(df) = X.XX, p = X.XXX; mean ± SE: group1 = X.X ± X.X units, group2 = X.X ± X.X units).”</w:t>
+      </w:r>
+    </w:p>
+    <w:p>
+      <w:pPr>
+        <w:pStyle w:val="FirstParagraph"/>
+      </w:pPr>
+      <w:r>
+        <w:rPr>
+          <w:b/>
+          <w:bCs/>
+        </w:rPr>
+        <w:t xml:space="preserve">Always include:</w:t>
       </w:r>
     </w:p>
     <w:p>
@@ -13273,11 +13326,11 @@
         <w:pStyle w:val="Compact"/>
         <w:numPr>
           <w:ilvl w:val="0"/>
-          <w:numId w:val="1021"/>
+          <w:numId w:val="1022"/>
         </w:numPr>
       </w:pPr>
       <w:r>
-        <w:t xml:space="preserve">t-statistic and df</w:t>
+        <w:t xml:space="preserve">Test type (Welch’s t-test)</w:t>
       </w:r>
     </w:p>
     <w:p>
@@ -13285,24 +13338,11 @@
         <w:pStyle w:val="Compact"/>
         <w:numPr>
           <w:ilvl w:val="0"/>
-          <w:numId w:val="1021"/>
+          <w:numId w:val="1022"/>
         </w:numPr>
       </w:pPr>
       <w:r>
-        <w:t xml:space="preserve">Exact</w:t>
-      </w:r>
-      <w:r>
-        <w:t xml:space="preserve"> </w:t>
-      </w:r>
-      <w:r>
-        <w:rPr>
-          <w:i/>
-          <w:iCs/>
-        </w:rPr>
-        <w:t xml:space="preserve">p</w:t>
-      </w:r>
-      <w:r>
-        <w:t xml:space="preserve">-value (or &lt; 0.001)</w:t>
+        <w:t xml:space="preserve">t-statistic and df</w:t>
       </w:r>
     </w:p>
     <w:p>
@@ -13310,11 +13350,24 @@
         <w:pStyle w:val="Compact"/>
         <w:numPr>
           <w:ilvl w:val="0"/>
-          <w:numId w:val="1021"/>
+          <w:numId w:val="1022"/>
         </w:numPr>
       </w:pPr>
       <w:r>
-        <w:t xml:space="preserve">Group means ± SE</w:t>
+        <w:t xml:space="preserve">Exact</w:t>
+      </w:r>
+      <w:r>
+        <w:t xml:space="preserve"> </w:t>
+      </w:r>
+      <w:r>
+        <w:rPr>
+          <w:i/>
+          <w:iCs/>
+        </w:rPr>
+        <w:t xml:space="preserve">p</w:t>
+      </w:r>
+      <w:r>
+        <w:t xml:space="preserve">-value (or &lt; 0.001)</w:t>
       </w:r>
     </w:p>
     <w:p>
@@ -13322,7 +13375,19 @@
         <w:pStyle w:val="Compact"/>
         <w:numPr>
           <w:ilvl w:val="0"/>
-          <w:numId w:val="1021"/>
+          <w:numId w:val="1022"/>
+        </w:numPr>
+      </w:pPr>
+      <w:r>
+        <w:t xml:space="preserve">Group means ± SE</w:t>
+      </w:r>
+    </w:p>
+    <w:p>
+      <w:pPr>
+        <w:pStyle w:val="Compact"/>
+        <w:numPr>
+          <w:ilvl w:val="0"/>
+          <w:numId w:val="1022"/>
         </w:numPr>
       </w:pPr>
       <w:r>
@@ -13870,139 +13935,11 @@
         <w:pStyle w:val="Compact"/>
         <w:numPr>
           <w:ilvl w:val="0"/>
-          <w:numId w:val="1022"/>
+          <w:numId w:val="1023"/>
         </w:numPr>
       </w:pPr>
       <w:r>
         <w:t xml:space="preserve">Why we need a hypothesis test — means alone are not enough</w:t>
-      </w:r>
-    </w:p>
-    <w:p>
-      <w:pPr>
-        <w:pStyle w:val="Compact"/>
-        <w:numPr>
-          <w:ilvl w:val="0"/>
-          <w:numId w:val="1022"/>
-        </w:numPr>
-      </w:pPr>
-      <w:r>
-        <w:rPr>
-          <w:b/>
-          <w:bCs/>
-        </w:rPr>
-        <w:t xml:space="preserve">Welch’s t-test</w:t>
-      </w:r>
-      <w:r>
-        <w:t xml:space="preserve"> </w:t>
-      </w:r>
-      <w:r>
-        <w:t xml:space="preserve">— use</w:t>
-      </w:r>
-      <w:r>
-        <w:t xml:space="preserve"> </w:t>
-      </w:r>
-      <w:r>
-        <w:rPr>
-          <w:rStyle w:val="VerbatimChar"/>
-        </w:rPr>
-        <w:t xml:space="preserve">var.equal = FALSE</w:t>
-      </w:r>
-      <w:r>
-        <w:t xml:space="preserve"> </w:t>
-      </w:r>
-      <w:r>
-        <w:t xml:space="preserve">as the safe default</w:t>
-      </w:r>
-    </w:p>
-    <w:p>
-      <w:pPr>
-        <w:pStyle w:val="Compact"/>
-        <w:numPr>
-          <w:ilvl w:val="0"/>
-          <w:numId w:val="1022"/>
-        </w:numPr>
-      </w:pPr>
-      <w:r>
-        <w:rPr>
-          <w:b/>
-          <w:bCs/>
-        </w:rPr>
-        <w:t xml:space="preserve">Two-tailed</w:t>
-      </w:r>
-      <w:r>
-        <w:t xml:space="preserve"> </w:t>
-      </w:r>
-      <w:r>
-        <w:t xml:space="preserve">test — detects differences in either direction</w:t>
-      </w:r>
-    </w:p>
-    <w:p>
-      <w:pPr>
-        <w:pStyle w:val="Compact"/>
-        <w:numPr>
-          <w:ilvl w:val="0"/>
-          <w:numId w:val="1022"/>
-        </w:numPr>
-      </w:pPr>
-      <w:r>
-        <w:rPr>
-          <w:b/>
-          <w:bCs/>
-        </w:rPr>
-        <w:t xml:space="preserve">Five-step framework</w:t>
-      </w:r>
-      <w:r>
-        <w:t xml:space="preserve"> </w:t>
-      </w:r>
-      <w:r>
-        <w:t xml:space="preserve">— hypotheses → normality → variance → test → report</w:t>
-      </w:r>
-    </w:p>
-    <w:p>
-      <w:pPr>
-        <w:pStyle w:val="Compact"/>
-        <w:numPr>
-          <w:ilvl w:val="0"/>
-          <w:numId w:val="1022"/>
-        </w:numPr>
-      </w:pPr>
-      <w:r>
-        <w:rPr>
-          <w:b/>
-          <w:bCs/>
-        </w:rPr>
-        <w:t xml:space="preserve">Reading output</w:t>
-      </w:r>
-      <w:r>
-        <w:t xml:space="preserve"> </w:t>
-      </w:r>
-      <w:r>
-        <w:t xml:space="preserve">— t, df,</w:t>
-      </w:r>
-      <w:r>
-        <w:t xml:space="preserve"> </w:t>
-      </w:r>
-      <w:r>
-        <w:rPr>
-          <w:i/>
-          <w:iCs/>
-        </w:rPr>
-        <w:t xml:space="preserve">p</w:t>
-      </w:r>
-      <w:r>
-        <w:t xml:space="preserve">, CI, group means</w:t>
-      </w:r>
-    </w:p>
-    <w:p>
-      <w:pPr>
-        <w:pStyle w:val="FirstParagraph"/>
-      </w:pPr>
-      <w:r>
-        <w:rPr>
-          <w:b/>
-          <w:bCs/>
-        </w:rPr>
-        <w:t xml:space="preserve">R skills:</w:t>
       </w:r>
     </w:p>
     <w:p>
@@ -14015,30 +13952,31 @@
       </w:pPr>
       <w:r>
         <w:rPr>
+          <w:b/>
+          <w:bCs/>
+        </w:rPr>
+        <w:t xml:space="preserve">Welch’s t-test</w:t>
+      </w:r>
+      <w:r>
+        <w:t xml:space="preserve"> </w:t>
+      </w:r>
+      <w:r>
+        <w:t xml:space="preserve">— use</w:t>
+      </w:r>
+      <w:r>
+        <w:t xml:space="preserve"> </w:t>
+      </w:r>
+      <w:r>
+        <w:rPr>
           <w:rStyle w:val="VerbatimChar"/>
         </w:rPr>
-        <w:t xml:space="preserve">library(car)</w:t>
-      </w:r>
-      <w:r>
-        <w:t xml:space="preserve"> </w:t>
-      </w:r>
-      <w:r>
-        <w:t xml:space="preserve">+</w:t>
-      </w:r>
-      <w:r>
-        <w:t xml:space="preserve"> </w:t>
-      </w:r>
-      <w:r>
-        <w:rPr>
-          <w:rStyle w:val="VerbatimChar"/>
-        </w:rPr>
-        <w:t xml:space="preserve">leveneTest(y ~ group, data)</w:t>
-      </w:r>
-      <w:r>
-        <w:t xml:space="preserve"> </w:t>
-      </w:r>
-      <w:r>
-        <w:t xml:space="preserve">— variance check</w:t>
+        <w:t xml:space="preserve">var.equal = FALSE</w:t>
+      </w:r>
+      <w:r>
+        <w:t xml:space="preserve"> </w:t>
+      </w:r>
+      <w:r>
+        <w:t xml:space="preserve">as the safe default</w:t>
       </w:r>
     </w:p>
     <w:p>
@@ -14051,15 +13989,16 @@
       </w:pPr>
       <w:r>
         <w:rPr>
-          <w:rStyle w:val="VerbatimChar"/>
-        </w:rPr>
-        <w:t xml:space="preserve">filter() %&gt;% pull() %&gt;% shapiro.test()</w:t>
-      </w:r>
-      <w:r>
-        <w:t xml:space="preserve"> </w:t>
-      </w:r>
-      <w:r>
-        <w:t xml:space="preserve">— normality per group</w:t>
+          <w:b/>
+          <w:bCs/>
+        </w:rPr>
+        <w:t xml:space="preserve">Two-tailed</w:t>
+      </w:r>
+      <w:r>
+        <w:t xml:space="preserve"> </w:t>
+      </w:r>
+      <w:r>
+        <w:t xml:space="preserve">test — detects differences in either direction</w:t>
       </w:r>
     </w:p>
     <w:p>
@@ -14072,9 +14011,16 @@
       </w:pPr>
       <w:r>
         <w:rPr>
-          <w:rStyle w:val="VerbatimChar"/>
-        </w:rPr>
-        <w:t xml:space="preserve">t.test(y ~ group, data, var.equal = FALSE, alternative = "two.sided")</w:t>
+          <w:b/>
+          <w:bCs/>
+        </w:rPr>
+        <w:t xml:space="preserve">Five-step framework</w:t>
+      </w:r>
+      <w:r>
+        <w:t xml:space="preserve"> </w:t>
+      </w:r>
+      <w:r>
+        <w:t xml:space="preserve">— hypotheses → normality → variance → test → report</w:t>
       </w:r>
     </w:p>
     <w:p>
@@ -14087,72 +14033,41 @@
       </w:pPr>
       <w:r>
         <w:rPr>
-          <w:rStyle w:val="VerbatimChar"/>
-        </w:rPr>
-        <w:t xml:space="preserve">model$statistic</w:t>
-      </w:r>
-      <w:r>
-        <w:t xml:space="preserve">,</w:t>
-      </w:r>
-      <w:r>
-        <w:t xml:space="preserve"> </w:t>
-      </w:r>
-      <w:r>
-        <w:rPr>
-          <w:rStyle w:val="VerbatimChar"/>
-        </w:rPr>
-        <w:t xml:space="preserve">model$p.value</w:t>
-      </w:r>
-      <w:r>
-        <w:t xml:space="preserve">,</w:t>
-      </w:r>
-      <w:r>
-        <w:t xml:space="preserve"> </w:t>
-      </w:r>
-      <w:r>
-        <w:rPr>
-          <w:rStyle w:val="VerbatimChar"/>
-        </w:rPr>
-        <w:t xml:space="preserve">model$conf.int</w:t>
-      </w:r>
-      <w:r>
-        <w:t xml:space="preserve"> </w:t>
-      </w:r>
-      <w:r>
-        <w:t xml:space="preserve">— extract results</w:t>
-      </w:r>
-    </w:p>
-    <w:p>
-      <w:pPr>
-        <w:pStyle w:val="Compact"/>
-        <w:numPr>
-          <w:ilvl w:val="0"/>
-          <w:numId w:val="1023"/>
-        </w:numPr>
-      </w:pPr>
-      <w:r>
-        <w:rPr>
-          <w:rStyle w:val="VerbatimChar"/>
-        </w:rPr>
-        <w:t xml:space="preserve">paste0(...)</w:t>
-      </w:r>
-      <w:r>
-        <w:t xml:space="preserve"> </w:t>
-      </w:r>
-      <w:r>
-        <w:t xml:space="preserve">in subtitle — embed test statistics in figures</w:t>
-      </w:r>
-    </w:p>
-    <w:p>
-      <w:pPr>
-        <w:pStyle w:val="FirstParagraph"/>
-      </w:pPr>
-      <w:r>
-        <w:rPr>
           <w:b/>
           <w:bCs/>
         </w:rPr>
-        <w:t xml:space="preserve">References:</w:t>
+        <w:t xml:space="preserve">Reading output</w:t>
+      </w:r>
+      <w:r>
+        <w:t xml:space="preserve"> </w:t>
+      </w:r>
+      <w:r>
+        <w:t xml:space="preserve">— t, df,</w:t>
+      </w:r>
+      <w:r>
+        <w:t xml:space="preserve"> </w:t>
+      </w:r>
+      <w:r>
+        <w:rPr>
+          <w:i/>
+          <w:iCs/>
+        </w:rPr>
+        <w:t xml:space="preserve">p</w:t>
+      </w:r>
+      <w:r>
+        <w:t xml:space="preserve">, CI, group means</w:t>
+      </w:r>
+    </w:p>
+    <w:p>
+      <w:pPr>
+        <w:pStyle w:val="FirstParagraph"/>
+      </w:pPr>
+      <w:r>
+        <w:rPr>
+          <w:b/>
+          <w:bCs/>
+        </w:rPr>
+        <w:t xml:space="preserve">R skills:</w:t>
       </w:r>
     </w:p>
     <w:p>
@@ -14161,6 +14076,156 @@
         <w:numPr>
           <w:ilvl w:val="0"/>
           <w:numId w:val="1024"/>
+        </w:numPr>
+      </w:pPr>
+      <w:r>
+        <w:rPr>
+          <w:rStyle w:val="VerbatimChar"/>
+        </w:rPr>
+        <w:t xml:space="preserve">library(car)</w:t>
+      </w:r>
+      <w:r>
+        <w:t xml:space="preserve"> </w:t>
+      </w:r>
+      <w:r>
+        <w:t xml:space="preserve">+</w:t>
+      </w:r>
+      <w:r>
+        <w:t xml:space="preserve"> </w:t>
+      </w:r>
+      <w:r>
+        <w:rPr>
+          <w:rStyle w:val="VerbatimChar"/>
+        </w:rPr>
+        <w:t xml:space="preserve">leveneTest(y ~ group, data)</w:t>
+      </w:r>
+      <w:r>
+        <w:t xml:space="preserve"> </w:t>
+      </w:r>
+      <w:r>
+        <w:t xml:space="preserve">— variance check</w:t>
+      </w:r>
+    </w:p>
+    <w:p>
+      <w:pPr>
+        <w:pStyle w:val="Compact"/>
+        <w:numPr>
+          <w:ilvl w:val="0"/>
+          <w:numId w:val="1024"/>
+        </w:numPr>
+      </w:pPr>
+      <w:r>
+        <w:rPr>
+          <w:rStyle w:val="VerbatimChar"/>
+        </w:rPr>
+        <w:t xml:space="preserve">filter() %&gt;% pull() %&gt;% shapiro.test()</w:t>
+      </w:r>
+      <w:r>
+        <w:t xml:space="preserve"> </w:t>
+      </w:r>
+      <w:r>
+        <w:t xml:space="preserve">— normality per group</w:t>
+      </w:r>
+    </w:p>
+    <w:p>
+      <w:pPr>
+        <w:pStyle w:val="Compact"/>
+        <w:numPr>
+          <w:ilvl w:val="0"/>
+          <w:numId w:val="1024"/>
+        </w:numPr>
+      </w:pPr>
+      <w:r>
+        <w:rPr>
+          <w:rStyle w:val="VerbatimChar"/>
+        </w:rPr>
+        <w:t xml:space="preserve">t.test(y ~ group, data, var.equal = FALSE, alternative = "two.sided")</w:t>
+      </w:r>
+    </w:p>
+    <w:p>
+      <w:pPr>
+        <w:pStyle w:val="Compact"/>
+        <w:numPr>
+          <w:ilvl w:val="0"/>
+          <w:numId w:val="1024"/>
+        </w:numPr>
+      </w:pPr>
+      <w:r>
+        <w:rPr>
+          <w:rStyle w:val="VerbatimChar"/>
+        </w:rPr>
+        <w:t xml:space="preserve">model$statistic</w:t>
+      </w:r>
+      <w:r>
+        <w:t xml:space="preserve">,</w:t>
+      </w:r>
+      <w:r>
+        <w:t xml:space="preserve"> </w:t>
+      </w:r>
+      <w:r>
+        <w:rPr>
+          <w:rStyle w:val="VerbatimChar"/>
+        </w:rPr>
+        <w:t xml:space="preserve">model$p.value</w:t>
+      </w:r>
+      <w:r>
+        <w:t xml:space="preserve">,</w:t>
+      </w:r>
+      <w:r>
+        <w:t xml:space="preserve"> </w:t>
+      </w:r>
+      <w:r>
+        <w:rPr>
+          <w:rStyle w:val="VerbatimChar"/>
+        </w:rPr>
+        <w:t xml:space="preserve">model$conf.int</w:t>
+      </w:r>
+      <w:r>
+        <w:t xml:space="preserve"> </w:t>
+      </w:r>
+      <w:r>
+        <w:t xml:space="preserve">— extract results</w:t>
+      </w:r>
+    </w:p>
+    <w:p>
+      <w:pPr>
+        <w:pStyle w:val="Compact"/>
+        <w:numPr>
+          <w:ilvl w:val="0"/>
+          <w:numId w:val="1024"/>
+        </w:numPr>
+      </w:pPr>
+      <w:r>
+        <w:rPr>
+          <w:rStyle w:val="VerbatimChar"/>
+        </w:rPr>
+        <w:t xml:space="preserve">paste0(...)</w:t>
+      </w:r>
+      <w:r>
+        <w:t xml:space="preserve"> </w:t>
+      </w:r>
+      <w:r>
+        <w:t xml:space="preserve">in subtitle — embed test statistics in figures</w:t>
+      </w:r>
+    </w:p>
+    <w:p>
+      <w:pPr>
+        <w:pStyle w:val="FirstParagraph"/>
+      </w:pPr>
+      <w:r>
+        <w:rPr>
+          <w:b/>
+          <w:bCs/>
+        </w:rPr>
+        <w:t xml:space="preserve">References:</w:t>
+      </w:r>
+    </w:p>
+    <w:p>
+      <w:pPr>
+        <w:pStyle w:val="Compact"/>
+        <w:numPr>
+          <w:ilvl w:val="0"/>
+          <w:numId w:val="1025"/>
         </w:numPr>
       </w:pPr>
       <w:r>
@@ -14189,7 +14254,7 @@
         <w:pStyle w:val="Compact"/>
         <w:numPr>
           <w:ilvl w:val="0"/>
-          <w:numId w:val="1024"/>
+          <w:numId w:val="1025"/>
         </w:numPr>
       </w:pPr>
       <w:r>
@@ -14218,7 +14283,7 @@
         <w:pStyle w:val="Compact"/>
         <w:numPr>
           <w:ilvl w:val="0"/>
-          <w:numId w:val="1024"/>
+          <w:numId w:val="1025"/>
         </w:numPr>
       </w:pPr>
       <w:r>
@@ -14253,7 +14318,7 @@
         <w:pStyle w:val="Compact"/>
         <w:numPr>
           <w:ilvl w:val="0"/>
-          <w:numId w:val="1025"/>
+          <w:numId w:val="1026"/>
         </w:numPr>
       </w:pPr>
       <w:r>
@@ -14265,7 +14330,7 @@
         <w:pStyle w:val="Compact"/>
         <w:numPr>
           <w:ilvl w:val="0"/>
-          <w:numId w:val="1025"/>
+          <w:numId w:val="1026"/>
         </w:numPr>
       </w:pPr>
       <w:r>
@@ -14286,7 +14351,7 @@
         <w:pStyle w:val="Compact"/>
         <w:numPr>
           <w:ilvl w:val="0"/>
-          <w:numId w:val="1025"/>
+          <w:numId w:val="1026"/>
         </w:numPr>
       </w:pPr>
       <w:r>
@@ -14630,6 +14695,9 @@
     <w:abstractNumId w:val="991"/>
   </w:num>
   <w:num w:numId="1012">
+    <w:abstractNumId w:val="991"/>
+  </w:num>
+  <w:num w:numId="1013">
     <w:abstractNumId w:val="99411"/>
     <w:lvlOverride w:ilvl="0">
       <w:startOverride w:val="1"/>
@@ -14658,9 +14726,6 @@
     <w:lvlOverride w:ilvl="8">
       <w:startOverride w:val="1"/>
     </w:lvlOverride>
-  </w:num>
-  <w:num w:numId="1013">
-    <w:abstractNumId w:val="991"/>
   </w:num>
   <w:num w:numId="1014">
     <w:abstractNumId w:val="991"/>
@@ -14696,6 +14761,9 @@
     <w:abstractNumId w:val="991"/>
   </w:num>
   <w:num w:numId="1025">
+    <w:abstractNumId w:val="991"/>
+  </w:num>
+  <w:num w:numId="1026">
     <w:abstractNumId w:val="991"/>
   </w:num>
 </w:numbering>
